--- a/docx_template/quotation_template.docx
+++ b/docx_template/quotation_template.docx
@@ -1,29 +1,19 @@
 
 <file path=word/document.xml><?xml version="1.0" encoding="utf-8"?>
-<w:document xmlns:o="urn:schemas-microsoft-com:office:office" xmlns:r="http://schemas.openxmlformats.org/officeDocument/2006/relationships" xmlns:v="urn:schemas-microsoft-com:vml" xmlns:w="http://schemas.openxmlformats.org/wordprocessingml/2006/main" xmlns:w10="urn:schemas-microsoft-com:office:word" xmlns:wp="http://schemas.openxmlformats.org/drawingml/2006/wordprocessingDrawing" xmlns:pic="http://schemas.openxmlformats.org/drawingml/2006/picture" xmlns:wps="http://schemas.microsoft.com/office/word/2010/wordprocessingShape" xmlns:wpg="http://schemas.microsoft.com/office/word/2010/wordprocessingGroup" xmlns:mc="http://schemas.openxmlformats.org/markup-compatibility/2006" xmlns:wp14="http://schemas.microsoft.com/office/word/2010/wordprocessingDrawing" xmlns:w14="http://schemas.microsoft.com/office/word/2010/wordml" xmlns:w15="http://schemas.microsoft.com/office/word/2012/wordml" mc:Ignorable="w14 wp14 w15">
+<w:document xmlns:wpc="http://schemas.microsoft.com/office/word/2010/wordprocessingCanvas" xmlns:cx="http://schemas.microsoft.com/office/drawing/2014/chartex" xmlns:mc="http://schemas.openxmlformats.org/markup-compatibility/2006" xmlns:o="urn:schemas-microsoft-com:office:office" xmlns:r="http://schemas.openxmlformats.org/officeDocument/2006/relationships" xmlns:m="http://schemas.openxmlformats.org/officeDocument/2006/math" xmlns:v="urn:schemas-microsoft-com:vml" xmlns:wp14="http://schemas.microsoft.com/office/word/2010/wordprocessingDrawing" xmlns:wp="http://schemas.openxmlformats.org/drawingml/2006/wordprocessingDrawing" xmlns:w10="urn:schemas-microsoft-com:office:word" xmlns:w="http://schemas.openxmlformats.org/wordprocessingml/2006/main" xmlns:w14="http://schemas.microsoft.com/office/word/2010/wordml" xmlns:w15="http://schemas.microsoft.com/office/word/2012/wordml" xmlns:w16se="http://schemas.microsoft.com/office/word/2015/wordml/symex" xmlns:wpg="http://schemas.microsoft.com/office/word/2010/wordprocessingGroup" xmlns:wpi="http://schemas.microsoft.com/office/word/2010/wordprocessingInk" xmlns:wne="http://schemas.microsoft.com/office/word/2006/wordml" xmlns:wps="http://schemas.microsoft.com/office/word/2010/wordprocessingShape" mc:Ignorable="w14 w15 w16se wp14">
   <w:body>
-    <w:p>
-      <w:pPr>
-        <w:pStyle w:val="Normal"/>
-        <w:rPr/>
-      </w:pPr>
-      <w:r>
-        <w:rPr/>
-      </w:r>
-    </w:p>
+    <w:p/>
     <w:tbl>
       <w:tblPr>
         <w:tblW w:w="10206" w:type="dxa"/>
-        <w:jc w:val="start"/>
-        <w:tblInd w:w="0" w:type="dxa"/>
         <w:tblLayout w:type="fixed"/>
         <w:tblCellMar>
           <w:top w:w="68" w:type="dxa"/>
-          <w:start w:w="0" w:type="dxa"/>
+          <w:left w:w="0" w:type="dxa"/>
           <w:bottom w:w="68" w:type="dxa"/>
-          <w:end w:w="0" w:type="dxa"/>
+          <w:right w:w="0" w:type="dxa"/>
         </w:tblCellMar>
-        <w:tblLook w:val="04a0" w:firstRow="1" w:noVBand="1" w:lastRow="0" w:firstColumn="1" w:lastColumn="0" w:noHBand="0"/>
+        <w:tblLook w:val="04A0" w:firstRow="1" w:lastRow="0" w:firstColumn="1" w:lastColumn="0" w:noHBand="0" w:noVBand="1"/>
       </w:tblPr>
       <w:tblGrid>
         <w:gridCol w:w="6700"/>
@@ -36,34 +26,23 @@
         <w:tc>
           <w:tcPr>
             <w:tcW w:w="6700" w:type="dxa"/>
-            <w:tcBorders/>
-            <w:vAlign w:val="center"/>
-          </w:tcPr>
-          <w:p>
-            <w:pPr>
-              <w:pStyle w:val="Normal"/>
-              <w:rPr/>
-            </w:pPr>
-            <w:r>
-              <w:rPr/>
-            </w:r>
-          </w:p>
+            <w:vAlign w:val="center"/>
+          </w:tcPr>
+          <w:p/>
         </w:tc>
         <w:tc>
           <w:tcPr>
             <w:tcW w:w="3506" w:type="dxa"/>
-            <w:tcBorders/>
-            <w:vAlign w:val="center"/>
-          </w:tcPr>
-          <w:p>
-            <w:pPr>
-              <w:pStyle w:val="Normal"/>
-              <w:jc w:val="end"/>
-              <w:rPr/>
-            </w:pPr>
-            <w:r/>
-            <w:r>
-              <w:rPr/>
+            <w:vAlign w:val="center"/>
+          </w:tcPr>
+          <w:p>
+            <w:pPr>
+              <w:jc w:val="right"/>
+            </w:pPr>
+            <w:r>
+              <w:rPr>
+                <w:noProof/>
+              </w:rPr>
               <mc:AlternateContent>
                 <mc:Choice Requires="wps">
                   <w:drawing>
@@ -71,6 +50,7 @@
                       <wp:extent cx="1995170" cy="460375"/>
                       <wp:effectExtent l="0" t="0" r="5715" b="0"/>
                       <wp:docPr id="1" name="Quotation title"/>
+                      <wp:cNvGraphicFramePr/>
                       <a:graphic xmlns:a="http://schemas.openxmlformats.org/drawingml/2006/main">
                         <a:graphicData uri="http://schemas.microsoft.com/office/word/2010/wordprocessingShape">
                           <wps:wsp>
@@ -93,9 +73,15 @@
                               </a:ln>
                             </wps:spPr>
                             <wps:style>
-                              <a:lnRef idx="0"/>
-                              <a:fillRef idx="0"/>
-                              <a:effectRef idx="0"/>
+                              <a:lnRef idx="0">
+                                <a:scrgbClr r="0" g="0" b="0"/>
+                              </a:lnRef>
+                              <a:fillRef idx="0">
+                                <a:scrgbClr r="0" g="0" b="0"/>
+                              </a:fillRef>
+                              <a:effectRef idx="0">
+                                <a:scrgbClr r="0" g="0" b="0"/>
+                              </a:effectRef>
                               <a:fontRef idx="minor"/>
                             </wps:style>
                             <wps:txbx>
@@ -123,7 +109,7 @@
                                 <w:p>
                                   <w:pPr>
                                     <w:pStyle w:val="FrameContents"/>
-                                    <w:spacing w:before="50" w:after="0"/>
+                                    <w:spacing w:before="50"/>
                                     <w:jc w:val="center"/>
                                     <w:rPr>
                                       <w:sz w:val="14"/>
@@ -152,7 +138,7 @@
                     </wp:inline>
                   </w:drawing>
                 </mc:Choice>
-                <mc:Fallback>
+                <mc:Fallback xmlns:pic="http://schemas.openxmlformats.org/drawingml/2006/picture">
                   <w:pict>
                     <v:roundrect id="shape_0" fillcolor="#f9a30e" stroked="f" o:allowincell="t" style="width:157.05pt;height:36.2pt;mso-wrap-style:square;v-text-anchor:middle" wp14:anchorId="12AEFD8F">
                       <v:fill o:detectmouseclick="t" type="solid" color2="#065cf1"/>
@@ -213,14 +199,13 @@
     </w:tbl>
     <w:p>
       <w:pPr>
-        <w:pStyle w:val="Normal"/>
-        <w:keepNext w:val="true"/>
+        <w:keepNext/>
         <w:spacing w:before="260" w:after="110"/>
-        <w:rPr/>
       </w:pPr>
-      <w:r/>
       <w:r>
-        <w:rPr/>
+        <w:rPr>
+          <w:noProof/>
+        </w:rPr>
         <mc:AlternateContent>
           <mc:Choice Requires="wps">
             <w:drawing>
@@ -228,6 +213,7 @@
                 <wp:extent cx="6470015" cy="309880"/>
                 <wp:effectExtent l="0" t="0" r="0" b="0"/>
                 <wp:docPr id="2" name="Section 01"/>
+                <wp:cNvGraphicFramePr/>
                 <a:graphic xmlns:a="http://schemas.openxmlformats.org/drawingml/2006/main">
                   <a:graphicData uri="http://schemas.microsoft.com/office/word/2010/wordprocessingShape">
                     <wps:wsp>
@@ -250,9 +236,15 @@
                         </a:ln>
                       </wps:spPr>
                       <wps:style>
-                        <a:lnRef idx="0"/>
-                        <a:fillRef idx="0"/>
-                        <a:effectRef idx="0"/>
+                        <a:lnRef idx="0">
+                          <a:scrgbClr r="0" g="0" b="0"/>
+                        </a:lnRef>
+                        <a:fillRef idx="0">
+                          <a:scrgbClr r="0" g="0" b="0"/>
+                        </a:fillRef>
+                        <a:effectRef idx="0">
+                          <a:scrgbClr r="0" g="0" b="0"/>
+                        </a:effectRef>
                         <a:fontRef idx="minor"/>
                       </wps:style>
                       <wps:txbx>
@@ -260,7 +252,6 @@
                           <w:p>
                             <w:pPr>
                               <w:pStyle w:val="FrameContents"/>
-                              <w:rPr/>
                             </w:pPr>
                             <w:r>
                               <w:rPr>
@@ -295,7 +286,7 @@
               </wp:inline>
             </w:drawing>
           </mc:Choice>
-          <mc:Fallback>
+          <mc:Fallback xmlns:pic="http://schemas.openxmlformats.org/drawingml/2006/picture">
             <w:pict>
               <v:roundrect id="shape_0" fillcolor="#0b2644" stroked="f" o:allowincell="t" style="width:509.4pt;height:24.35pt;mso-wrap-style:square;v-text-anchor:middle">
                 <v:fill o:detectmouseclick="t" type="solid" color2="#f4d9bb"/>
@@ -340,16 +331,14 @@
     <w:tbl>
       <w:tblPr>
         <w:tblW w:w="10206" w:type="dxa"/>
-        <w:jc w:val="start"/>
-        <w:tblInd w:w="0" w:type="dxa"/>
         <w:tblLayout w:type="fixed"/>
         <w:tblCellMar>
           <w:top w:w="68" w:type="dxa"/>
-          <w:start w:w="130" w:type="dxa"/>
+          <w:left w:w="130" w:type="dxa"/>
           <w:bottom w:w="68" w:type="dxa"/>
-          <w:end w:w="130" w:type="dxa"/>
+          <w:right w:w="130" w:type="dxa"/>
         </w:tblCellMar>
-        <w:tblLook w:val="04a0" w:firstRow="1" w:noVBand="1" w:lastRow="0" w:firstColumn="1" w:lastColumn="0" w:noHBand="0"/>
+        <w:tblLook w:val="04A0" w:firstRow="1" w:lastRow="0" w:firstColumn="1" w:lastColumn="0" w:noHBand="0" w:noVBand="1"/>
       </w:tblPr>
       <w:tblGrid>
         <w:gridCol w:w="2600"/>
@@ -368,10 +357,6 @@
             <w:vAlign w:val="center"/>
           </w:tcPr>
           <w:p>
-            <w:pPr>
-              <w:pStyle w:val="Normal"/>
-              <w:rPr/>
-            </w:pPr>
             <w:r>
               <w:rPr>
                 <w:rFonts w:cs="Calibri"/>
@@ -392,10 +377,6 @@
             <w:vAlign w:val="center"/>
           </w:tcPr>
           <w:p>
-            <w:pPr>
-              <w:pStyle w:val="Normal"/>
-              <w:rPr/>
-            </w:pPr>
             <w:r>
               <w:rPr>
                 <w:rFonts w:cs="Calibri"/>
@@ -418,10 +399,6 @@
             <w:vAlign w:val="center"/>
           </w:tcPr>
           <w:p>
-            <w:pPr>
-              <w:pStyle w:val="Normal"/>
-              <w:rPr/>
-            </w:pPr>
             <w:r>
               <w:rPr>
                 <w:rFonts w:cs="Calibri"/>
@@ -442,10 +419,6 @@
             <w:vAlign w:val="center"/>
           </w:tcPr>
           <w:p>
-            <w:pPr>
-              <w:pStyle w:val="Normal"/>
-              <w:rPr/>
-            </w:pPr>
             <w:r>
               <w:rPr>
                 <w:rFonts w:cs="Calibri"/>
@@ -458,14 +431,13 @@
     </w:tbl>
     <w:p>
       <w:pPr>
-        <w:pStyle w:val="Normal"/>
-        <w:keepNext w:val="true"/>
+        <w:keepNext/>
         <w:spacing w:before="260" w:after="110"/>
-        <w:rPr/>
       </w:pPr>
-      <w:r/>
       <w:r>
-        <w:rPr/>
+        <w:rPr>
+          <w:noProof/>
+        </w:rPr>
         <mc:AlternateContent>
           <mc:Choice Requires="wps">
             <w:drawing>
@@ -473,6 +445,7 @@
                 <wp:extent cx="6470015" cy="309880"/>
                 <wp:effectExtent l="0" t="0" r="0" b="0"/>
                 <wp:docPr id="3" name="Section 02"/>
+                <wp:cNvGraphicFramePr/>
                 <a:graphic xmlns:a="http://schemas.openxmlformats.org/drawingml/2006/main">
                   <a:graphicData uri="http://schemas.microsoft.com/office/word/2010/wordprocessingShape">
                     <wps:wsp>
@@ -495,9 +468,15 @@
                         </a:ln>
                       </wps:spPr>
                       <wps:style>
-                        <a:lnRef idx="0"/>
-                        <a:fillRef idx="0"/>
-                        <a:effectRef idx="0"/>
+                        <a:lnRef idx="0">
+                          <a:scrgbClr r="0" g="0" b="0"/>
+                        </a:lnRef>
+                        <a:fillRef idx="0">
+                          <a:scrgbClr r="0" g="0" b="0"/>
+                        </a:fillRef>
+                        <a:effectRef idx="0">
+                          <a:scrgbClr r="0" g="0" b="0"/>
+                        </a:effectRef>
                         <a:fontRef idx="minor"/>
                       </wps:style>
                       <wps:txbx>
@@ -505,7 +484,6 @@
                           <w:p>
                             <w:pPr>
                               <w:pStyle w:val="FrameContents"/>
-                              <w:rPr/>
                             </w:pPr>
                             <w:r>
                               <w:rPr>
@@ -540,7 +518,7 @@
               </wp:inline>
             </w:drawing>
           </mc:Choice>
-          <mc:Fallback>
+          <mc:Fallback xmlns:pic="http://schemas.openxmlformats.org/drawingml/2006/picture">
             <w:pict>
               <v:roundrect id="shape_0" fillcolor="#0b2644" stroked="f" o:allowincell="t" style="width:509.4pt;height:24.35pt;mso-wrap-style:square;v-text-anchor:middle">
                 <v:fill o:detectmouseclick="t" type="solid" color2="#f4d9bb"/>
@@ -584,14 +562,13 @@
     </w:p>
     <w:p>
       <w:pPr>
-        <w:pStyle w:val="Normal"/>
-        <w:keepNext w:val="true"/>
+        <w:keepNext/>
         <w:spacing w:before="260" w:after="110"/>
-        <w:rPr/>
       </w:pPr>
-      <w:r/>
       <w:r>
-        <w:rPr/>
+        <w:rPr>
+          <w:noProof/>
+        </w:rPr>
         <mc:AlternateContent>
           <mc:Choice Requires="wps">
             <w:drawing>
@@ -599,6 +576,7 @@
                 <wp:extent cx="6470015" cy="619760"/>
                 <wp:effectExtent l="0" t="0" r="0" b="0"/>
                 <wp:docPr id="4" name="Project capacity"/>
+                <wp:cNvGraphicFramePr/>
                 <a:graphic xmlns:a="http://schemas.openxmlformats.org/drawingml/2006/main">
                   <a:graphicData uri="http://schemas.microsoft.com/office/word/2010/wordprocessingShape">
                     <wps:wsp>
@@ -624,9 +602,15 @@
                         </a:ln>
                       </wps:spPr>
                       <wps:style>
-                        <a:lnRef idx="0"/>
-                        <a:fillRef idx="0"/>
-                        <a:effectRef idx="0"/>
+                        <a:lnRef idx="0">
+                          <a:scrgbClr r="0" g="0" b="0"/>
+                        </a:lnRef>
+                        <a:fillRef idx="0">
+                          <a:scrgbClr r="0" g="0" b="0"/>
+                        </a:fillRef>
+                        <a:effectRef idx="0">
+                          <a:scrgbClr r="0" g="0" b="0"/>
+                        </a:effectRef>
                         <a:fontRef idx="minor"/>
                       </wps:style>
                       <wps:txbx>
@@ -634,7 +618,6 @@
                           <w:p>
                             <w:pPr>
                               <w:pStyle w:val="FrameContents"/>
-                              <w:rPr/>
                             </w:pPr>
                             <w:r>
                               <w:rPr>
@@ -651,8 +634,7 @@
                           <w:p>
                             <w:pPr>
                               <w:pStyle w:val="FrameContents"/>
-                              <w:spacing w:before="20" w:after="0"/>
-                              <w:rPr/>
+                              <w:spacing w:before="20"/>
                             </w:pPr>
                             <w:r>
                               <w:rPr>
@@ -676,7 +658,7 @@
               </wp:inline>
             </w:drawing>
           </mc:Choice>
-          <mc:Fallback>
+          <mc:Fallback xmlns:pic="http://schemas.openxmlformats.org/drawingml/2006/picture">
             <w:pict>
               <v:roundrect id="shape_0" fillcolor="#e6f3fb" stroked="t" o:allowincell="t" style="width:509.4pt;height:48.75pt;mso-wrap-style:square;v-text-anchor:middle">
                 <v:fill o:detectmouseclick="t" type="solid" color2="#190c04"/>
@@ -727,14 +709,13 @@
     </w:p>
     <w:p>
       <w:pPr>
-        <w:pStyle w:val="Normal"/>
-        <w:keepNext w:val="true"/>
+        <w:keepNext/>
         <w:spacing w:before="260" w:after="110"/>
-        <w:rPr/>
       </w:pPr>
-      <w:r/>
       <w:r>
-        <w:rPr/>
+        <w:rPr>
+          <w:noProof/>
+        </w:rPr>
         <mc:AlternateContent>
           <mc:Choice Requires="wps">
             <w:drawing>
@@ -742,6 +723,7 @@
                 <wp:extent cx="6470015" cy="309880"/>
                 <wp:effectExtent l="0" t="0" r="0" b="0"/>
                 <wp:docPr id="5" name="Section 03"/>
+                <wp:cNvGraphicFramePr/>
                 <a:graphic xmlns:a="http://schemas.openxmlformats.org/drawingml/2006/main">
                   <a:graphicData uri="http://schemas.microsoft.com/office/word/2010/wordprocessingShape">
                     <wps:wsp>
@@ -764,9 +746,15 @@
                         </a:ln>
                       </wps:spPr>
                       <wps:style>
-                        <a:lnRef idx="0"/>
-                        <a:fillRef idx="0"/>
-                        <a:effectRef idx="0"/>
+                        <a:lnRef idx="0">
+                          <a:scrgbClr r="0" g="0" b="0"/>
+                        </a:lnRef>
+                        <a:fillRef idx="0">
+                          <a:scrgbClr r="0" g="0" b="0"/>
+                        </a:fillRef>
+                        <a:effectRef idx="0">
+                          <a:scrgbClr r="0" g="0" b="0"/>
+                        </a:effectRef>
                         <a:fontRef idx="minor"/>
                       </wps:style>
                       <wps:txbx>
@@ -774,7 +762,6 @@
                           <w:p>
                             <w:pPr>
                               <w:pStyle w:val="FrameContents"/>
-                              <w:rPr/>
                             </w:pPr>
                             <w:r>
                               <w:rPr>
@@ -809,7 +796,7 @@
               </wp:inline>
             </w:drawing>
           </mc:Choice>
-          <mc:Fallback>
+          <mc:Fallback xmlns:pic="http://schemas.openxmlformats.org/drawingml/2006/picture">
             <w:pict>
               <v:roundrect id="shape_0" fillcolor="#0b2644" stroked="f" o:allowincell="t" style="width:509.4pt;height:24.35pt;mso-wrap-style:square;v-text-anchor:middle">
                 <v:fill o:detectmouseclick="t" type="solid" color2="#f4d9bb"/>
@@ -853,10 +840,8 @@
     </w:p>
     <w:p>
       <w:pPr>
-        <w:pStyle w:val="Normal"/>
-        <w:keepNext w:val="true"/>
+        <w:keepNext/>
         <w:spacing w:before="150" w:after="70"/>
-        <w:rPr/>
       </w:pPr>
       <w:r>
         <w:rPr>
@@ -875,15 +860,14 @@
       <w:tblPr>
         <w:tblW w:w="10206" w:type="dxa"/>
         <w:jc w:val="center"/>
-        <w:tblInd w:w="0" w:type="dxa"/>
         <w:tblLayout w:type="fixed"/>
         <w:tblCellMar>
           <w:top w:w="68" w:type="dxa"/>
-          <w:start w:w="130" w:type="dxa"/>
+          <w:left w:w="130" w:type="dxa"/>
           <w:bottom w:w="68" w:type="dxa"/>
-          <w:end w:w="130" w:type="dxa"/>
+          <w:right w:w="130" w:type="dxa"/>
         </w:tblCellMar>
-        <w:tblLook w:val="04a0" w:firstRow="1" w:noVBand="1" w:lastRow="0" w:firstColumn="1" w:lastColumn="0" w:noHBand="0"/>
+        <w:tblLook w:val="04A0" w:firstRow="1" w:lastRow="0" w:firstColumn="1" w:lastColumn="0" w:noHBand="0" w:noVBand="1"/>
       </w:tblPr>
       <w:tblGrid>
         <w:gridCol w:w="600"/>
@@ -894,8 +878,9 @@
       </w:tblGrid>
       <w:tr>
         <w:trPr>
-          <w:tblHeader w:val="true"/>
           <w:cantSplit/>
+          <w:tblHeader/>
+          <w:jc w:val="center"/>
         </w:trPr>
         <w:tc>
           <w:tcPr>
@@ -907,9 +892,7 @@
           </w:tcPr>
           <w:p>
             <w:pPr>
-              <w:pStyle w:val="Normal"/>
               <w:jc w:val="center"/>
-              <w:rPr/>
             </w:pPr>
             <w:r>
               <w:rPr>
@@ -935,10 +918,6 @@
             <w:vAlign w:val="center"/>
           </w:tcPr>
           <w:p>
-            <w:pPr>
-              <w:pStyle w:val="Normal"/>
-              <w:rPr/>
-            </w:pPr>
             <w:r>
               <w:rPr>
                 <w:rFonts w:cs="Calibri"/>
@@ -963,10 +942,9 @@
           </w:tcPr>
           <w:p>
             <w:pPr>
-              <w:pStyle w:val="Normal"/>
               <w:jc w:val="center"/>
               <w:rPr>
-                <w:rFonts w:ascii="Calibri" w:hAnsi="Calibri" w:cs="Calibri" w:asciiTheme="minorHAnsi" w:cstheme="minorHAnsi" w:hAnsiTheme="minorHAnsi"/>
+                <w:rFonts w:asciiTheme="minorHAnsi" w:hAnsiTheme="minorHAnsi" w:cstheme="minorHAnsi"/>
                 <w:b/>
                 <w:bCs/>
                 <w:sz w:val="24"/>
@@ -995,14 +973,13 @@
             </w:tcBorders>
             <w:tcMar>
               <w:top w:w="0" w:type="dxa"/>
-              <w:start w:w="10" w:type="dxa"/>
+              <w:left w:w="10" w:type="dxa"/>
               <w:bottom w:w="0" w:type="dxa"/>
-              <w:end w:w="10" w:type="dxa"/>
+              <w:right w:w="10" w:type="dxa"/>
             </w:tcMar>
           </w:tcPr>
           <w:p>
             <w:pPr>
-              <w:pStyle w:val="Normal"/>
               <w:rPr>
                 <w:rFonts w:cs="Calibri"/>
                 <w:b/>
@@ -1031,6 +1008,7 @@
       <w:tr>
         <w:trPr>
           <w:cantSplit/>
+          <w:jc w:val="center"/>
         </w:trPr>
         <w:tc>
           <w:tcPr>
@@ -1042,9 +1020,7 @@
           </w:tcPr>
           <w:p>
             <w:pPr>
-              <w:pStyle w:val="Normal"/>
               <w:jc w:val="center"/>
-              <w:rPr/>
             </w:pPr>
             <w:r>
               <w:rPr>
@@ -1064,24 +1040,15 @@
           </w:tcPr>
           <w:p>
             <w:pPr>
-              <w:pStyle w:val="Normal"/>
-              <w:rPr>
-                <w:rFonts w:cs="Calibri"/>
-              </w:rPr>
-            </w:pPr>
-            <w:r>
-              <w:rPr>
-                <w:rFonts w:cs="Calibri"/>
-              </w:rPr>
-              <w:t xml:space="preserve">PV Module Topcon – </w:t>
-            </w:r>
-            <w:bookmarkStart w:id="0" w:name="_GoBack"/>
-            <w:bookmarkEnd w:id="0"/>
-            <w:r>
-              <w:rPr>
-                <w:rFonts w:cs="Calibri"/>
-              </w:rPr>
-              <w:t xml:space="preserve">{{module_wp}}</w:t>
+              <w:rPr>
+                <w:rFonts w:cs="Calibri"/>
+              </w:rPr>
+            </w:pPr>
+            <w:r>
+              <w:rPr>
+                <w:rFonts w:cs="Calibri"/>
+              </w:rPr>
+              <w:t xml:space="preserve">PV Module Topcon – {{module_wp}}</w:t>
             </w:r>
             <w:r>
               <w:rPr>
@@ -1104,12 +1071,9 @@
           </w:tcPr>
           <w:p>
             <w:pPr>
-              <w:pStyle w:val="Normal"/>
               <w:jc w:val="center"/>
-              <w:rPr/>
-            </w:pPr>
-            <w:r>
-              <w:rPr/>
+            </w:pPr>
+            <w:r>
               <w:t xml:space="preserve">{{module_qty}}</w:t>
             </w:r>
           </w:p>
@@ -1122,14 +1086,13 @@
             </w:tcBorders>
             <w:tcMar>
               <w:top w:w="0" w:type="dxa"/>
-              <w:start w:w="10" w:type="dxa"/>
+              <w:left w:w="10" w:type="dxa"/>
               <w:bottom w:w="0" w:type="dxa"/>
-              <w:end w:w="10" w:type="dxa"/>
+              <w:right w:w="10" w:type="dxa"/>
             </w:tcMar>
           </w:tcPr>
           <w:p>
             <w:pPr>
-              <w:pStyle w:val="Normal"/>
               <w:rPr>
                 <w:rFonts w:cs="Calibri"/>
               </w:rPr>
@@ -1146,6 +1109,7 @@
       <w:tr>
         <w:trPr>
           <w:cantSplit/>
+          <w:jc w:val="center"/>
         </w:trPr>
         <w:tc>
           <w:tcPr>
@@ -1157,9 +1121,7 @@
           </w:tcPr>
           <w:p>
             <w:pPr>
-              <w:pStyle w:val="Normal"/>
               <w:jc w:val="center"/>
-              <w:rPr/>
             </w:pPr>
             <w:r>
               <w:rPr>
@@ -1178,12 +1140,7 @@
             <w:vAlign w:val="center"/>
           </w:tcPr>
           <w:p>
-            <w:pPr>
-              <w:pStyle w:val="Normal"/>
-              <w:rPr/>
-            </w:pPr>
-            <w:r>
-              <w:rPr/>
+            <w:r>
               <w:t>Inverter</w:t>
             </w:r>
           </w:p>
@@ -1199,14 +1156,19 @@
           </w:tcPr>
           <w:p>
             <w:pPr>
-              <w:pStyle w:val="Normal"/>
               <w:jc w:val="center"/>
-              <w:rPr/>
-            </w:pPr>
-            <w:r>
-              <w:rPr/>
-              <w:t>01</w:t>
-            </w:r>
+            </w:pPr>
+            <w:r>
+              <w:t xml:space="preserve"/>
+            </w:r>
+            <w:r>
+              <w:t xml:space="preserve">{{inverter_qty}}</w:t>
+            </w:r>
+            <w:r>
+              <w:t xml:space="preserve"/>
+            </w:r>
+            <w:bookmarkStart w:id="0" w:name="_GoBack"/>
+            <w:bookmarkEnd w:id="0"/>
           </w:p>
         </w:tc>
         <w:tc>
@@ -1217,23 +1179,28 @@
             </w:tcBorders>
             <w:tcMar>
               <w:top w:w="0" w:type="dxa"/>
-              <w:start w:w="10" w:type="dxa"/>
+              <w:left w:w="10" w:type="dxa"/>
               <w:bottom w:w="0" w:type="dxa"/>
-              <w:end w:w="10" w:type="dxa"/>
+              <w:right w:w="10" w:type="dxa"/>
             </w:tcMar>
           </w:tcPr>
           <w:p>
             <w:pPr>
-              <w:pStyle w:val="Normal"/>
-              <w:rPr>
-                <w:rFonts w:cs="Calibri"/>
-              </w:rPr>
-            </w:pPr>
-            <w:r>
-              <w:rPr>
-                <w:rFonts w:cs="Calibri"/>
-              </w:rPr>
-              <w:t xml:space="preserve">{{inverter_make}} With {{inverter_kw}} Kw Capacity</w:t>
+              <w:rPr>
+                <w:rFonts w:cs="Calibri"/>
+              </w:rPr>
+            </w:pPr>
+            <w:r>
+              <w:rPr>
+                <w:rFonts w:cs="Calibri"/>
+              </w:rPr>
+              <w:t xml:space="preserve">{{inverter_make}} With {{inverter_kw}}</w:t>
+            </w:r>
+            <w:r>
+              <w:rPr>
+                <w:rFonts w:cs="Calibri"/>
+              </w:rPr>
+              <w:t xml:space="preserve"> Kw Capacity</w:t>
             </w:r>
           </w:p>
         </w:tc>
@@ -1241,6 +1208,7 @@
       <w:tr>
         <w:trPr>
           <w:cantSplit/>
+          <w:jc w:val="center"/>
         </w:trPr>
         <w:tc>
           <w:tcPr>
@@ -1252,9 +1220,7 @@
           </w:tcPr>
           <w:p>
             <w:pPr>
-              <w:pStyle w:val="Normal"/>
               <w:jc w:val="center"/>
-              <w:rPr/>
             </w:pPr>
             <w:r>
               <w:rPr>
@@ -1273,12 +1239,7 @@
             <w:vAlign w:val="center"/>
           </w:tcPr>
           <w:p>
-            <w:pPr>
-              <w:pStyle w:val="Normal"/>
-              <w:rPr/>
-            </w:pPr>
-            <w:r>
-              <w:rPr/>
+            <w:r>
               <w:t>ACDB</w:t>
             </w:r>
           </w:p>
@@ -1294,12 +1255,9 @@
           </w:tcPr>
           <w:p>
             <w:pPr>
-              <w:pStyle w:val="Normal"/>
               <w:jc w:val="center"/>
-              <w:rPr/>
-            </w:pPr>
-            <w:r>
-              <w:rPr/>
+            </w:pPr>
+            <w:r>
               <w:t>01</w:t>
             </w:r>
           </w:p>
@@ -1312,20 +1270,18 @@
             </w:tcBorders>
             <w:tcMar>
               <w:top w:w="0" w:type="dxa"/>
-              <w:start w:w="10" w:type="dxa"/>
+              <w:left w:w="10" w:type="dxa"/>
               <w:bottom w:w="0" w:type="dxa"/>
-              <w:end w:w="10" w:type="dxa"/>
+              <w:right w:w="10" w:type="dxa"/>
             </w:tcMar>
           </w:tcPr>
           <w:p>
             <w:pPr>
-              <w:pStyle w:val="Normal"/>
-              <w:rPr>
-                <w:rFonts w:cs="Calibri"/>
-              </w:rPr>
-            </w:pPr>
-            <w:r>
-              <w:rPr/>
+              <w:rPr>
+                <w:rFonts w:cs="Calibri"/>
+              </w:rPr>
+            </w:pPr>
+            <w:r>
               <w:t xml:space="preserve">{{acdb_make}}</w:t>
             </w:r>
           </w:p>
@@ -1334,6 +1290,7 @@
       <w:tr>
         <w:trPr>
           <w:cantSplit/>
+          <w:jc w:val="center"/>
         </w:trPr>
         <w:tc>
           <w:tcPr>
@@ -1346,7 +1303,6 @@
           </w:tcPr>
           <w:p>
             <w:pPr>
-              <w:pStyle w:val="Normal"/>
               <w:jc w:val="center"/>
               <w:rPr>
                 <w:rFonts w:cs="Calibri"/>
@@ -1370,12 +1326,7 @@
             <w:vAlign w:val="center"/>
           </w:tcPr>
           <w:p>
-            <w:pPr>
-              <w:pStyle w:val="Normal"/>
-              <w:rPr/>
-            </w:pPr>
-            <w:r>
-              <w:rPr/>
+            <w:r>
               <w:t>DCDB</w:t>
             </w:r>
           </w:p>
@@ -1392,12 +1343,9 @@
           </w:tcPr>
           <w:p>
             <w:pPr>
-              <w:pStyle w:val="Normal"/>
               <w:jc w:val="center"/>
-              <w:rPr/>
-            </w:pPr>
-            <w:r>
-              <w:rPr/>
+            </w:pPr>
+            <w:r>
               <w:t>01</w:t>
             </w:r>
           </w:p>
@@ -1411,20 +1359,18 @@
             </w:tcBorders>
             <w:tcMar>
               <w:top w:w="0" w:type="dxa"/>
-              <w:start w:w="10" w:type="dxa"/>
+              <w:left w:w="10" w:type="dxa"/>
               <w:bottom w:w="0" w:type="dxa"/>
-              <w:end w:w="10" w:type="dxa"/>
+              <w:right w:w="10" w:type="dxa"/>
             </w:tcMar>
           </w:tcPr>
           <w:p>
             <w:pPr>
-              <w:pStyle w:val="Normal"/>
-              <w:rPr>
-                <w:rFonts w:cs="Calibri"/>
-              </w:rPr>
-            </w:pPr>
-            <w:r>
-              <w:rPr/>
+              <w:rPr>
+                <w:rFonts w:cs="Calibri"/>
+              </w:rPr>
+            </w:pPr>
+            <w:r>
               <w:t xml:space="preserve">{{dcdb_make}}</w:t>
             </w:r>
           </w:p>
@@ -1433,6 +1379,7 @@
       <w:tr>
         <w:trPr>
           <w:cantSplit/>
+          <w:jc w:val="center"/>
         </w:trPr>
         <w:tc>
           <w:tcPr>
@@ -1445,7 +1392,6 @@
           </w:tcPr>
           <w:p>
             <w:pPr>
-              <w:pStyle w:val="Normal"/>
               <w:jc w:val="center"/>
               <w:rPr>
                 <w:rFonts w:cs="Calibri"/>
@@ -1469,12 +1415,7 @@
             <w:vAlign w:val="center"/>
           </w:tcPr>
           <w:p>
-            <w:pPr>
-              <w:pStyle w:val="Normal"/>
-              <w:rPr/>
-            </w:pPr>
-            <w:r>
-              <w:rPr/>
+            <w:r>
               <w:t>Cables</w:t>
             </w:r>
           </w:p>
@@ -1491,12 +1432,9 @@
           </w:tcPr>
           <w:p>
             <w:pPr>
-              <w:pStyle w:val="Normal"/>
               <w:jc w:val="center"/>
-              <w:rPr/>
-            </w:pPr>
-            <w:r>
-              <w:rPr/>
+            </w:pPr>
+            <w:r>
               <w:t>As Per Requirement</w:t>
             </w:r>
           </w:p>
@@ -1510,20 +1448,24 @@
             </w:tcBorders>
             <w:tcMar>
               <w:top w:w="0" w:type="dxa"/>
-              <w:start w:w="10" w:type="dxa"/>
+              <w:left w:w="10" w:type="dxa"/>
               <w:bottom w:w="0" w:type="dxa"/>
-              <w:end w:w="10" w:type="dxa"/>
+              <w:right w:w="10" w:type="dxa"/>
             </w:tcMar>
             <w:vAlign w:val="center"/>
           </w:tcPr>
           <w:p>
-            <w:pPr>
-              <w:pStyle w:val="Normal"/>
-              <w:rPr/>
-            </w:pPr>
-            <w:r>
-              <w:rPr/>
-              <w:t xml:space="preserve">{{cable_make}} ({{cable_ac_mm}} mm COPPER AC &amp; {{cable_dc_mm}}mm COPPER DC)</w:t>
+            <w:r>
+              <w:t xml:space="preserve">{{cable_make}} ({{cable_ac_mm}} mm</w:t>
+            </w:r>
+            <w:r>
+              <w:t xml:space="preserve"/>
+            </w:r>
+            <w:r>
+              <w:t xml:space="preserve"> COPPER AC &amp; </w:t>
+            </w:r>
+            <w:r>
+              <w:t xml:space="preserve">{{cable_dc_mm}}mm COPPER DC)</w:t>
             </w:r>
           </w:p>
         </w:tc>
@@ -1531,6 +1473,7 @@
       <w:tr>
         <w:trPr>
           <w:cantSplit/>
+          <w:jc w:val="center"/>
         </w:trPr>
         <w:tc>
           <w:tcPr>
@@ -1543,7 +1486,6 @@
           </w:tcPr>
           <w:p>
             <w:pPr>
-              <w:pStyle w:val="Normal"/>
               <w:jc w:val="center"/>
               <w:rPr>
                 <w:rFonts w:cs="Calibri"/>
@@ -1567,12 +1509,7 @@
             <w:vAlign w:val="center"/>
           </w:tcPr>
           <w:p>
-            <w:pPr>
-              <w:pStyle w:val="Normal"/>
-              <w:rPr/>
-            </w:pPr>
-            <w:r>
-              <w:rPr/>
+            <w:r>
               <w:t>Earthlings Cable</w:t>
             </w:r>
           </w:p>
@@ -1589,12 +1526,9 @@
           </w:tcPr>
           <w:p>
             <w:pPr>
-              <w:pStyle w:val="Normal"/>
               <w:jc w:val="center"/>
-              <w:rPr/>
-            </w:pPr>
-            <w:r>
-              <w:rPr/>
+            </w:pPr>
+            <w:r>
               <w:t>As Per Requirement</w:t>
             </w:r>
           </w:p>
@@ -1608,20 +1542,24 @@
             </w:tcBorders>
             <w:tcMar>
               <w:top w:w="0" w:type="dxa"/>
-              <w:start w:w="10" w:type="dxa"/>
+              <w:left w:w="10" w:type="dxa"/>
               <w:bottom w:w="0" w:type="dxa"/>
-              <w:end w:w="10" w:type="dxa"/>
+              <w:right w:w="10" w:type="dxa"/>
             </w:tcMar>
             <w:vAlign w:val="center"/>
           </w:tcPr>
           <w:p>
-            <w:pPr>
-              <w:pStyle w:val="Normal"/>
-              <w:rPr/>
-            </w:pPr>
-            <w:r>
-              <w:rPr/>
-              <w:t xml:space="preserve">{{earth_make}} ({{earth_mm}} mm)</w:t>
+            <w:r>
+              <w:t xml:space="preserve">{{earth_make}} ({{earth_mm}} mm</w:t>
+            </w:r>
+            <w:r>
+              <w:t xml:space="preserve"/>
+            </w:r>
+            <w:r>
+              <w:t xml:space="preserve"/>
+            </w:r>
+            <w:r>
+              <w:t>)</w:t>
             </w:r>
           </w:p>
         </w:tc>
@@ -1629,6 +1567,7 @@
       <w:tr>
         <w:trPr>
           <w:cantSplit/>
+          <w:jc w:val="center"/>
         </w:trPr>
         <w:tc>
           <w:tcPr>
@@ -1641,7 +1580,6 @@
           </w:tcPr>
           <w:p>
             <w:pPr>
-              <w:pStyle w:val="Normal"/>
               <w:jc w:val="center"/>
               <w:rPr>
                 <w:rFonts w:cs="Calibri"/>
@@ -1665,12 +1603,7 @@
             <w:vAlign w:val="center"/>
           </w:tcPr>
           <w:p>
-            <w:pPr>
-              <w:pStyle w:val="Normal"/>
-              <w:rPr/>
-            </w:pPr>
-            <w:r>
-              <w:rPr/>
+            <w:r>
               <w:t>LA Cable</w:t>
             </w:r>
           </w:p>
@@ -1687,12 +1620,9 @@
           </w:tcPr>
           <w:p>
             <w:pPr>
-              <w:pStyle w:val="Normal"/>
               <w:jc w:val="center"/>
-              <w:rPr/>
-            </w:pPr>
-            <w:r>
-              <w:rPr/>
+            </w:pPr>
+            <w:r>
               <w:t>As Per Requirement</w:t>
             </w:r>
           </w:p>
@@ -1706,20 +1636,33 @@
             </w:tcBorders>
             <w:tcMar>
               <w:top w:w="0" w:type="dxa"/>
-              <w:start w:w="10" w:type="dxa"/>
+              <w:left w:w="10" w:type="dxa"/>
               <w:bottom w:w="0" w:type="dxa"/>
-              <w:end w:w="10" w:type="dxa"/>
+              <w:right w:w="10" w:type="dxa"/>
             </w:tcMar>
             <w:vAlign w:val="center"/>
           </w:tcPr>
           <w:p>
-            <w:pPr>
-              <w:pStyle w:val="Normal"/>
-              <w:rPr/>
-            </w:pPr>
-            <w:r>
-              <w:rPr/>
-              <w:t xml:space="preserve">{{la_make}} (16mm Aluminium)</w:t>
+            <w:r>
+              <w:t xml:space="preserve">{{la_make}} (</w:t>
+            </w:r>
+            <w:r>
+              <w:t xml:space="preserve"/>
+            </w:r>
+            <w:r>
+              <w:t xml:space="preserve">{{la_mm}} mm</w:t>
+            </w:r>
+            <w:r>
+              <w:t xml:space="preserve"/>
+            </w:r>
+            <w:r>
+              <w:t xml:space="preserve"/>
+            </w:r>
+            <w:r>
+              <w:t xml:space="preserve"/>
+            </w:r>
+            <w:r>
+              <w:t xml:space="preserve"> Aluminium)</w:t>
             </w:r>
           </w:p>
         </w:tc>
@@ -1727,6 +1670,7 @@
       <w:tr>
         <w:trPr>
           <w:cantSplit/>
+          <w:jc w:val="center"/>
         </w:trPr>
         <w:tc>
           <w:tcPr>
@@ -1739,7 +1683,6 @@
           </w:tcPr>
           <w:p>
             <w:pPr>
-              <w:pStyle w:val="Normal"/>
               <w:jc w:val="center"/>
               <w:rPr>
                 <w:rFonts w:cs="Calibri"/>
@@ -1763,12 +1706,7 @@
             <w:vAlign w:val="center"/>
           </w:tcPr>
           <w:p>
-            <w:pPr>
-              <w:pStyle w:val="Normal"/>
-              <w:rPr/>
-            </w:pPr>
-            <w:r>
-              <w:rPr/>
+            <w:r>
               <w:t>Solar Structure (GI)</w:t>
             </w:r>
           </w:p>
@@ -1785,12 +1723,9 @@
           </w:tcPr>
           <w:p>
             <w:pPr>
-              <w:pStyle w:val="Normal"/>
               <w:jc w:val="center"/>
-              <w:rPr/>
-            </w:pPr>
-            <w:r>
-              <w:rPr/>
+            </w:pPr>
+            <w:r>
               <w:t>As Per Requirement</w:t>
             </w:r>
           </w:p>
@@ -1804,15 +1739,14 @@
             </w:tcBorders>
             <w:tcMar>
               <w:top w:w="0" w:type="dxa"/>
-              <w:start w:w="10" w:type="dxa"/>
+              <w:left w:w="10" w:type="dxa"/>
               <w:bottom w:w="0" w:type="dxa"/>
-              <w:end w:w="10" w:type="dxa"/>
+              <w:right w:w="10" w:type="dxa"/>
             </w:tcMar>
             <w:vAlign w:val="center"/>
           </w:tcPr>
           <w:p>
             <w:pPr>
-              <w:pStyle w:val="Normal"/>
               <w:rPr>
                 <w:sz w:val="14"/>
                 <w:szCs w:val="14"/>
@@ -1823,7 +1757,70 @@
                 <w:sz w:val="14"/>
                 <w:szCs w:val="14"/>
               </w:rPr>
-              <w:t xml:space="preserve">{{structure_make}} (GI Pipe 40X40 &amp; 40X60) With 2mm Thickness With {{structure_height}} Height</w:t>
+              <w:t xml:space="preserve">{{structure_make}} (GI Pipe </w:t>
+            </w:r>
+            <w:r>
+              <w:rPr>
+                <w:sz w:val="14"/>
+                <w:szCs w:val="14"/>
+              </w:rPr>
+              <w:t xml:space="preserve"/>
+            </w:r>
+            <w:r>
+              <w:rPr>
+                <w:sz w:val="14"/>
+                <w:szCs w:val="14"/>
+              </w:rPr>
+              <w:t xml:space="preserve">{{gi_pipe}}</w:t>
+            </w:r>
+            <w:r>
+              <w:rPr>
+                <w:sz w:val="14"/>
+                <w:szCs w:val="14"/>
+              </w:rPr>
+              <w:t xml:space="preserve"/>
+            </w:r>
+            <w:r>
+              <w:rPr>
+                <w:sz w:val="14"/>
+                <w:szCs w:val="14"/>
+              </w:rPr>
+              <w:t xml:space="preserve"/>
+            </w:r>
+            <w:r>
+              <w:rPr>
+                <w:sz w:val="14"/>
+                <w:szCs w:val="14"/>
+              </w:rPr>
+              <w:t xml:space="preserve">) With </w:t>
+            </w:r>
+            <w:r>
+              <w:rPr>
+                <w:sz w:val="14"/>
+                <w:szCs w:val="14"/>
+              </w:rPr>
+              <w:t xml:space="preserve"/>
+            </w:r>
+            <w:r>
+              <w:rPr>
+                <w:sz w:val="14"/>
+                <w:szCs w:val="14"/>
+              </w:rPr>
+              <w:t xml:space="preserve">{{thickness}}mm</w:t>
+            </w:r>
+            <w:r>
+              <w:rPr>
+                <w:sz w:val="14"/>
+                <w:szCs w:val="14"/>
+              </w:rPr>
+              <w:t xml:space="preserve"/>
+            </w:r>
+            <w:r>
+              <w:rPr>
+                <w:sz w:val="14"/>
+                <w:szCs w:val="14"/>
+              </w:rPr>
+              <w:t xml:space="preserve"> Thickness With {{structure_height}} Height</w:t>
             </w:r>
           </w:p>
         </w:tc>
@@ -1831,6 +1828,7 @@
       <w:tr>
         <w:trPr>
           <w:cantSplit/>
+          <w:jc w:val="center"/>
         </w:trPr>
         <w:tc>
           <w:tcPr>
@@ -1843,7 +1841,6 @@
           </w:tcPr>
           <w:p>
             <w:pPr>
-              <w:pStyle w:val="Normal"/>
               <w:jc w:val="center"/>
               <w:rPr>
                 <w:rFonts w:cs="Calibri"/>
@@ -1867,12 +1864,7 @@
             <w:vAlign w:val="center"/>
           </w:tcPr>
           <w:p>
-            <w:pPr>
-              <w:pStyle w:val="Normal"/>
-              <w:rPr/>
-            </w:pPr>
-            <w:r>
-              <w:rPr/>
+            <w:r>
               <w:t>Remote Monitoring System</w:t>
             </w:r>
           </w:p>
@@ -1889,12 +1881,9 @@
           </w:tcPr>
           <w:p>
             <w:pPr>
-              <w:pStyle w:val="Normal"/>
               <w:jc w:val="center"/>
-              <w:rPr/>
-            </w:pPr>
-            <w:r>
-              <w:rPr/>
+            </w:pPr>
+            <w:r>
               <w:t>01</w:t>
             </w:r>
           </w:p>
@@ -1908,19 +1897,14 @@
             </w:tcBorders>
             <w:tcMar>
               <w:top w:w="0" w:type="dxa"/>
-              <w:start w:w="10" w:type="dxa"/>
+              <w:left w:w="10" w:type="dxa"/>
               <w:bottom w:w="0" w:type="dxa"/>
-              <w:end w:w="10" w:type="dxa"/>
+              <w:right w:w="10" w:type="dxa"/>
             </w:tcMar>
             <w:vAlign w:val="center"/>
           </w:tcPr>
           <w:p>
-            <w:pPr>
-              <w:pStyle w:val="Normal"/>
-              <w:rPr/>
-            </w:pPr>
-            <w:r>
-              <w:rPr/>
+            <w:r>
               <w:t>Inverter Make</w:t>
             </w:r>
           </w:p>
@@ -1929,6 +1913,7 @@
       <w:tr>
         <w:trPr>
           <w:cantSplit/>
+          <w:jc w:val="center"/>
         </w:trPr>
         <w:tc>
           <w:tcPr>
@@ -1941,7 +1926,6 @@
           </w:tcPr>
           <w:p>
             <w:pPr>
-              <w:pStyle w:val="Normal"/>
               <w:jc w:val="center"/>
               <w:rPr>
                 <w:rFonts w:cs="Calibri"/>
@@ -1965,12 +1949,7 @@
             <w:vAlign w:val="center"/>
           </w:tcPr>
           <w:p>
-            <w:pPr>
-              <w:pStyle w:val="Normal"/>
-              <w:rPr/>
-            </w:pPr>
-            <w:r>
-              <w:rPr/>
+            <w:r>
               <w:t>PVC CONDUCT PIPE</w:t>
             </w:r>
           </w:p>
@@ -1987,12 +1966,9 @@
           </w:tcPr>
           <w:p>
             <w:pPr>
-              <w:pStyle w:val="Normal"/>
               <w:jc w:val="center"/>
-              <w:rPr/>
-            </w:pPr>
-            <w:r>
-              <w:rPr/>
+            </w:pPr>
+            <w:r>
               <w:t>As Per Requirement</w:t>
             </w:r>
           </w:p>
@@ -2006,20 +1982,18 @@
             </w:tcBorders>
             <w:tcMar>
               <w:top w:w="0" w:type="dxa"/>
-              <w:start w:w="10" w:type="dxa"/>
+              <w:left w:w="10" w:type="dxa"/>
               <w:bottom w:w="0" w:type="dxa"/>
-              <w:end w:w="10" w:type="dxa"/>
+              <w:right w:w="10" w:type="dxa"/>
             </w:tcMar>
           </w:tcPr>
           <w:p>
             <w:pPr>
-              <w:pStyle w:val="Normal"/>
-              <w:rPr>
-                <w:rFonts w:cs="Calibri"/>
-              </w:rPr>
-            </w:pPr>
-            <w:r>
-              <w:rPr/>
+              <w:rPr>
+                <w:rFonts w:cs="Calibri"/>
+              </w:rPr>
+            </w:pPr>
+            <w:r>
               <w:t xml:space="preserve">{{conduit_make}}</w:t>
             </w:r>
           </w:p>
@@ -2028,10 +2002,8 @@
     </w:tbl>
     <w:p>
       <w:pPr>
-        <w:pStyle w:val="Normal"/>
-        <w:keepNext w:val="true"/>
+        <w:keepNext/>
         <w:spacing w:before="150" w:after="70"/>
-        <w:rPr/>
       </w:pPr>
       <w:r>
         <w:rPr>
@@ -2049,16 +2021,14 @@
     <w:tbl>
       <w:tblPr>
         <w:tblW w:w="10206" w:type="dxa"/>
-        <w:jc w:val="start"/>
-        <w:tblInd w:w="0" w:type="dxa"/>
         <w:tblLayout w:type="fixed"/>
         <w:tblCellMar>
           <w:top w:w="68" w:type="dxa"/>
-          <w:start w:w="130" w:type="dxa"/>
+          <w:left w:w="130" w:type="dxa"/>
           <w:bottom w:w="68" w:type="dxa"/>
-          <w:end w:w="130" w:type="dxa"/>
+          <w:right w:w="130" w:type="dxa"/>
         </w:tblCellMar>
-        <w:tblLook w:val="04a0" w:firstRow="1" w:noVBand="1" w:lastRow="0" w:firstColumn="1" w:lastColumn="0" w:noHBand="0"/>
+        <w:tblLook w:val="04A0" w:firstRow="1" w:lastRow="0" w:firstColumn="1" w:lastColumn="0" w:noHBand="0" w:noVBand="1"/>
       </w:tblPr>
       <w:tblGrid>
         <w:gridCol w:w="600"/>
@@ -2067,8 +2037,8 @@
       </w:tblGrid>
       <w:tr>
         <w:trPr>
-          <w:tblHeader w:val="true"/>
           <w:cantSplit/>
+          <w:tblHeader/>
         </w:trPr>
         <w:tc>
           <w:tcPr>
@@ -2080,9 +2050,7 @@
           </w:tcPr>
           <w:p>
             <w:pPr>
-              <w:pStyle w:val="Normal"/>
               <w:jc w:val="center"/>
-              <w:rPr/>
             </w:pPr>
             <w:r>
               <w:rPr>
@@ -2107,10 +2075,6 @@
             <w:vAlign w:val="center"/>
           </w:tcPr>
           <w:p>
-            <w:pPr>
-              <w:pStyle w:val="Normal"/>
-              <w:rPr/>
-            </w:pPr>
             <w:r>
               <w:rPr>
                 <w:rFonts w:cs="Calibri"/>
@@ -2134,10 +2098,6 @@
             <w:vAlign w:val="center"/>
           </w:tcPr>
           <w:p>
-            <w:pPr>
-              <w:pStyle w:val="Normal"/>
-              <w:rPr/>
-            </w:pPr>
             <w:r>
               <w:rPr>
                 <w:rFonts w:cs="Calibri"/>
@@ -2167,9 +2127,7 @@
           </w:tcPr>
           <w:p>
             <w:pPr>
-              <w:pStyle w:val="Normal"/>
               <w:jc w:val="center"/>
-              <w:rPr/>
             </w:pPr>
             <w:r>
               <w:rPr>
@@ -2189,7 +2147,6 @@
           </w:tcPr>
           <w:p>
             <w:pPr>
-              <w:pStyle w:val="Normal"/>
               <w:rPr>
                 <w:rFonts w:cs="Calibri"/>
               </w:rPr>
@@ -2211,15 +2168,17 @@
             <w:vAlign w:val="center"/>
           </w:tcPr>
           <w:p>
-            <w:pPr>
-              <w:pStyle w:val="Normal"/>
-              <w:rPr/>
-            </w:pPr>
-            <w:r>
-              <w:rPr>
-                <w:rFonts w:cs="Calibri"/>
-              </w:rPr>
-              <w:t>Site inspection, roof assessment, shadow analysis, and preparation of the solar system layout and design.</w:t>
+            <w:r>
+              <w:rPr>
+                <w:rFonts w:cs="Calibri"/>
+              </w:rPr>
+              <w:t>Site inspection, roof assessment, shadow analysis, and preparation of the solar system layout</w:t>
+            </w:r>
+            <w:r>
+              <w:rPr>
+                <w:rFonts w:cs="Calibri"/>
+              </w:rPr>
+              <w:t xml:space="preserve"> and design.</w:t>
             </w:r>
           </w:p>
         </w:tc>
@@ -2238,9 +2197,7 @@
           </w:tcPr>
           <w:p>
             <w:pPr>
-              <w:pStyle w:val="Normal"/>
               <w:jc w:val="center"/>
-              <w:rPr/>
             </w:pPr>
             <w:r>
               <w:rPr>
@@ -2260,7 +2217,6 @@
           </w:tcPr>
           <w:p>
             <w:pPr>
-              <w:pStyle w:val="Normal"/>
               <w:rPr>
                 <w:rFonts w:cs="Calibri"/>
               </w:rPr>
@@ -2282,10 +2238,6 @@
             <w:vAlign w:val="center"/>
           </w:tcPr>
           <w:p>
-            <w:pPr>
-              <w:pStyle w:val="Normal"/>
-              <w:rPr/>
-            </w:pPr>
             <w:r>
               <w:rPr>
                 <w:rFonts w:cs="Calibri"/>
@@ -2309,9 +2261,7 @@
           </w:tcPr>
           <w:p>
             <w:pPr>
-              <w:pStyle w:val="Normal"/>
               <w:jc w:val="center"/>
-              <w:rPr/>
             </w:pPr>
             <w:r>
               <w:rPr>
@@ -2331,7 +2281,6 @@
           </w:tcPr>
           <w:p>
             <w:pPr>
-              <w:pStyle w:val="Normal"/>
               <w:rPr>
                 <w:rFonts w:cs="Calibri"/>
               </w:rPr>
@@ -2353,10 +2302,6 @@
             <w:vAlign w:val="center"/>
           </w:tcPr>
           <w:p>
-            <w:pPr>
-              <w:pStyle w:val="Normal"/>
-              <w:rPr/>
-            </w:pPr>
             <w:r>
               <w:rPr>
                 <w:rFonts w:cs="Calibri"/>
@@ -2381,7 +2326,6 @@
           </w:tcPr>
           <w:p>
             <w:pPr>
-              <w:pStyle w:val="Normal"/>
               <w:jc w:val="center"/>
               <w:rPr>
                 <w:rFonts w:cs="Calibri"/>
@@ -2406,7 +2350,6 @@
           </w:tcPr>
           <w:p>
             <w:pPr>
-              <w:pStyle w:val="Normal"/>
               <w:rPr>
                 <w:rFonts w:cs="Calibri"/>
               </w:rPr>
@@ -2430,7 +2373,6 @@
           </w:tcPr>
           <w:p>
             <w:pPr>
-              <w:pStyle w:val="Normal"/>
               <w:rPr>
                 <w:rFonts w:cs="Calibri"/>
               </w:rPr>
@@ -2459,7 +2401,6 @@
           </w:tcPr>
           <w:p>
             <w:pPr>
-              <w:pStyle w:val="Normal"/>
               <w:jc w:val="center"/>
               <w:rPr>
                 <w:rFonts w:cs="Calibri"/>
@@ -2484,7 +2425,6 @@
           </w:tcPr>
           <w:p>
             <w:pPr>
-              <w:pStyle w:val="Normal"/>
               <w:rPr>
                 <w:rFonts w:cs="Calibri"/>
               </w:rPr>
@@ -2508,16 +2448,21 @@
           </w:tcPr>
           <w:p>
             <w:pPr>
-              <w:pStyle w:val="Normal"/>
-              <w:rPr>
-                <w:rFonts w:cs="Calibri"/>
-              </w:rPr>
-            </w:pPr>
-            <w:r>
-              <w:rPr>
-                <w:rFonts w:cs="Calibri"/>
-              </w:rPr>
-              <w:t>Handover of available equipment datasheets, warranty documents, test reports, and system operation guidelines.</w:t>
+              <w:rPr>
+                <w:rFonts w:cs="Calibri"/>
+              </w:rPr>
+            </w:pPr>
+            <w:r>
+              <w:rPr>
+                <w:rFonts w:cs="Calibri"/>
+              </w:rPr>
+              <w:t>Handover of available equipment datasheets, warranty documents, test reports,</w:t>
+            </w:r>
+            <w:r>
+              <w:rPr>
+                <w:rFonts w:cs="Calibri"/>
+              </w:rPr>
+              <w:t xml:space="preserve"> and system operation guidelines.</w:t>
             </w:r>
           </w:p>
         </w:tc>
@@ -2537,7 +2482,6 @@
           </w:tcPr>
           <w:p>
             <w:pPr>
-              <w:pStyle w:val="Normal"/>
               <w:jc w:val="center"/>
               <w:rPr>
                 <w:rFonts w:cs="Calibri"/>
@@ -2562,7 +2506,6 @@
           </w:tcPr>
           <w:p>
             <w:pPr>
-              <w:pStyle w:val="Normal"/>
               <w:rPr>
                 <w:rFonts w:cs="Calibri"/>
               </w:rPr>
@@ -2586,7 +2529,6 @@
           </w:tcPr>
           <w:p>
             <w:pPr>
-              <w:pStyle w:val="Normal"/>
               <w:rPr>
                 <w:rFonts w:cs="Calibri"/>
               </w:rPr>
@@ -2603,25 +2545,19 @@
     </w:tbl>
     <w:p>
       <w:pPr>
-        <w:pStyle w:val="Normal"/>
-        <w:keepNext w:val="true"/>
+        <w:keepNext/>
         <w:spacing w:before="260" w:after="110"/>
-        <w:rPr/>
       </w:pPr>
-      <w:r>
-        <w:rPr/>
-      </w:r>
     </w:p>
     <w:p>
       <w:pPr>
-        <w:pStyle w:val="Normal"/>
-        <w:keepNext w:val="true"/>
+        <w:keepNext/>
         <w:spacing w:before="260" w:after="110"/>
-        <w:rPr/>
       </w:pPr>
-      <w:r/>
       <w:r>
-        <w:rPr/>
+        <w:rPr>
+          <w:noProof/>
+        </w:rPr>
         <mc:AlternateContent>
           <mc:Choice Requires="wps">
             <w:drawing>
@@ -2629,6 +2565,7 @@
                 <wp:extent cx="6470015" cy="309880"/>
                 <wp:effectExtent l="0" t="0" r="0" b="0"/>
                 <wp:docPr id="6" name="Section 04"/>
+                <wp:cNvGraphicFramePr/>
                 <a:graphic xmlns:a="http://schemas.openxmlformats.org/drawingml/2006/main">
                   <a:graphicData uri="http://schemas.microsoft.com/office/word/2010/wordprocessingShape">
                     <wps:wsp>
@@ -2651,9 +2588,15 @@
                         </a:ln>
                       </wps:spPr>
                       <wps:style>
-                        <a:lnRef idx="0"/>
-                        <a:fillRef idx="0"/>
-                        <a:effectRef idx="0"/>
+                        <a:lnRef idx="0">
+                          <a:scrgbClr r="0" g="0" b="0"/>
+                        </a:lnRef>
+                        <a:fillRef idx="0">
+                          <a:scrgbClr r="0" g="0" b="0"/>
+                        </a:fillRef>
+                        <a:effectRef idx="0">
+                          <a:scrgbClr r="0" g="0" b="0"/>
+                        </a:effectRef>
                         <a:fontRef idx="minor"/>
                       </wps:style>
                       <wps:txbx>
@@ -2661,7 +2604,6 @@
                           <w:p>
                             <w:pPr>
                               <w:pStyle w:val="FrameContents"/>
-                              <w:rPr/>
                             </w:pPr>
                             <w:r>
                               <w:rPr>
@@ -2696,7 +2638,7 @@
               </wp:inline>
             </w:drawing>
           </mc:Choice>
-          <mc:Fallback>
+          <mc:Fallback xmlns:pic="http://schemas.openxmlformats.org/drawingml/2006/picture">
             <w:pict>
               <v:roundrect id="shape_0" fillcolor="#0b2644" stroked="f" o:allowincell="t" style="width:509.4pt;height:24.35pt;mso-wrap-style:square;v-text-anchor:middle">
                 <v:fill o:detectmouseclick="t" type="solid" color2="#f4d9bb"/>
@@ -2741,16 +2683,14 @@
     <w:tbl>
       <w:tblPr>
         <w:tblW w:w="10206" w:type="dxa"/>
-        <w:jc w:val="start"/>
-        <w:tblInd w:w="0" w:type="dxa"/>
         <w:tblLayout w:type="fixed"/>
         <w:tblCellMar>
           <w:top w:w="68" w:type="dxa"/>
-          <w:start w:w="130" w:type="dxa"/>
+          <w:left w:w="130" w:type="dxa"/>
           <w:bottom w:w="68" w:type="dxa"/>
-          <w:end w:w="130" w:type="dxa"/>
+          <w:right w:w="130" w:type="dxa"/>
         </w:tblCellMar>
-        <w:tblLook w:val="04a0" w:firstRow="1" w:noVBand="1" w:lastRow="0" w:firstColumn="1" w:lastColumn="0" w:noHBand="0"/>
+        <w:tblLook w:val="04A0" w:firstRow="1" w:lastRow="0" w:firstColumn="1" w:lastColumn="0" w:noHBand="0" w:noVBand="1"/>
       </w:tblPr>
       <w:tblGrid>
         <w:gridCol w:w="600"/>
@@ -2762,8 +2702,8 @@
       </w:tblGrid>
       <w:tr>
         <w:trPr>
-          <w:tblHeader w:val="true"/>
           <w:cantSplit/>
+          <w:tblHeader/>
         </w:trPr>
         <w:tc>
           <w:tcPr>
@@ -2775,9 +2715,7 @@
           </w:tcPr>
           <w:p>
             <w:pPr>
-              <w:pStyle w:val="Normal"/>
               <w:jc w:val="center"/>
-              <w:rPr/>
             </w:pPr>
             <w:r>
               <w:rPr>
@@ -2802,10 +2740,6 @@
             <w:vAlign w:val="center"/>
           </w:tcPr>
           <w:p>
-            <w:pPr>
-              <w:pStyle w:val="Normal"/>
-              <w:rPr/>
-            </w:pPr>
             <w:r>
               <w:rPr>
                 <w:rFonts w:cs="Calibri"/>
@@ -2830,9 +2764,7 @@
           </w:tcPr>
           <w:p>
             <w:pPr>
-              <w:pStyle w:val="Normal"/>
               <w:jc w:val="center"/>
-              <w:rPr/>
             </w:pPr>
             <w:r>
               <w:rPr>
@@ -2858,9 +2790,7 @@
           </w:tcPr>
           <w:p>
             <w:pPr>
-              <w:pStyle w:val="Normal"/>
               <w:jc w:val="center"/>
-              <w:rPr/>
             </w:pPr>
             <w:r>
               <w:rPr>
@@ -2886,9 +2816,7 @@
           </w:tcPr>
           <w:p>
             <w:pPr>
-              <w:pStyle w:val="Normal"/>
-              <w:jc w:val="end"/>
-              <w:rPr/>
+              <w:jc w:val="right"/>
             </w:pPr>
             <w:r>
               <w:rPr>
@@ -2914,9 +2842,7 @@
           </w:tcPr>
           <w:p>
             <w:pPr>
-              <w:pStyle w:val="Normal"/>
-              <w:jc w:val="end"/>
-              <w:rPr/>
+              <w:jc w:val="right"/>
             </w:pPr>
             <w:r>
               <w:rPr>
@@ -2947,9 +2873,7 @@
           </w:tcPr>
           <w:p>
             <w:pPr>
-              <w:pStyle w:val="Normal"/>
               <w:jc w:val="center"/>
-              <w:rPr/>
             </w:pPr>
             <w:r>
               <w:rPr>
@@ -2968,10 +2892,6 @@
             <w:vAlign w:val="center"/>
           </w:tcPr>
           <w:p>
-            <w:pPr>
-              <w:pStyle w:val="Normal"/>
-              <w:rPr/>
-            </w:pPr>
             <w:r>
               <w:rPr>
                 <w:rFonts w:cs="Calibri"/>
@@ -2990,9 +2910,7 @@
           </w:tcPr>
           <w:p>
             <w:pPr>
-              <w:pStyle w:val="Normal"/>
               <w:jc w:val="center"/>
-              <w:rPr/>
             </w:pPr>
             <w:r>
               <w:rPr>
@@ -3012,9 +2930,7 @@
           </w:tcPr>
           <w:p>
             <w:pPr>
-              <w:pStyle w:val="Normal"/>
               <w:jc w:val="center"/>
-              <w:rPr/>
             </w:pPr>
             <w:r>
               <w:rPr>
@@ -3034,9 +2950,7 @@
           </w:tcPr>
           <w:p>
             <w:pPr>
-              <w:pStyle w:val="Normal"/>
-              <w:jc w:val="end"/>
-              <w:rPr/>
+              <w:jc w:val="right"/>
             </w:pPr>
             <w:r>
               <w:rPr>
@@ -3056,9 +2970,7 @@
           </w:tcPr>
           <w:p>
             <w:pPr>
-              <w:pStyle w:val="Normal"/>
-              <w:jc w:val="end"/>
-              <w:rPr/>
+              <w:jc w:val="right"/>
             </w:pPr>
             <w:r>
               <w:rPr>
@@ -3084,9 +2996,7 @@
           </w:tcPr>
           <w:p>
             <w:pPr>
-              <w:pStyle w:val="Normal"/>
-              <w:jc w:val="end"/>
-              <w:rPr/>
+              <w:jc w:val="right"/>
             </w:pPr>
             <w:r>
               <w:rPr>
@@ -3109,9 +3019,7 @@
           </w:tcPr>
           <w:p>
             <w:pPr>
-              <w:pStyle w:val="Normal"/>
-              <w:jc w:val="end"/>
-              <w:rPr/>
+              <w:jc w:val="right"/>
             </w:pPr>
             <w:r>
               <w:rPr>
@@ -3146,9 +3054,7 @@
           </w:tcPr>
           <w:p>
             <w:pPr>
-              <w:pStyle w:val="Normal"/>
-              <w:jc w:val="end"/>
-              <w:rPr/>
+              <w:jc w:val="right"/>
             </w:pPr>
             <w:r>
               <w:rPr>
@@ -3171,9 +3077,7 @@
           </w:tcPr>
           <w:p>
             <w:pPr>
-              <w:pStyle w:val="Normal"/>
-              <w:jc w:val="end"/>
-              <w:rPr/>
+              <w:jc w:val="right"/>
             </w:pPr>
             <w:r>
               <w:rPr>
@@ -3182,16 +3086,7 @@
                 <w:bCs/>
                 <w:color w:val="0B2644"/>
               </w:rPr>
-              <w:t xml:space="preserve"> </w:t>
-            </w:r>
-            <w:r>
-              <w:rPr>
-                <w:rFonts w:cs="Calibri"/>
-                <w:b/>
-                <w:bCs/>
-                <w:color w:val="0B2644"/>
-              </w:rPr>
-              <w:t xml:space="preserve">{{gst_amount}}/-</w:t>
+              <w:t xml:space="preserve"> {{gst_amount}}/-</w:t>
             </w:r>
           </w:p>
         </w:tc>
@@ -3199,13 +3094,12 @@
     </w:tbl>
     <w:p>
       <w:pPr>
-        <w:pStyle w:val="Normal"/>
-        <w:spacing w:before="120" w:after="0"/>
-        <w:rPr/>
+        <w:spacing w:before="120"/>
       </w:pPr>
-      <w:r/>
       <w:r>
-        <w:rPr/>
+        <w:rPr>
+          <w:noProof/>
+        </w:rPr>
         <mc:AlternateContent>
           <mc:Choice Requires="wps">
             <w:drawing>
@@ -3213,6 +3107,7 @@
                 <wp:extent cx="6470015" cy="499745"/>
                 <wp:effectExtent l="0" t="0" r="0" b="0"/>
                 <wp:docPr id="7" name="Total project cost"/>
+                <wp:cNvGraphicFramePr/>
                 <a:graphic xmlns:a="http://schemas.openxmlformats.org/drawingml/2006/main">
                   <a:graphicData uri="http://schemas.microsoft.com/office/word/2010/wordprocessingShape">
                     <wps:wsp>
@@ -3235,9 +3130,15 @@
                         </a:ln>
                       </wps:spPr>
                       <wps:style>
-                        <a:lnRef idx="0"/>
-                        <a:fillRef idx="0"/>
-                        <a:effectRef idx="0"/>
+                        <a:lnRef idx="0">
+                          <a:scrgbClr r="0" g="0" b="0"/>
+                        </a:lnRef>
+                        <a:fillRef idx="0">
+                          <a:scrgbClr r="0" g="0" b="0"/>
+                        </a:fillRef>
+                        <a:effectRef idx="0">
+                          <a:scrgbClr r="0" g="0" b="0"/>
+                        </a:effectRef>
                         <a:fontRef idx="minor"/>
                       </wps:style>
                       <wps:txbx>
@@ -3246,10 +3147,8 @@
                             <w:pPr>
                               <w:pStyle w:val="FrameContents"/>
                               <w:tabs>
-                                <w:tab w:val="clear" w:pos="720"/>
-                                <w:tab w:val="right" w:pos="9200" w:leader="none"/>
+                                <w:tab w:val="right" w:pos="9200"/>
                               </w:tabs>
-                              <w:rPr/>
                             </w:pPr>
                             <w:r>
                               <w:rPr>
@@ -3263,7 +3162,6 @@
                               <w:t>TOTAL PROJECT COST (INCLUDING GST)</w:t>
                             </w:r>
                             <w:r>
-                              <w:rPr/>
                               <w:tab/>
                             </w:r>
                             <w:r>
@@ -3295,7 +3193,7 @@
               </wp:inline>
             </w:drawing>
           </mc:Choice>
-          <mc:Fallback>
+          <mc:Fallback xmlns:pic="http://schemas.openxmlformats.org/drawingml/2006/picture">
             <w:pict>
               <v:roundrect id="shape_0" fillcolor="#f9a30e" stroked="f" o:allowincell="t" style="width:509.4pt;height:39.3pt;mso-wrap-style:square;v-text-anchor:middle" wp14:anchorId="199A9BD2">
                 <v:fill o:detectmouseclick="t" type="solid" color2="#065cf1"/>
@@ -3352,23 +3250,12 @@
         </mc:AlternateContent>
       </w:r>
     </w:p>
+    <w:p/>
     <w:p>
-      <w:pPr>
-        <w:pStyle w:val="Normal"/>
-        <w:rPr/>
-      </w:pPr>
       <w:r>
-        <w:rPr/>
-      </w:r>
-    </w:p>
-    <w:p>
-      <w:pPr>
-        <w:pStyle w:val="Normal"/>
-        <w:rPr/>
-      </w:pPr>
-      <w:r/>
-      <w:r>
-        <w:rPr/>
+        <w:rPr>
+          <w:noProof/>
+        </w:rPr>
         <mc:AlternateContent>
           <mc:Choice Requires="wps">
             <w:drawing>
@@ -3376,6 +3263,7 @@
                 <wp:extent cx="6470015" cy="309880"/>
                 <wp:effectExtent l="0" t="0" r="0" b="0"/>
                 <wp:docPr id="8" name="Section 05"/>
+                <wp:cNvGraphicFramePr/>
                 <a:graphic xmlns:a="http://schemas.openxmlformats.org/drawingml/2006/main">
                   <a:graphicData uri="http://schemas.microsoft.com/office/word/2010/wordprocessingShape">
                     <wps:wsp>
@@ -3398,9 +3286,15 @@
                         </a:ln>
                       </wps:spPr>
                       <wps:style>
-                        <a:lnRef idx="0"/>
-                        <a:fillRef idx="0"/>
-                        <a:effectRef idx="0"/>
+                        <a:lnRef idx="0">
+                          <a:scrgbClr r="0" g="0" b="0"/>
+                        </a:lnRef>
+                        <a:fillRef idx="0">
+                          <a:scrgbClr r="0" g="0" b="0"/>
+                        </a:fillRef>
+                        <a:effectRef idx="0">
+                          <a:scrgbClr r="0" g="0" b="0"/>
+                        </a:effectRef>
                         <a:fontRef idx="minor"/>
                       </wps:style>
                       <wps:txbx>
@@ -3408,7 +3302,6 @@
                           <w:p>
                             <w:pPr>
                               <w:pStyle w:val="FrameContents"/>
-                              <w:rPr/>
                             </w:pPr>
                             <w:r>
                               <w:rPr>
@@ -3443,7 +3336,7 @@
               </wp:inline>
             </w:drawing>
           </mc:Choice>
-          <mc:Fallback>
+          <mc:Fallback xmlns:pic="http://schemas.openxmlformats.org/drawingml/2006/picture">
             <w:pict>
               <v:roundrect id="shape_0" fillcolor="#0b2644" stroked="f" o:allowincell="t" style="width:509.4pt;height:24.35pt;mso-wrap-style:square;v-text-anchor:middle" wp14:anchorId="25F56AEF">
                 <v:fill o:detectmouseclick="t" type="solid" color2="#f4d9bb"/>
@@ -3485,28 +3378,18 @@
         </mc:AlternateContent>
       </w:r>
     </w:p>
-    <w:p>
-      <w:pPr>
-        <w:pStyle w:val="Normal"/>
-        <w:rPr/>
-      </w:pPr>
-      <w:r>
-        <w:rPr/>
-      </w:r>
-    </w:p>
+    <w:p/>
     <w:tbl>
       <w:tblPr>
         <w:tblW w:w="10206" w:type="dxa"/>
-        <w:jc w:val="start"/>
-        <w:tblInd w:w="0" w:type="dxa"/>
         <w:tblLayout w:type="fixed"/>
         <w:tblCellMar>
           <w:top w:w="68" w:type="dxa"/>
-          <w:start w:w="130" w:type="dxa"/>
+          <w:left w:w="130" w:type="dxa"/>
           <w:bottom w:w="68" w:type="dxa"/>
-          <w:end w:w="130" w:type="dxa"/>
+          <w:right w:w="130" w:type="dxa"/>
         </w:tblCellMar>
-        <w:tblLook w:val="04a0" w:firstRow="1" w:noVBand="1" w:lastRow="0" w:firstColumn="1" w:lastColumn="0" w:noHBand="0"/>
+        <w:tblLook w:val="04A0" w:firstRow="1" w:lastRow="0" w:firstColumn="1" w:lastColumn="0" w:noHBand="0" w:noVBand="1"/>
       </w:tblPr>
       <w:tblGrid>
         <w:gridCol w:w="600"/>
@@ -3515,8 +3398,8 @@
       </w:tblGrid>
       <w:tr>
         <w:trPr>
-          <w:tblHeader w:val="true"/>
           <w:cantSplit/>
+          <w:tblHeader/>
         </w:trPr>
         <w:tc>
           <w:tcPr>
@@ -3528,7 +3411,6 @@
           </w:tcPr>
           <w:p>
             <w:pPr>
-              <w:pStyle w:val="Normal"/>
               <w:jc w:val="center"/>
               <w:rPr>
                 <w:sz w:val="12"/>
@@ -3559,7 +3441,6 @@
           </w:tcPr>
           <w:p>
             <w:pPr>
-              <w:pStyle w:val="Normal"/>
               <w:jc w:val="center"/>
               <w:rPr>
                 <w:sz w:val="12"/>
@@ -3590,7 +3471,6 @@
           </w:tcPr>
           <w:p>
             <w:pPr>
-              <w:pStyle w:val="Normal"/>
               <w:rPr>
                 <w:sz w:val="12"/>
                 <w:szCs w:val="12"/>
@@ -3625,7 +3505,6 @@
           </w:tcPr>
           <w:p>
             <w:pPr>
-              <w:pStyle w:val="Normal"/>
               <w:jc w:val="center"/>
               <w:rPr>
                 <w:sz w:val="12"/>
@@ -3652,7 +3531,6 @@
           </w:tcPr>
           <w:p>
             <w:pPr>
-              <w:pStyle w:val="Normal"/>
               <w:jc w:val="center"/>
               <w:rPr>
                 <w:sz w:val="12"/>
@@ -3679,7 +3557,6 @@
           </w:tcPr>
           <w:p>
             <w:pPr>
-              <w:pStyle w:val="Normal"/>
               <w:rPr>
                 <w:sz w:val="12"/>
                 <w:szCs w:val="12"/>
@@ -3710,7 +3587,6 @@
           </w:tcPr>
           <w:p>
             <w:pPr>
-              <w:pStyle w:val="Normal"/>
               <w:jc w:val="center"/>
               <w:rPr>
                 <w:sz w:val="12"/>
@@ -3737,7 +3613,6 @@
           </w:tcPr>
           <w:p>
             <w:pPr>
-              <w:pStyle w:val="Normal"/>
               <w:jc w:val="center"/>
               <w:rPr>
                 <w:sz w:val="12"/>
@@ -3764,7 +3639,6 @@
           </w:tcPr>
           <w:p>
             <w:pPr>
-              <w:pStyle w:val="Normal"/>
               <w:rPr>
                 <w:sz w:val="12"/>
                 <w:szCs w:val="12"/>
@@ -3795,7 +3669,6 @@
           </w:tcPr>
           <w:p>
             <w:pPr>
-              <w:pStyle w:val="Normal"/>
               <w:jc w:val="center"/>
               <w:rPr>
                 <w:sz w:val="12"/>
@@ -3822,7 +3695,6 @@
           </w:tcPr>
           <w:p>
             <w:pPr>
-              <w:pStyle w:val="Normal"/>
               <w:jc w:val="center"/>
               <w:rPr>
                 <w:sz w:val="12"/>
@@ -3849,7 +3721,6 @@
           </w:tcPr>
           <w:p>
             <w:pPr>
-              <w:pStyle w:val="Normal"/>
               <w:rPr>
                 <w:sz w:val="12"/>
                 <w:szCs w:val="12"/>
@@ -3869,10 +3740,8 @@
     </w:tbl>
     <w:p>
       <w:pPr>
-        <w:pStyle w:val="Normal"/>
-        <w:keepNext w:val="true"/>
+        <w:keepNext/>
         <w:spacing w:before="150" w:after="70"/>
-        <w:rPr/>
       </w:pPr>
       <w:r>
         <w:rPr>
@@ -3890,16 +3759,14 @@
     <w:tbl>
       <w:tblPr>
         <w:tblW w:w="10206" w:type="dxa"/>
-        <w:jc w:val="start"/>
-        <w:tblInd w:w="0" w:type="dxa"/>
         <w:tblLayout w:type="fixed"/>
         <w:tblCellMar>
           <w:top w:w="68" w:type="dxa"/>
-          <w:start w:w="130" w:type="dxa"/>
+          <w:left w:w="130" w:type="dxa"/>
           <w:bottom w:w="68" w:type="dxa"/>
-          <w:end w:w="130" w:type="dxa"/>
+          <w:right w:w="130" w:type="dxa"/>
         </w:tblCellMar>
-        <w:tblLook w:val="04a0" w:firstRow="1" w:noVBand="1" w:lastRow="0" w:firstColumn="1" w:lastColumn="0" w:noHBand="0"/>
+        <w:tblLook w:val="04A0" w:firstRow="1" w:lastRow="0" w:firstColumn="1" w:lastColumn="0" w:noHBand="0" w:noVBand="1"/>
       </w:tblPr>
       <w:tblGrid>
         <w:gridCol w:w="600"/>
@@ -3907,8 +3774,8 @@
       </w:tblGrid>
       <w:tr>
         <w:trPr>
-          <w:tblHeader w:val="true"/>
           <w:cantSplit/>
+          <w:tblHeader/>
         </w:trPr>
         <w:tc>
           <w:tcPr>
@@ -3920,7 +3787,6 @@
           </w:tcPr>
           <w:p>
             <w:pPr>
-              <w:pStyle w:val="Normal"/>
               <w:jc w:val="center"/>
               <w:rPr>
                 <w:sz w:val="12"/>
@@ -3951,7 +3817,6 @@
           </w:tcPr>
           <w:p>
             <w:pPr>
-              <w:pStyle w:val="Normal"/>
               <w:rPr>
                 <w:sz w:val="12"/>
                 <w:szCs w:val="12"/>
@@ -3986,7 +3851,6 @@
           </w:tcPr>
           <w:p>
             <w:pPr>
-              <w:pStyle w:val="Normal"/>
               <w:jc w:val="center"/>
               <w:rPr>
                 <w:sz w:val="12"/>
@@ -4013,19 +3877,26 @@
           </w:tcPr>
           <w:p>
             <w:pPr>
-              <w:pStyle w:val="Normal"/>
-              <w:rPr>
-                <w:sz w:val="12"/>
-                <w:szCs w:val="12"/>
-              </w:rPr>
-            </w:pPr>
-            <w:r>
-              <w:rPr>
-                <w:rFonts w:cs="Calibri"/>
-                <w:sz w:val="12"/>
-                <w:szCs w:val="12"/>
-              </w:rPr>
-              <w:t>Keep solar panels clean and free from dust, dirt and bird droppings.</w:t>
+              <w:rPr>
+                <w:sz w:val="12"/>
+                <w:szCs w:val="12"/>
+              </w:rPr>
+            </w:pPr>
+            <w:r>
+              <w:rPr>
+                <w:rFonts w:cs="Calibri"/>
+                <w:sz w:val="12"/>
+                <w:szCs w:val="12"/>
+              </w:rPr>
+              <w:t xml:space="preserve">Keep solar panels clean and free from dust, dirt and bird </w:t>
+            </w:r>
+            <w:r>
+              <w:rPr>
+                <w:rFonts w:cs="Calibri"/>
+                <w:sz w:val="12"/>
+                <w:szCs w:val="12"/>
+              </w:rPr>
+              <w:t>droppings.</w:t>
             </w:r>
           </w:p>
         </w:tc>
@@ -4044,7 +3915,6 @@
           </w:tcPr>
           <w:p>
             <w:pPr>
-              <w:pStyle w:val="Normal"/>
               <w:jc w:val="center"/>
               <w:rPr>
                 <w:sz w:val="12"/>
@@ -4071,7 +3941,6 @@
           </w:tcPr>
           <w:p>
             <w:pPr>
-              <w:pStyle w:val="Normal"/>
               <w:rPr>
                 <w:sz w:val="12"/>
                 <w:szCs w:val="12"/>
@@ -4101,7 +3970,6 @@
           </w:tcPr>
           <w:p>
             <w:pPr>
-              <w:pStyle w:val="Normal"/>
               <w:jc w:val="center"/>
               <w:rPr>
                 <w:sz w:val="12"/>
@@ -4128,7 +3996,6 @@
           </w:tcPr>
           <w:p>
             <w:pPr>
-              <w:pStyle w:val="Normal"/>
               <w:rPr>
                 <w:sz w:val="12"/>
                 <w:szCs w:val="12"/>
@@ -4158,7 +4025,6 @@
           </w:tcPr>
           <w:p>
             <w:pPr>
-              <w:pStyle w:val="Normal"/>
               <w:jc w:val="center"/>
               <w:rPr>
                 <w:sz w:val="12"/>
@@ -4185,7 +4051,6 @@
           </w:tcPr>
           <w:p>
             <w:pPr>
-              <w:pStyle w:val="Normal"/>
               <w:rPr>
                 <w:sz w:val="12"/>
                 <w:szCs w:val="12"/>
@@ -4216,7 +4081,6 @@
           </w:tcPr>
           <w:p>
             <w:pPr>
-              <w:pStyle w:val="Normal"/>
               <w:jc w:val="center"/>
               <w:rPr>
                 <w:sz w:val="12"/>
@@ -4244,18 +4108,24 @@
           </w:tcPr>
           <w:p>
             <w:pPr>
-              <w:pStyle w:val="Normal"/>
-              <w:rPr>
-                <w:sz w:val="12"/>
-                <w:szCs w:val="12"/>
-              </w:rPr>
-            </w:pPr>
-            <w:r>
-              <w:rPr>
-                <w:sz w:val="12"/>
-                <w:szCs w:val="12"/>
-              </w:rPr>
-              <w:t>Keep the area around the inverter free from obstructions.</w:t>
+              <w:rPr>
+                <w:sz w:val="12"/>
+                <w:szCs w:val="12"/>
+              </w:rPr>
+            </w:pPr>
+            <w:r>
+              <w:rPr>
+                <w:sz w:val="12"/>
+                <w:szCs w:val="12"/>
+              </w:rPr>
+              <w:t xml:space="preserve">Keep the area around the inverter free from </w:t>
+            </w:r>
+            <w:r>
+              <w:rPr>
+                <w:sz w:val="12"/>
+                <w:szCs w:val="12"/>
+              </w:rPr>
+              <w:t>obstructions.</w:t>
             </w:r>
           </w:p>
         </w:tc>
@@ -4275,7 +4145,6 @@
           </w:tcPr>
           <w:p>
             <w:pPr>
-              <w:pStyle w:val="Normal"/>
               <w:jc w:val="center"/>
               <w:rPr>
                 <w:sz w:val="12"/>
@@ -4303,7 +4172,6 @@
           </w:tcPr>
           <w:p>
             <w:pPr>
-              <w:pStyle w:val="Normal"/>
               <w:rPr>
                 <w:sz w:val="12"/>
                 <w:szCs w:val="12"/>
@@ -4334,7 +4202,6 @@
           </w:tcPr>
           <w:p>
             <w:pPr>
-              <w:pStyle w:val="Normal"/>
               <w:jc w:val="center"/>
               <w:rPr>
                 <w:sz w:val="12"/>
@@ -4362,7 +4229,6 @@
           </w:tcPr>
           <w:p>
             <w:pPr>
-              <w:pStyle w:val="Normal"/>
               <w:rPr>
                 <w:sz w:val="12"/>
                 <w:szCs w:val="12"/>
@@ -4393,7 +4259,6 @@
           </w:tcPr>
           <w:p>
             <w:pPr>
-              <w:pStyle w:val="Normal"/>
               <w:jc w:val="center"/>
               <w:rPr>
                 <w:sz w:val="12"/>
@@ -4421,7 +4286,6 @@
           </w:tcPr>
           <w:p>
             <w:pPr>
-              <w:pStyle w:val="Normal"/>
               <w:rPr>
                 <w:sz w:val="12"/>
                 <w:szCs w:val="12"/>
@@ -4452,7 +4316,6 @@
           </w:tcPr>
           <w:p>
             <w:pPr>
-              <w:pStyle w:val="Normal"/>
               <w:jc w:val="center"/>
               <w:rPr>
                 <w:sz w:val="12"/>
@@ -4480,18 +4343,24 @@
           </w:tcPr>
           <w:p>
             <w:pPr>
-              <w:pStyle w:val="Normal"/>
-              <w:rPr>
-                <w:sz w:val="12"/>
-                <w:szCs w:val="12"/>
-              </w:rPr>
-            </w:pPr>
-            <w:r>
-              <w:rPr>
-                <w:sz w:val="12"/>
-                <w:szCs w:val="12"/>
-              </w:rPr>
-              <w:t>Work shall commence after advance payment and site readiness.</w:t>
+              <w:rPr>
+                <w:sz w:val="12"/>
+                <w:szCs w:val="12"/>
+              </w:rPr>
+            </w:pPr>
+            <w:r>
+              <w:rPr>
+                <w:sz w:val="12"/>
+                <w:szCs w:val="12"/>
+              </w:rPr>
+              <w:t xml:space="preserve">Work </w:t>
+            </w:r>
+            <w:r>
+              <w:rPr>
+                <w:sz w:val="12"/>
+                <w:szCs w:val="12"/>
+              </w:rPr>
+              <w:t>shall commence after advance payment and site readiness.</w:t>
             </w:r>
           </w:p>
         </w:tc>
@@ -4511,7 +4380,6 @@
           </w:tcPr>
           <w:p>
             <w:pPr>
-              <w:pStyle w:val="Normal"/>
               <w:jc w:val="center"/>
               <w:rPr>
                 <w:sz w:val="12"/>
@@ -4539,7 +4407,6 @@
           </w:tcPr>
           <w:p>
             <w:pPr>
-              <w:pStyle w:val="Normal"/>
               <w:rPr>
                 <w:sz w:val="12"/>
                 <w:szCs w:val="12"/>
@@ -4570,7 +4437,6 @@
           </w:tcPr>
           <w:p>
             <w:pPr>
-              <w:pStyle w:val="Normal"/>
               <w:jc w:val="center"/>
               <w:rPr>
                 <w:sz w:val="12"/>
@@ -4598,7 +4464,6 @@
           </w:tcPr>
           <w:p>
             <w:pPr>
-              <w:pStyle w:val="Normal"/>
               <w:rPr>
                 <w:sz w:val="12"/>
                 <w:szCs w:val="12"/>
@@ -4629,7 +4494,6 @@
           </w:tcPr>
           <w:p>
             <w:pPr>
-              <w:pStyle w:val="Normal"/>
               <w:jc w:val="center"/>
               <w:rPr>
                 <w:sz w:val="12"/>
@@ -4657,18 +4521,24 @@
           </w:tcPr>
           <w:p>
             <w:pPr>
-              <w:pStyle w:val="Normal"/>
-              <w:rPr>
-                <w:sz w:val="12"/>
-                <w:szCs w:val="12"/>
-              </w:rPr>
-            </w:pPr>
-            <w:r>
-              <w:rPr>
-                <w:sz w:val="12"/>
-                <w:szCs w:val="12"/>
-              </w:rPr>
-              <w:t>Grid connectivity and net-metering approval shall be subject to the DISCOM’s rules and approval.</w:t>
+              <w:rPr>
+                <w:sz w:val="12"/>
+                <w:szCs w:val="12"/>
+              </w:rPr>
+            </w:pPr>
+            <w:r>
+              <w:rPr>
+                <w:sz w:val="12"/>
+                <w:szCs w:val="12"/>
+              </w:rPr>
+              <w:t>Grid connectivity and net-metering approval shall</w:t>
+            </w:r>
+            <w:r>
+              <w:rPr>
+                <w:sz w:val="12"/>
+                <w:szCs w:val="12"/>
+              </w:rPr>
+              <w:t xml:space="preserve"> be subject to the DISCOM’s rules and approval.</w:t>
             </w:r>
           </w:p>
         </w:tc>
@@ -4688,7 +4558,6 @@
           </w:tcPr>
           <w:p>
             <w:pPr>
-              <w:pStyle w:val="Normal"/>
               <w:jc w:val="center"/>
               <w:rPr>
                 <w:sz w:val="12"/>
@@ -4716,7 +4585,6 @@
           </w:tcPr>
           <w:p>
             <w:pPr>
-              <w:pStyle w:val="Normal"/>
               <w:rPr>
                 <w:sz w:val="12"/>
                 <w:szCs w:val="12"/>
@@ -4747,7 +4615,6 @@
           </w:tcPr>
           <w:p>
             <w:pPr>
-              <w:pStyle w:val="Normal"/>
               <w:jc w:val="center"/>
               <w:rPr>
                 <w:sz w:val="12"/>
@@ -4775,7 +4642,6 @@
           </w:tcPr>
           <w:p>
             <w:pPr>
-              <w:pStyle w:val="Normal"/>
               <w:rPr>
                 <w:sz w:val="12"/>
                 <w:szCs w:val="12"/>
@@ -4806,7 +4672,6 @@
           </w:tcPr>
           <w:p>
             <w:pPr>
-              <w:pStyle w:val="Normal"/>
               <w:jc w:val="center"/>
               <w:rPr>
                 <w:sz w:val="12"/>
@@ -4819,7 +4684,15 @@
                 <w:sz w:val="12"/>
                 <w:szCs w:val="12"/>
               </w:rPr>
-              <w:t>15</w:t>
+              <w:t>1</w:t>
+            </w:r>
+            <w:r>
+              <w:rPr>
+                <w:rFonts w:cs="Calibri"/>
+                <w:sz w:val="12"/>
+                <w:szCs w:val="12"/>
+              </w:rPr>
+              <w:t>5</w:t>
             </w:r>
           </w:p>
         </w:tc>
@@ -4834,7 +4707,6 @@
           </w:tcPr>
           <w:p>
             <w:pPr>
-              <w:pStyle w:val="Normal"/>
               <w:rPr>
                 <w:sz w:val="12"/>
                 <w:szCs w:val="12"/>
@@ -4864,7 +4736,6 @@
           </w:tcPr>
           <w:p>
             <w:pPr>
-              <w:pStyle w:val="Normal"/>
               <w:jc w:val="center"/>
               <w:rPr>
                 <w:sz w:val="12"/>
@@ -4890,7 +4761,6 @@
           </w:tcPr>
           <w:p>
             <w:pPr>
-              <w:pStyle w:val="Normal"/>
               <w:rPr>
                 <w:sz w:val="12"/>
                 <w:szCs w:val="12"/>
@@ -4920,19 +4790,12 @@
           </w:tcPr>
           <w:p>
             <w:pPr>
-              <w:pStyle w:val="Normal"/>
               <w:jc w:val="center"/>
               <w:rPr>
                 <w:sz w:val="12"/>
                 <w:szCs w:val="12"/>
               </w:rPr>
             </w:pPr>
-            <w:r>
-              <w:rPr>
-                <w:sz w:val="12"/>
-                <w:szCs w:val="12"/>
-              </w:rPr>
-            </w:r>
           </w:p>
         </w:tc>
         <w:tc>
@@ -4945,7 +4808,6 @@
           </w:tcPr>
           <w:p>
             <w:pPr>
-              <w:pStyle w:val="Normal"/>
               <w:rPr>
                 <w:sz w:val="12"/>
                 <w:szCs w:val="12"/>
@@ -4975,19 +4837,12 @@
           </w:tcPr>
           <w:p>
             <w:pPr>
-              <w:pStyle w:val="Normal"/>
               <w:jc w:val="center"/>
               <w:rPr>
                 <w:sz w:val="12"/>
                 <w:szCs w:val="12"/>
               </w:rPr>
             </w:pPr>
-            <w:r>
-              <w:rPr>
-                <w:sz w:val="12"/>
-                <w:szCs w:val="12"/>
-              </w:rPr>
-            </w:r>
           </w:p>
         </w:tc>
         <w:tc>
@@ -5000,7 +4855,6 @@
           </w:tcPr>
           <w:p>
             <w:pPr>
-              <w:pStyle w:val="Normal"/>
               <w:rPr>
                 <w:sz w:val="12"/>
                 <w:szCs w:val="12"/>
@@ -5030,19 +4884,12 @@
           </w:tcPr>
           <w:p>
             <w:pPr>
-              <w:pStyle w:val="Normal"/>
               <w:jc w:val="center"/>
               <w:rPr>
                 <w:sz w:val="12"/>
                 <w:szCs w:val="12"/>
               </w:rPr>
             </w:pPr>
-            <w:r>
-              <w:rPr>
-                <w:sz w:val="12"/>
-                <w:szCs w:val="12"/>
-              </w:rPr>
-            </w:r>
           </w:p>
         </w:tc>
         <w:tc>
@@ -5055,7 +4902,6 @@
           </w:tcPr>
           <w:p>
             <w:pPr>
-              <w:pStyle w:val="Normal"/>
               <w:rPr>
                 <w:sz w:val="12"/>
                 <w:szCs w:val="12"/>
@@ -5085,19 +4931,12 @@
           </w:tcPr>
           <w:p>
             <w:pPr>
-              <w:pStyle w:val="Normal"/>
               <w:jc w:val="center"/>
               <w:rPr>
                 <w:sz w:val="12"/>
                 <w:szCs w:val="12"/>
               </w:rPr>
             </w:pPr>
-            <w:r>
-              <w:rPr>
-                <w:sz w:val="12"/>
-                <w:szCs w:val="12"/>
-              </w:rPr>
-            </w:r>
           </w:p>
         </w:tc>
         <w:tc>
@@ -5110,7 +4949,6 @@
           </w:tcPr>
           <w:p>
             <w:pPr>
-              <w:pStyle w:val="Normal"/>
               <w:rPr>
                 <w:sz w:val="12"/>
                 <w:szCs w:val="12"/>
@@ -5129,8 +4967,39 @@
     </w:tbl>
     <w:p>
       <w:pPr>
-        <w:pStyle w:val="Normal"/>
         <w:pageBreakBefore/>
+        <w:rPr>
+          <w:i/>
+          <w:iCs/>
+        </w:rPr>
+      </w:pPr>
+    </w:p>
+    <w:p>
+      <w:pPr>
+        <w:rPr>
+          <w:i/>
+          <w:iCs/>
+        </w:rPr>
+      </w:pPr>
+    </w:p>
+    <w:p>
+      <w:pPr>
+        <w:rPr>
+          <w:i/>
+          <w:iCs/>
+        </w:rPr>
+      </w:pPr>
+    </w:p>
+    <w:p>
+      <w:pPr>
+        <w:rPr>
+          <w:i/>
+          <w:iCs/>
+        </w:rPr>
+      </w:pPr>
+    </w:p>
+    <w:p>
+      <w:pPr>
         <w:rPr>
           <w:i/>
           <w:iCs/>
@@ -5138,67 +5007,8 @@
       </w:pPr>
       <w:r>
         <w:rPr>
-          <w:i/>
-          <w:iCs/>
+          <w:noProof/>
         </w:rPr>
-      </w:r>
-    </w:p>
-    <w:p>
-      <w:pPr>
-        <w:pStyle w:val="Normal"/>
-        <w:rPr>
-          <w:i/>
-          <w:iCs/>
-        </w:rPr>
-      </w:pPr>
-      <w:r>
-        <w:rPr>
-          <w:i/>
-          <w:iCs/>
-        </w:rPr>
-      </w:r>
-    </w:p>
-    <w:p>
-      <w:pPr>
-        <w:pStyle w:val="Normal"/>
-        <w:rPr>
-          <w:i/>
-          <w:iCs/>
-        </w:rPr>
-      </w:pPr>
-      <w:r>
-        <w:rPr>
-          <w:i/>
-          <w:iCs/>
-        </w:rPr>
-      </w:r>
-    </w:p>
-    <w:p>
-      <w:pPr>
-        <w:pStyle w:val="Normal"/>
-        <w:rPr>
-          <w:i/>
-          <w:iCs/>
-        </w:rPr>
-      </w:pPr>
-      <w:r>
-        <w:rPr>
-          <w:i/>
-          <w:iCs/>
-        </w:rPr>
-      </w:r>
-    </w:p>
-    <w:p>
-      <w:pPr>
-        <w:pStyle w:val="Normal"/>
-        <w:rPr>
-          <w:i/>
-          <w:iCs/>
-        </w:rPr>
-      </w:pPr>
-      <w:r/>
-      <w:r>
-        <w:rPr/>
         <mc:AlternateContent>
           <mc:Choice Requires="wps">
             <w:drawing>
@@ -5206,6 +5016,7 @@
                 <wp:extent cx="6470015" cy="309880"/>
                 <wp:effectExtent l="0" t="0" r="0" b="0"/>
                 <wp:docPr id="9" name="Section 06"/>
+                <wp:cNvGraphicFramePr/>
                 <a:graphic xmlns:a="http://schemas.openxmlformats.org/drawingml/2006/main">
                   <a:graphicData uri="http://schemas.microsoft.com/office/word/2010/wordprocessingShape">
                     <wps:wsp>
@@ -5228,9 +5039,15 @@
                         </a:ln>
                       </wps:spPr>
                       <wps:style>
-                        <a:lnRef idx="0"/>
-                        <a:fillRef idx="0"/>
-                        <a:effectRef idx="0"/>
+                        <a:lnRef idx="0">
+                          <a:scrgbClr r="0" g="0" b="0"/>
+                        </a:lnRef>
+                        <a:fillRef idx="0">
+                          <a:scrgbClr r="0" g="0" b="0"/>
+                        </a:fillRef>
+                        <a:effectRef idx="0">
+                          <a:scrgbClr r="0" g="0" b="0"/>
+                        </a:effectRef>
                         <a:fontRef idx="minor"/>
                       </wps:style>
                       <wps:txbx>
@@ -5238,7 +5055,6 @@
                           <w:p>
                             <w:pPr>
                               <w:pStyle w:val="FrameContents"/>
-                              <w:rPr/>
                             </w:pPr>
                             <w:r>
                               <w:rPr>
@@ -5273,7 +5089,7 @@
               </wp:inline>
             </w:drawing>
           </mc:Choice>
-          <mc:Fallback>
+          <mc:Fallback xmlns:pic="http://schemas.openxmlformats.org/drawingml/2006/picture">
             <w:pict>
               <v:roundrect id="shape_0" fillcolor="#0b2644" stroked="f" o:allowincell="t" style="width:509.4pt;height:24.35pt;mso-wrap-style:square;v-text-anchor:middle" wp14:anchorId="5C9674AB">
                 <v:fill o:detectmouseclick="t" type="solid" color2="#f4d9bb"/>
@@ -5315,28 +5131,18 @@
         </mc:AlternateContent>
       </w:r>
     </w:p>
-    <w:p>
-      <w:pPr>
-        <w:pStyle w:val="Normal"/>
-        <w:rPr/>
-      </w:pPr>
-      <w:r>
-        <w:rPr/>
-      </w:r>
-    </w:p>
+    <w:p/>
     <w:tbl>
       <w:tblPr>
         <w:tblW w:w="10206" w:type="dxa"/>
-        <w:jc w:val="start"/>
-        <w:tblInd w:w="0" w:type="dxa"/>
         <w:tblLayout w:type="fixed"/>
         <w:tblCellMar>
           <w:top w:w="68" w:type="dxa"/>
-          <w:start w:w="130" w:type="dxa"/>
+          <w:left w:w="130" w:type="dxa"/>
           <w:bottom w:w="68" w:type="dxa"/>
-          <w:end w:w="130" w:type="dxa"/>
+          <w:right w:w="130" w:type="dxa"/>
         </w:tblCellMar>
-        <w:tblLook w:val="04a0" w:firstRow="1" w:noVBand="1" w:lastRow="0" w:firstColumn="1" w:lastColumn="0" w:noHBand="0"/>
+        <w:tblLook w:val="04A0" w:firstRow="1" w:lastRow="0" w:firstColumn="1" w:lastColumn="0" w:noHBand="0" w:noVBand="1"/>
       </w:tblPr>
       <w:tblGrid>
         <w:gridCol w:w="600"/>
@@ -5346,8 +5152,8 @@
       </w:tblGrid>
       <w:tr>
         <w:trPr>
-          <w:tblHeader w:val="true"/>
           <w:cantSplit/>
+          <w:tblHeader/>
         </w:trPr>
         <w:tc>
           <w:tcPr>
@@ -5359,9 +5165,7 @@
           </w:tcPr>
           <w:p>
             <w:pPr>
-              <w:pStyle w:val="Normal"/>
               <w:jc w:val="center"/>
-              <w:rPr/>
             </w:pPr>
             <w:r>
               <w:rPr>
@@ -5373,6 +5177,7 @@
                 <w:sz w:val="16"/>
                 <w:szCs w:val="16"/>
               </w:rPr>
+              <w:lastRenderedPageBreak/>
               <w:t>Sr.</w:t>
             </w:r>
           </w:p>
@@ -5386,10 +5191,6 @@
             <w:vAlign w:val="center"/>
           </w:tcPr>
           <w:p>
-            <w:pPr>
-              <w:pStyle w:val="Normal"/>
-              <w:rPr/>
-            </w:pPr>
             <w:r>
               <w:rPr>
                 <w:rFonts w:cs="Calibri"/>
@@ -5413,10 +5214,6 @@
             <w:vAlign w:val="center"/>
           </w:tcPr>
           <w:p>
-            <w:pPr>
-              <w:pStyle w:val="Normal"/>
-              <w:rPr/>
-            </w:pPr>
             <w:r>
               <w:rPr>
                 <w:rFonts w:cs="Calibri"/>
@@ -5440,10 +5237,6 @@
             <w:vAlign w:val="center"/>
           </w:tcPr>
           <w:p>
-            <w:pPr>
-              <w:pStyle w:val="Normal"/>
-              <w:rPr/>
-            </w:pPr>
             <w:r>
               <w:rPr>
                 <w:rFonts w:cs="Calibri"/>
@@ -5473,9 +5266,7 @@
           </w:tcPr>
           <w:p>
             <w:pPr>
-              <w:pStyle w:val="Normal"/>
               <w:jc w:val="center"/>
-              <w:rPr/>
             </w:pPr>
             <w:r>
               <w:rPr>
@@ -5494,10 +5285,6 @@
             <w:vAlign w:val="center"/>
           </w:tcPr>
           <w:p>
-            <w:pPr>
-              <w:pStyle w:val="Normal"/>
-              <w:rPr/>
-            </w:pPr>
             <w:r>
               <w:rPr>
                 <w:rFonts w:cs="Calibri"/>
@@ -5515,15 +5302,29 @@
             <w:vAlign w:val="center"/>
           </w:tcPr>
           <w:p>
-            <w:pPr>
-              <w:pStyle w:val="Normal"/>
-              <w:rPr/>
-            </w:pPr>
-            <w:r>
-              <w:rPr>
-                <w:rFonts w:cs="Calibri"/>
-              </w:rPr>
-              <w:t>25 Years</w:t>
+            <w:r>
+              <w:rPr>
+                <w:rFonts w:cs="Calibri"/>
+              </w:rPr>
+              <w:t xml:space="preserve"/>
+            </w:r>
+            <w:r>
+              <w:rPr>
+                <w:rFonts w:cs="Calibri"/>
+              </w:rPr>
+              <w:t xml:space="preserve">{{warranty_panel_years}}</w:t>
+            </w:r>
+            <w:r>
+              <w:rPr>
+                <w:rFonts w:cs="Calibri"/>
+              </w:rPr>
+              <w:t xml:space="preserve"/>
+            </w:r>
+            <w:r>
+              <w:rPr>
+                <w:rFonts w:cs="Calibri"/>
+              </w:rPr>
+              <w:t xml:space="preserve"> Years</w:t>
             </w:r>
           </w:p>
         </w:tc>
@@ -5536,12 +5337,7 @@
             <w:vAlign w:val="center"/>
           </w:tcPr>
           <w:p>
-            <w:pPr>
-              <w:pStyle w:val="Normal"/>
-              <w:rPr/>
-            </w:pPr>
-            <w:r>
-              <w:rPr/>
+            <w:r>
               <w:t>Performance Warranty</w:t>
             </w:r>
           </w:p>
@@ -5561,9 +5357,7 @@
           </w:tcPr>
           <w:p>
             <w:pPr>
-              <w:pStyle w:val="Normal"/>
               <w:jc w:val="center"/>
-              <w:rPr/>
             </w:pPr>
             <w:r>
               <w:rPr>
@@ -5582,10 +5376,6 @@
             <w:vAlign w:val="center"/>
           </w:tcPr>
           <w:p>
-            <w:pPr>
-              <w:pStyle w:val="Normal"/>
-              <w:rPr/>
-            </w:pPr>
             <w:r>
               <w:rPr>
                 <w:rFonts w:cs="Calibri"/>
@@ -5603,15 +5393,29 @@
             <w:vAlign w:val="center"/>
           </w:tcPr>
           <w:p>
-            <w:pPr>
-              <w:pStyle w:val="Normal"/>
-              <w:rPr/>
-            </w:pPr>
-            <w:r>
-              <w:rPr>
-                <w:rFonts w:cs="Calibri"/>
-              </w:rPr>
-              <w:t>07 Years</w:t>
+            <w:r>
+              <w:rPr>
+                <w:rFonts w:cs="Calibri"/>
+              </w:rPr>
+              <w:t xml:space="preserve"/>
+            </w:r>
+            <w:r>
+              <w:rPr>
+                <w:rFonts w:cs="Calibri"/>
+              </w:rPr>
+              <w:t xml:space="preserve">{{warranty_inverter_years}}</w:t>
+            </w:r>
+            <w:r>
+              <w:rPr>
+                <w:rFonts w:cs="Calibri"/>
+              </w:rPr>
+              <w:t xml:space="preserve"/>
+            </w:r>
+            <w:r>
+              <w:rPr>
+                <w:rFonts w:cs="Calibri"/>
+              </w:rPr>
+              <w:t xml:space="preserve"> Years</w:t>
             </w:r>
           </w:p>
         </w:tc>
@@ -5624,12 +5428,7 @@
             <w:vAlign w:val="center"/>
           </w:tcPr>
           <w:p>
-            <w:pPr>
-              <w:pStyle w:val="Normal"/>
-              <w:rPr/>
-            </w:pPr>
-            <w:r>
-              <w:rPr/>
+            <w:r>
               <w:t>Warranty</w:t>
             </w:r>
           </w:p>
@@ -5649,9 +5448,7 @@
           </w:tcPr>
           <w:p>
             <w:pPr>
-              <w:pStyle w:val="Normal"/>
               <w:jc w:val="center"/>
-              <w:rPr/>
             </w:pPr>
             <w:r>
               <w:rPr>
@@ -5670,10 +5467,6 @@
             <w:vAlign w:val="center"/>
           </w:tcPr>
           <w:p>
-            <w:pPr>
-              <w:pStyle w:val="Normal"/>
-              <w:rPr/>
-            </w:pPr>
             <w:r>
               <w:rPr>
                 <w:rFonts w:cs="Calibri"/>
@@ -5691,15 +5484,29 @@
             <w:vAlign w:val="center"/>
           </w:tcPr>
           <w:p>
-            <w:pPr>
-              <w:pStyle w:val="Normal"/>
-              <w:rPr/>
-            </w:pPr>
-            <w:r>
-              <w:rPr>
-                <w:rFonts w:cs="Calibri"/>
-              </w:rPr>
-              <w:t>05 Years</w:t>
+            <w:r>
+              <w:rPr>
+                <w:rFonts w:cs="Calibri"/>
+              </w:rPr>
+              <w:t xml:space="preserve"/>
+            </w:r>
+            <w:r>
+              <w:rPr>
+                <w:rFonts w:cs="Calibri"/>
+              </w:rPr>
+              <w:t xml:space="preserve">{{warranty_service_years}}</w:t>
+            </w:r>
+            <w:r>
+              <w:rPr>
+                <w:rFonts w:cs="Calibri"/>
+              </w:rPr>
+              <w:t xml:space="preserve"/>
+            </w:r>
+            <w:r>
+              <w:rPr>
+                <w:rFonts w:cs="Calibri"/>
+              </w:rPr>
+              <w:t xml:space="preserve"> Years</w:t>
             </w:r>
           </w:p>
         </w:tc>
@@ -5712,44 +5519,20 @@
             <w:vAlign w:val="center"/>
           </w:tcPr>
           <w:p>
-            <w:pPr>
-              <w:pStyle w:val="Normal"/>
-              <w:rPr/>
-            </w:pPr>
-            <w:r>
-              <w:rPr/>
+            <w:r>
               <w:t>Service Given By Vendor</w:t>
             </w:r>
           </w:p>
         </w:tc>
       </w:tr>
     </w:tbl>
+    <w:p/>
+    <w:p/>
     <w:p>
-      <w:pPr>
-        <w:pStyle w:val="Normal"/>
-        <w:rPr/>
-      </w:pPr>
       <w:r>
-        <w:rPr/>
-      </w:r>
-    </w:p>
-    <w:p>
-      <w:pPr>
-        <w:pStyle w:val="Normal"/>
-        <w:rPr/>
-      </w:pPr>
-      <w:r>
-        <w:rPr/>
-      </w:r>
-    </w:p>
-    <w:p>
-      <w:pPr>
-        <w:pStyle w:val="Normal"/>
-        <w:rPr/>
-      </w:pPr>
-      <w:r/>
-      <w:r>
-        <w:rPr/>
+        <w:rPr>
+          <w:noProof/>
+        </w:rPr>
         <mc:AlternateContent>
           <mc:Choice Requires="wps">
             <w:drawing>
@@ -5757,6 +5540,7 @@
                 <wp:extent cx="6470015" cy="309880"/>
                 <wp:effectExtent l="0" t="0" r="0" b="0"/>
                 <wp:docPr id="10" name="Section 07"/>
+                <wp:cNvGraphicFramePr/>
                 <a:graphic xmlns:a="http://schemas.openxmlformats.org/drawingml/2006/main">
                   <a:graphicData uri="http://schemas.microsoft.com/office/word/2010/wordprocessingShape">
                     <wps:wsp>
@@ -5779,9 +5563,15 @@
                         </a:ln>
                       </wps:spPr>
                       <wps:style>
-                        <a:lnRef idx="0"/>
-                        <a:fillRef idx="0"/>
-                        <a:effectRef idx="0"/>
+                        <a:lnRef idx="0">
+                          <a:scrgbClr r="0" g="0" b="0"/>
+                        </a:lnRef>
+                        <a:fillRef idx="0">
+                          <a:scrgbClr r="0" g="0" b="0"/>
+                        </a:fillRef>
+                        <a:effectRef idx="0">
+                          <a:scrgbClr r="0" g="0" b="0"/>
+                        </a:effectRef>
                         <a:fontRef idx="minor"/>
                       </wps:style>
                       <wps:txbx>
@@ -5789,7 +5579,6 @@
                           <w:p>
                             <w:pPr>
                               <w:pStyle w:val="FrameContents"/>
-                              <w:rPr/>
                             </w:pPr>
                             <w:r>
                               <w:rPr>
@@ -5824,7 +5613,7 @@
               </wp:inline>
             </w:drawing>
           </mc:Choice>
-          <mc:Fallback>
+          <mc:Fallback xmlns:pic="http://schemas.openxmlformats.org/drawingml/2006/picture">
             <w:pict>
               <v:roundrect id="shape_0" fillcolor="#0b2644" stroked="f" o:allowincell="t" style="width:509.4pt;height:24.35pt;mso-wrap-style:square;v-text-anchor:middle" wp14:anchorId="1B6E35B1">
                 <v:fill o:detectmouseclick="t" type="solid" color2="#f4d9bb"/>
@@ -5866,28 +5655,18 @@
         </mc:AlternateContent>
       </w:r>
     </w:p>
-    <w:p>
-      <w:pPr>
-        <w:pStyle w:val="Normal"/>
-        <w:rPr/>
-      </w:pPr>
-      <w:r>
-        <w:rPr/>
-      </w:r>
-    </w:p>
+    <w:p/>
     <w:tbl>
       <w:tblPr>
         <w:tblW w:w="10206" w:type="dxa"/>
-        <w:jc w:val="start"/>
-        <w:tblInd w:w="0" w:type="dxa"/>
         <w:tblLayout w:type="fixed"/>
         <w:tblCellMar>
           <w:top w:w="68" w:type="dxa"/>
-          <w:start w:w="130" w:type="dxa"/>
+          <w:left w:w="130" w:type="dxa"/>
           <w:bottom w:w="68" w:type="dxa"/>
-          <w:end w:w="130" w:type="dxa"/>
+          <w:right w:w="130" w:type="dxa"/>
         </w:tblCellMar>
-        <w:tblLook w:val="04a0" w:firstRow="1" w:noVBand="1" w:lastRow="0" w:firstColumn="1" w:lastColumn="0" w:noHBand="0"/>
+        <w:tblLook w:val="04A0" w:firstRow="1" w:lastRow="0" w:firstColumn="1" w:lastColumn="0" w:noHBand="0" w:noVBand="1"/>
       </w:tblPr>
       <w:tblGrid>
         <w:gridCol w:w="600"/>
@@ -5895,8 +5674,8 @@
       </w:tblGrid>
       <w:tr>
         <w:trPr>
-          <w:tblHeader w:val="true"/>
           <w:cantSplit/>
+          <w:tblHeader/>
         </w:trPr>
         <w:tc>
           <w:tcPr>
@@ -5908,9 +5687,7 @@
           </w:tcPr>
           <w:p>
             <w:pPr>
-              <w:pStyle w:val="Normal"/>
               <w:jc w:val="center"/>
-              <w:rPr/>
             </w:pPr>
             <w:r>
               <w:rPr>
@@ -5935,10 +5712,6 @@
             <w:vAlign w:val="center"/>
           </w:tcPr>
           <w:p>
-            <w:pPr>
-              <w:pStyle w:val="Normal"/>
-              <w:rPr/>
-            </w:pPr>
             <w:r>
               <w:rPr>
                 <w:rFonts w:cs="Calibri"/>
@@ -5949,7 +5722,19 @@
                 <w:sz w:val="16"/>
                 <w:szCs w:val="16"/>
               </w:rPr>
-              <w:t>Document Required from Customer</w:t>
+              <w:t xml:space="preserve">Document Required </w:t>
+            </w:r>
+            <w:r>
+              <w:rPr>
+                <w:rFonts w:cs="Calibri"/>
+                <w:b/>
+                <w:bCs/>
+                <w:color w:val="0B2644"/>
+                <w:spacing w:val="20"/>
+                <w:sz w:val="16"/>
+                <w:szCs w:val="16"/>
+              </w:rPr>
+              <w:t>from Customer</w:t>
             </w:r>
           </w:p>
         </w:tc>
@@ -5968,9 +5753,7 @@
           </w:tcPr>
           <w:p>
             <w:pPr>
-              <w:pStyle w:val="Normal"/>
               <w:jc w:val="center"/>
-              <w:rPr/>
             </w:pPr>
             <w:r>
               <w:rPr>
@@ -5989,10 +5772,6 @@
             <w:vAlign w:val="center"/>
           </w:tcPr>
           <w:p>
-            <w:pPr>
-              <w:pStyle w:val="Normal"/>
-              <w:rPr/>
-            </w:pPr>
             <w:r>
               <w:rPr>
                 <w:rFonts w:cs="Calibri"/>
@@ -6016,9 +5795,7 @@
           </w:tcPr>
           <w:p>
             <w:pPr>
-              <w:pStyle w:val="Normal"/>
               <w:jc w:val="center"/>
-              <w:rPr/>
             </w:pPr>
             <w:r>
               <w:rPr>
@@ -6037,10 +5814,6 @@
             <w:vAlign w:val="center"/>
           </w:tcPr>
           <w:p>
-            <w:pPr>
-              <w:pStyle w:val="Normal"/>
-              <w:rPr/>
-            </w:pPr>
             <w:r>
               <w:rPr>
                 <w:rFonts w:cs="Calibri"/>
@@ -6064,12 +5837,9 @@
           </w:tcPr>
           <w:p>
             <w:pPr>
-              <w:pStyle w:val="Normal"/>
               <w:jc w:val="center"/>
-              <w:rPr/>
-            </w:pPr>
-            <w:r>
-              <w:rPr/>
+            </w:pPr>
+            <w:r>
               <w:t>3</w:t>
             </w:r>
           </w:p>
@@ -6083,12 +5853,7 @@
             <w:vAlign w:val="center"/>
           </w:tcPr>
           <w:p>
-            <w:pPr>
-              <w:pStyle w:val="Normal"/>
-              <w:rPr/>
-            </w:pPr>
-            <w:r>
-              <w:rPr/>
+            <w:r>
               <w:t>Light Bill</w:t>
             </w:r>
           </w:p>
@@ -6108,12 +5873,9 @@
           </w:tcPr>
           <w:p>
             <w:pPr>
-              <w:pStyle w:val="Normal"/>
               <w:jc w:val="center"/>
-              <w:rPr/>
-            </w:pPr>
-            <w:r>
-              <w:rPr/>
+            </w:pPr>
+            <w:r>
               <w:t>4</w:t>
             </w:r>
           </w:p>
@@ -6127,12 +5889,7 @@
             <w:vAlign w:val="center"/>
           </w:tcPr>
           <w:p>
-            <w:pPr>
-              <w:pStyle w:val="Normal"/>
-              <w:rPr/>
-            </w:pPr>
-            <w:r>
-              <w:rPr/>
+            <w:r>
               <w:t>Aadhar Card</w:t>
             </w:r>
           </w:p>
@@ -6152,12 +5909,9 @@
           </w:tcPr>
           <w:p>
             <w:pPr>
-              <w:pStyle w:val="Normal"/>
               <w:jc w:val="center"/>
-              <w:rPr/>
-            </w:pPr>
-            <w:r>
-              <w:rPr/>
+            </w:pPr>
+            <w:r>
               <w:t>5</w:t>
             </w:r>
           </w:p>
@@ -6171,12 +5925,7 @@
             <w:vAlign w:val="center"/>
           </w:tcPr>
           <w:p>
-            <w:pPr>
-              <w:pStyle w:val="Normal"/>
-              <w:rPr/>
-            </w:pPr>
-            <w:r>
-              <w:rPr/>
+            <w:r>
               <w:t>Pan Card (Company OR Person)</w:t>
             </w:r>
           </w:p>
@@ -6197,12 +5946,9 @@
           </w:tcPr>
           <w:p>
             <w:pPr>
-              <w:pStyle w:val="Normal"/>
               <w:jc w:val="center"/>
-              <w:rPr/>
-            </w:pPr>
-            <w:r>
-              <w:rPr/>
+            </w:pPr>
+            <w:r>
               <w:t>6</w:t>
             </w:r>
           </w:p>
@@ -6217,12 +5963,7 @@
             <w:vAlign w:val="center"/>
           </w:tcPr>
           <w:p>
-            <w:pPr>
-              <w:pStyle w:val="Normal"/>
-              <w:rPr/>
-            </w:pPr>
-            <w:r>
-              <w:rPr/>
+            <w:r>
               <w:t>Ownership Document</w:t>
             </w:r>
           </w:p>
@@ -6243,12 +5984,9 @@
           </w:tcPr>
           <w:p>
             <w:pPr>
-              <w:pStyle w:val="Normal"/>
               <w:jc w:val="center"/>
-              <w:rPr/>
-            </w:pPr>
-            <w:r>
-              <w:rPr/>
+            </w:pPr>
+            <w:r>
               <w:t>7</w:t>
             </w:r>
           </w:p>
@@ -6263,12 +6001,7 @@
             <w:vAlign w:val="center"/>
           </w:tcPr>
           <w:p>
-            <w:pPr>
-              <w:pStyle w:val="Normal"/>
-              <w:rPr/>
-            </w:pPr>
-            <w:r>
-              <w:rPr/>
+            <w:r>
               <w:t>Company Incorporation/Registration Certificate</w:t>
             </w:r>
           </w:p>
@@ -6289,12 +6022,9 @@
           </w:tcPr>
           <w:p>
             <w:pPr>
-              <w:pStyle w:val="Normal"/>
               <w:jc w:val="center"/>
-              <w:rPr/>
-            </w:pPr>
-            <w:r>
-              <w:rPr/>
+            </w:pPr>
+            <w:r>
               <w:t>8</w:t>
             </w:r>
           </w:p>
@@ -6309,12 +6039,7 @@
             <w:vAlign w:val="center"/>
           </w:tcPr>
           <w:p>
-            <w:pPr>
-              <w:pStyle w:val="Normal"/>
-              <w:rPr/>
-            </w:pPr>
-            <w:r>
-              <w:rPr/>
+            <w:r>
               <w:t>Board Resolution</w:t>
             </w:r>
           </w:p>
@@ -6335,13 +6060,8 @@
           </w:tcPr>
           <w:p>
             <w:pPr>
-              <w:pStyle w:val="Normal"/>
               <w:jc w:val="center"/>
-              <w:rPr/>
-            </w:pPr>
-            <w:r>
-              <w:rPr/>
-            </w:r>
+            </w:pPr>
           </w:p>
         </w:tc>
         <w:tc>
@@ -6353,15 +6073,7 @@
             </w:tcBorders>
             <w:vAlign w:val="center"/>
           </w:tcPr>
-          <w:p>
-            <w:pPr>
-              <w:pStyle w:val="Normal"/>
-              <w:rPr/>
-            </w:pPr>
-            <w:r>
-              <w:rPr/>
-            </w:r>
-          </w:p>
+          <w:p/>
         </w:tc>
       </w:tr>
       <w:tr>
@@ -6379,13 +6091,8 @@
           </w:tcPr>
           <w:p>
             <w:pPr>
-              <w:pStyle w:val="Normal"/>
               <w:jc w:val="center"/>
-              <w:rPr/>
-            </w:pPr>
-            <w:r>
-              <w:rPr/>
-            </w:r>
+            </w:pPr>
           </w:p>
         </w:tc>
         <w:tc>
@@ -6397,44 +6104,17 @@
             </w:tcBorders>
             <w:vAlign w:val="center"/>
           </w:tcPr>
-          <w:p>
-            <w:pPr>
-              <w:pStyle w:val="Normal"/>
-              <w:rPr/>
-            </w:pPr>
-            <w:r>
-              <w:rPr/>
-            </w:r>
-          </w:p>
+          <w:p/>
         </w:tc>
       </w:tr>
     </w:tbl>
+    <w:p/>
+    <w:p/>
     <w:p>
-      <w:pPr>
-        <w:pStyle w:val="Normal"/>
-        <w:rPr/>
-      </w:pPr>
       <w:r>
-        <w:rPr/>
-      </w:r>
-    </w:p>
-    <w:p>
-      <w:pPr>
-        <w:pStyle w:val="Normal"/>
-        <w:rPr/>
-      </w:pPr>
-      <w:r>
-        <w:rPr/>
-      </w:r>
-    </w:p>
-    <w:p>
-      <w:pPr>
-        <w:pStyle w:val="Normal"/>
-        <w:rPr/>
-      </w:pPr>
-      <w:r/>
-      <w:r>
-        <w:rPr/>
+        <w:rPr>
+          <w:noProof/>
+        </w:rPr>
         <mc:AlternateContent>
           <mc:Choice Requires="wps">
             <w:drawing>
@@ -6442,6 +6122,7 @@
                 <wp:extent cx="6470015" cy="309880"/>
                 <wp:effectExtent l="0" t="0" r="0" b="0"/>
                 <wp:docPr id="11" name="Section 08"/>
+                <wp:cNvGraphicFramePr/>
                 <a:graphic xmlns:a="http://schemas.openxmlformats.org/drawingml/2006/main">
                   <a:graphicData uri="http://schemas.microsoft.com/office/word/2010/wordprocessingShape">
                     <wps:wsp>
@@ -6464,9 +6145,15 @@
                         </a:ln>
                       </wps:spPr>
                       <wps:style>
-                        <a:lnRef idx="0"/>
-                        <a:fillRef idx="0"/>
-                        <a:effectRef idx="0"/>
+                        <a:lnRef idx="0">
+                          <a:scrgbClr r="0" g="0" b="0"/>
+                        </a:lnRef>
+                        <a:fillRef idx="0">
+                          <a:scrgbClr r="0" g="0" b="0"/>
+                        </a:fillRef>
+                        <a:effectRef idx="0">
+                          <a:scrgbClr r="0" g="0" b="0"/>
+                        </a:effectRef>
                         <a:fontRef idx="minor"/>
                       </wps:style>
                       <wps:txbx>
@@ -6474,7 +6161,6 @@
                           <w:p>
                             <w:pPr>
                               <w:pStyle w:val="FrameContents"/>
-                              <w:rPr/>
                             </w:pPr>
                             <w:r>
                               <w:rPr>
@@ -6509,7 +6195,7 @@
               </wp:inline>
             </w:drawing>
           </mc:Choice>
-          <mc:Fallback>
+          <mc:Fallback xmlns:pic="http://schemas.openxmlformats.org/drawingml/2006/picture">
             <w:pict>
               <v:roundrect id="shape_0" fillcolor="#0b2644" stroked="f" o:allowincell="t" style="width:509.4pt;height:24.35pt;mso-wrap-style:square;v-text-anchor:middle" wp14:anchorId="04452F0E">
                 <v:fill o:detectmouseclick="t" type="solid" color2="#f4d9bb"/>
@@ -6551,37 +6237,19 @@
         </mc:AlternateContent>
       </w:r>
     </w:p>
-    <w:p>
-      <w:pPr>
-        <w:pStyle w:val="Normal"/>
-        <w:rPr/>
-      </w:pPr>
-      <w:r>
-        <w:rPr/>
-      </w:r>
-    </w:p>
-    <w:p>
-      <w:pPr>
-        <w:pStyle w:val="Normal"/>
-        <w:rPr/>
-      </w:pPr>
-      <w:r>
-        <w:rPr/>
-      </w:r>
-    </w:p>
+    <w:p/>
+    <w:p/>
     <w:tbl>
       <w:tblPr>
         <w:tblW w:w="10206" w:type="dxa"/>
-        <w:jc w:val="start"/>
-        <w:tblInd w:w="0" w:type="dxa"/>
         <w:tblLayout w:type="fixed"/>
         <w:tblCellMar>
           <w:top w:w="68" w:type="dxa"/>
-          <w:start w:w="130" w:type="dxa"/>
+          <w:left w:w="130" w:type="dxa"/>
           <w:bottom w:w="68" w:type="dxa"/>
-          <w:end w:w="130" w:type="dxa"/>
+          <w:right w:w="130" w:type="dxa"/>
         </w:tblCellMar>
-        <w:tblLook w:val="04a0" w:firstRow="1" w:noVBand="1" w:lastRow="0" w:firstColumn="1" w:lastColumn="0" w:noHBand="0"/>
+        <w:tblLook w:val="04A0" w:firstRow="1" w:lastRow="0" w:firstColumn="1" w:lastColumn="0" w:noHBand="0" w:noVBand="1"/>
       </w:tblPr>
       <w:tblGrid>
         <w:gridCol w:w="3199"/>
@@ -6600,10 +6268,6 @@
             <w:vAlign w:val="center"/>
           </w:tcPr>
           <w:p>
-            <w:pPr>
-              <w:pStyle w:val="Normal"/>
-              <w:rPr/>
-            </w:pPr>
             <w:r>
               <w:rPr>
                 <w:rFonts w:cs="Calibri"/>
@@ -6611,7 +6275,16 @@
                 <w:bCs/>
                 <w:color w:val="0B2644"/>
               </w:rPr>
-              <w:t>Account Holder Name</w:t>
+              <w:t xml:space="preserve">Account </w:t>
+            </w:r>
+            <w:r>
+              <w:rPr>
+                <w:rFonts w:cs="Calibri"/>
+                <w:b/>
+                <w:bCs/>
+                <w:color w:val="0B2644"/>
+              </w:rPr>
+              <w:t>Holder Name</w:t>
             </w:r>
           </w:p>
         </w:tc>
@@ -6624,10 +6297,6 @@
             <w:vAlign w:val="center"/>
           </w:tcPr>
           <w:p>
-            <w:pPr>
-              <w:pStyle w:val="Normal"/>
-              <w:rPr/>
-            </w:pPr>
             <w:r>
               <w:rPr>
                 <w:rFonts w:cs="Calibri"/>
@@ -6650,10 +6319,6 @@
             <w:vAlign w:val="center"/>
           </w:tcPr>
           <w:p>
-            <w:pPr>
-              <w:pStyle w:val="Normal"/>
-              <w:rPr/>
-            </w:pPr>
             <w:r>
               <w:rPr>
                 <w:rFonts w:cs="Calibri"/>
@@ -6674,10 +6339,6 @@
             <w:vAlign w:val="center"/>
           </w:tcPr>
           <w:p>
-            <w:pPr>
-              <w:pStyle w:val="Normal"/>
-              <w:rPr/>
-            </w:pPr>
             <w:r>
               <w:rPr>
                 <w:rFonts w:cs="Calibri"/>
@@ -6700,10 +6361,6 @@
             <w:vAlign w:val="center"/>
           </w:tcPr>
           <w:p>
-            <w:pPr>
-              <w:pStyle w:val="Normal"/>
-              <w:rPr/>
-            </w:pPr>
             <w:r>
               <w:rPr>
                 <w:rFonts w:cs="Calibri"/>
@@ -6724,10 +6381,6 @@
             <w:vAlign w:val="center"/>
           </w:tcPr>
           <w:p>
-            <w:pPr>
-              <w:pStyle w:val="Normal"/>
-              <w:rPr/>
-            </w:pPr>
             <w:r>
               <w:rPr>
                 <w:rFonts w:cs="Calibri"/>
@@ -6750,10 +6403,6 @@
             <w:vAlign w:val="center"/>
           </w:tcPr>
           <w:p>
-            <w:pPr>
-              <w:pStyle w:val="Normal"/>
-              <w:rPr/>
-            </w:pPr>
             <w:r>
               <w:rPr>
                 <w:rFonts w:cs="Calibri"/>
@@ -6774,10 +6423,6 @@
             <w:vAlign w:val="center"/>
           </w:tcPr>
           <w:p>
-            <w:pPr>
-              <w:pStyle w:val="Normal"/>
-              <w:rPr/>
-            </w:pPr>
             <w:r>
               <w:rPr>
                 <w:rFonts w:cs="Calibri"/>
@@ -6800,10 +6445,6 @@
             <w:vAlign w:val="center"/>
           </w:tcPr>
           <w:p>
-            <w:pPr>
-              <w:pStyle w:val="Normal"/>
-              <w:rPr/>
-            </w:pPr>
             <w:r>
               <w:rPr>
                 <w:rFonts w:cs="Calibri"/>
@@ -6824,10 +6465,6 @@
             <w:vAlign w:val="center"/>
           </w:tcPr>
           <w:p>
-            <w:pPr>
-              <w:pStyle w:val="Normal"/>
-              <w:rPr/>
-            </w:pPr>
             <w:r>
               <w:rPr>
                 <w:rFonts w:cs="Calibri"/>
@@ -6838,72 +6475,67 @@
         </w:tc>
       </w:tr>
     </w:tbl>
-    <w:p>
-      <w:pPr>
-        <w:pStyle w:val="Normal"/>
-        <w:rPr/>
-      </w:pPr>
-      <w:r>
-        <w:rPr/>
-      </w:r>
-    </w:p>
-    <w:p>
-      <w:pPr>
-        <w:pStyle w:val="Normal"/>
-        <w:rPr/>
-      </w:pPr>
-      <w:r>
-        <w:rPr/>
-      </w:r>
-    </w:p>
+    <w:p/>
+    <w:p/>
     <w:sectPr>
-      <w:headerReference w:type="even" r:id="rId2"/>
-      <w:headerReference w:type="default" r:id="rId3"/>
-      <w:headerReference w:type="first" r:id="rId4"/>
-      <w:footerReference w:type="even" r:id="rId5"/>
-      <w:footerReference w:type="default" r:id="rId6"/>
-      <w:footerReference w:type="first" r:id="rId7"/>
-      <w:type w:val="nextPage"/>
+      <w:headerReference w:type="even" r:id="rId7"/>
+      <w:headerReference w:type="default" r:id="rId8"/>
+      <w:footerReference w:type="even" r:id="rId9"/>
+      <w:footerReference w:type="default" r:id="rId10"/>
+      <w:headerReference w:type="first" r:id="rId11"/>
+      <w:footerReference w:type="first" r:id="rId12"/>
       <w:pgSz w:w="11906" w:h="16838"/>
-      <w:pgMar w:left="850" w:right="850" w:gutter="0" w:header="170" w:top="700" w:footer="0" w:bottom="1400"/>
-      <w:pgNumType w:fmt="decimal"/>
-      <w:formProt w:val="false"/>
-      <w:textDirection w:val="lrTb"/>
-      <w:docGrid w:type="default" w:linePitch="360" w:charSpace="0"/>
+      <w:pgMar w:top="700" w:right="850" w:bottom="1400" w:left="850" w:header="170" w:footer="0" w:gutter="0"/>
+      <w:cols w:space="720"/>
+      <w:formProt w:val="0"/>
+      <w:docGrid w:linePitch="360"/>
     </w:sectPr>
   </w:body>
 </w:document>
 </file>
 
+<file path=word/endnotes.xml><?xml version="1.0" encoding="utf-8"?>
+<w:endnotes xmlns:wpc="http://schemas.microsoft.com/office/word/2010/wordprocessingCanvas" xmlns:cx="http://schemas.microsoft.com/office/drawing/2014/chartex" xmlns:mc="http://schemas.openxmlformats.org/markup-compatibility/2006" xmlns:o="urn:schemas-microsoft-com:office:office" xmlns:r="http://schemas.openxmlformats.org/officeDocument/2006/relationships" xmlns:m="http://schemas.openxmlformats.org/officeDocument/2006/math" xmlns:v="urn:schemas-microsoft-com:vml" xmlns:wp14="http://schemas.microsoft.com/office/word/2010/wordprocessingDrawing" xmlns:wp="http://schemas.openxmlformats.org/drawingml/2006/wordprocessingDrawing" xmlns:w10="urn:schemas-microsoft-com:office:word" xmlns:w="http://schemas.openxmlformats.org/wordprocessingml/2006/main" xmlns:w14="http://schemas.microsoft.com/office/word/2010/wordml" xmlns:w15="http://schemas.microsoft.com/office/word/2012/wordml" xmlns:w16se="http://schemas.microsoft.com/office/word/2015/wordml/symex" xmlns:wpg="http://schemas.microsoft.com/office/word/2010/wordprocessingGroup" xmlns:wpi="http://schemas.microsoft.com/office/word/2010/wordprocessingInk" xmlns:wne="http://schemas.microsoft.com/office/word/2006/wordml" xmlns:wps="http://schemas.microsoft.com/office/word/2010/wordprocessingShape" mc:Ignorable="w14 w15 w16se wp14">
+  <w:endnote w:type="separator" w:id="-1">
+    <w:p>
+      <w:r>
+        <w:separator/>
+      </w:r>
+    </w:p>
+  </w:endnote>
+  <w:endnote w:type="continuationSeparator" w:id="0">
+    <w:p>
+      <w:r>
+        <w:continuationSeparator/>
+      </w:r>
+    </w:p>
+  </w:endnote>
+</w:endnotes>
+</file>
+
 <file path=word/footer1.xml><?xml version="1.0" encoding="utf-8"?>
-<w:ftr xmlns:o="urn:schemas-microsoft-com:office:office" xmlns:r="http://schemas.openxmlformats.org/officeDocument/2006/relationships" xmlns:v="urn:schemas-microsoft-com:vml" xmlns:w="http://schemas.openxmlformats.org/wordprocessingml/2006/main" xmlns:w10="urn:schemas-microsoft-com:office:word" xmlns:wp="http://schemas.openxmlformats.org/drawingml/2006/wordprocessingDrawing" xmlns:pic="http://schemas.openxmlformats.org/drawingml/2006/picture" xmlns:wps="http://schemas.microsoft.com/office/word/2010/wordprocessingShape" xmlns:wpg="http://schemas.microsoft.com/office/word/2010/wordprocessingGroup" xmlns:mc="http://schemas.openxmlformats.org/markup-compatibility/2006" xmlns:wp14="http://schemas.microsoft.com/office/word/2010/wordprocessingDrawing" xmlns:w14="http://schemas.microsoft.com/office/word/2010/wordml" xmlns:w15="http://schemas.microsoft.com/office/word/2012/wordml" mc:Ignorable="w14 wp14 w15">
+<w:ftr xmlns:wpc="http://schemas.microsoft.com/office/word/2010/wordprocessingCanvas" xmlns:cx="http://schemas.microsoft.com/office/drawing/2014/chartex" xmlns:mc="http://schemas.openxmlformats.org/markup-compatibility/2006" xmlns:o="urn:schemas-microsoft-com:office:office" xmlns:r="http://schemas.openxmlformats.org/officeDocument/2006/relationships" xmlns:m="http://schemas.openxmlformats.org/officeDocument/2006/math" xmlns:v="urn:schemas-microsoft-com:vml" xmlns:wp14="http://schemas.microsoft.com/office/word/2010/wordprocessingDrawing" xmlns:wp="http://schemas.openxmlformats.org/drawingml/2006/wordprocessingDrawing" xmlns:w10="urn:schemas-microsoft-com:office:word" xmlns:w="http://schemas.openxmlformats.org/wordprocessingml/2006/main" xmlns:w14="http://schemas.microsoft.com/office/word/2010/wordml" xmlns:w15="http://schemas.microsoft.com/office/word/2012/wordml" xmlns:w16se="http://schemas.microsoft.com/office/word/2015/wordml/symex" xmlns:wpg="http://schemas.microsoft.com/office/word/2010/wordprocessingGroup" xmlns:wpi="http://schemas.microsoft.com/office/word/2010/wordprocessingInk" xmlns:wne="http://schemas.microsoft.com/office/word/2006/wordml" xmlns:wps="http://schemas.microsoft.com/office/word/2010/wordprocessingShape" mc:Ignorable="w14 w15 w16se wp14">
   <w:p>
     <w:pPr>
       <w:pStyle w:val="Footer"/>
-      <w:rPr/>
     </w:pPr>
-    <w:r>
-      <w:rPr/>
-    </w:r>
   </w:p>
 </w:ftr>
 </file>
 
 <file path=word/footer2.xml><?xml version="1.0" encoding="utf-8"?>
-<w:ftr xmlns:o="urn:schemas-microsoft-com:office:office" xmlns:r="http://schemas.openxmlformats.org/officeDocument/2006/relationships" xmlns:v="urn:schemas-microsoft-com:vml" xmlns:w="http://schemas.openxmlformats.org/wordprocessingml/2006/main" xmlns:w10="urn:schemas-microsoft-com:office:word" xmlns:wp="http://schemas.openxmlformats.org/drawingml/2006/wordprocessingDrawing" xmlns:pic="http://schemas.openxmlformats.org/drawingml/2006/picture" xmlns:wps="http://schemas.microsoft.com/office/word/2010/wordprocessingShape" xmlns:wpg="http://schemas.microsoft.com/office/word/2010/wordprocessingGroup" xmlns:mc="http://schemas.openxmlformats.org/markup-compatibility/2006" xmlns:wp14="http://schemas.microsoft.com/office/word/2010/wordprocessingDrawing" xmlns:w14="http://schemas.microsoft.com/office/word/2010/wordml" xmlns:w15="http://schemas.microsoft.com/office/word/2012/wordml" mc:Ignorable="w14 wp14 w15">
+<w:ftr xmlns:wpc="http://schemas.microsoft.com/office/word/2010/wordprocessingCanvas" xmlns:cx="http://schemas.microsoft.com/office/drawing/2014/chartex" xmlns:mc="http://schemas.openxmlformats.org/markup-compatibility/2006" xmlns:o="urn:schemas-microsoft-com:office:office" xmlns:r="http://schemas.openxmlformats.org/officeDocument/2006/relationships" xmlns:m="http://schemas.openxmlformats.org/officeDocument/2006/math" xmlns:v="urn:schemas-microsoft-com:vml" xmlns:wp14="http://schemas.microsoft.com/office/word/2010/wordprocessingDrawing" xmlns:wp="http://schemas.openxmlformats.org/drawingml/2006/wordprocessingDrawing" xmlns:w10="urn:schemas-microsoft-com:office:word" xmlns:w="http://schemas.openxmlformats.org/wordprocessingml/2006/main" xmlns:w14="http://schemas.microsoft.com/office/word/2010/wordml" xmlns:w15="http://schemas.microsoft.com/office/word/2012/wordml" xmlns:w16se="http://schemas.microsoft.com/office/word/2015/wordml/symex" xmlns:wpg="http://schemas.microsoft.com/office/word/2010/wordprocessingGroup" xmlns:wpi="http://schemas.microsoft.com/office/word/2010/wordprocessingInk" xmlns:wne="http://schemas.microsoft.com/office/word/2006/wordml" xmlns:wps="http://schemas.microsoft.com/office/word/2010/wordprocessingShape" mc:Ignorable="w14 w15 w16se wp14">
   <w:tbl>
     <w:tblPr>
       <w:tblW w:w="10206" w:type="dxa"/>
-      <w:jc w:val="start"/>
-      <w:tblInd w:w="0" w:type="dxa"/>
       <w:tblLayout w:type="fixed"/>
       <w:tblCellMar>
         <w:top w:w="68" w:type="dxa"/>
-        <w:start w:w="0" w:type="dxa"/>
+        <w:left w:w="0" w:type="dxa"/>
         <w:bottom w:w="68" w:type="dxa"/>
-        <w:end w:w="0" w:type="dxa"/>
+        <w:right w:w="0" w:type="dxa"/>
       </w:tblCellMar>
-      <w:tblLook w:val="04a0" w:firstRow="1" w:noVBand="1" w:lastRow="0" w:firstColumn="1" w:lastColumn="0" w:noHBand="0"/>
+      <w:tblLook w:val="04A0" w:firstRow="1" w:lastRow="0" w:firstColumn="1" w:lastColumn="0" w:noHBand="0" w:noVBand="1"/>
     </w:tblPr>
     <w:tblGrid>
       <w:gridCol w:w="3402"/>
@@ -6911,37 +6543,23 @@
       <w:gridCol w:w="3402"/>
     </w:tblGrid>
     <w:tr>
-      <w:trPr/>
       <w:tc>
         <w:tcPr>
           <w:tcW w:w="3402" w:type="dxa"/>
-          <w:tcBorders/>
           <w:vAlign w:val="center"/>
         </w:tcPr>
-        <w:p>
-          <w:pPr>
-            <w:pStyle w:val="Normal"/>
-            <w:rPr/>
-          </w:pPr>
-          <w:r>
-            <w:rPr/>
-          </w:r>
-        </w:p>
+        <w:p/>
       </w:tc>
       <w:tc>
         <w:tcPr>
           <w:tcW w:w="3402" w:type="dxa"/>
-          <w:tcBorders/>
           <w:vAlign w:val="center"/>
         </w:tcPr>
         <w:p>
-          <w:pPr>
-            <w:pStyle w:val="Normal"/>
-            <w:rPr/>
-          </w:pPr>
-          <w:r/>
           <w:r>
-            <w:rPr/>
+            <w:rPr>
+              <w:noProof/>
+            </w:rPr>
             <mc:AlternateContent>
               <mc:Choice Requires="wps">
                 <w:drawing>
@@ -6949,6 +6567,7 @@
                     <wp:extent cx="2099945" cy="520065"/>
                     <wp:effectExtent l="0" t="0" r="0" b="0"/>
                     <wp:docPr id="18" name="Agent Name"/>
+                    <wp:cNvGraphicFramePr/>
                     <a:graphic xmlns:a="http://schemas.openxmlformats.org/drawingml/2006/main">
                       <a:graphicData uri="http://schemas.microsoft.com/office/word/2010/wordprocessingShape">
                         <wps:wsp>
@@ -6971,9 +6590,15 @@
                             </a:ln>
                           </wps:spPr>
                           <wps:style>
-                            <a:lnRef idx="0"/>
-                            <a:fillRef idx="0"/>
-                            <a:effectRef idx="0"/>
+                            <a:lnRef idx="0">
+                              <a:scrgbClr r="0" g="0" b="0"/>
+                            </a:lnRef>
+                            <a:fillRef idx="0">
+                              <a:scrgbClr r="0" g="0" b="0"/>
+                            </a:fillRef>
+                            <a:effectRef idx="0">
+                              <a:scrgbClr r="0" g="0" b="0"/>
+                            </a:effectRef>
                             <a:fontRef idx="minor"/>
                           </wps:style>
                           <wps:txbx>
@@ -6981,7 +6606,7 @@
                               <w:p>
                                 <w:pPr>
                                   <w:pStyle w:val="FrameContents"/>
-                                  <w:spacing w:before="20" w:after="0"/>
+                                  <w:spacing w:before="20"/>
                                   <w:rPr>
                                     <w:lang w:val="en-US"/>
                                   </w:rPr>
@@ -7009,7 +6634,7 @@
                   </wp:inline>
                 </w:drawing>
               </mc:Choice>
-              <mc:Fallback>
+              <mc:Fallback xmlns:pic="http://schemas.openxmlformats.org/drawingml/2006/picture">
                 <w:pict>
                   <v:roundrect id="shape_0" fillcolor="#0b2644" stroked="f" o:allowincell="t" style="width:165.3pt;height:40.9pt;mso-wrap-style:square;v-text-anchor:middle">
                     <v:fill o:detectmouseclick="t" type="solid" color2="#f4d9bb"/>
@@ -7048,17 +6673,13 @@
       <w:tc>
         <w:tcPr>
           <w:tcW w:w="3402" w:type="dxa"/>
-          <w:tcBorders/>
           <w:vAlign w:val="center"/>
         </w:tcPr>
         <w:p>
-          <w:pPr>
-            <w:pStyle w:val="Normal"/>
-            <w:rPr/>
-          </w:pPr>
-          <w:r/>
           <w:r>
-            <w:rPr/>
+            <w:rPr>
+              <w:noProof/>
+            </w:rPr>
             <mc:AlternateContent>
               <mc:Choice Requires="wps">
                 <w:drawing>
@@ -7066,6 +6687,7 @@
                     <wp:extent cx="2099945" cy="520065"/>
                     <wp:effectExtent l="0" t="0" r="0" b="0"/>
                     <wp:docPr id="19" name="Agent Mobile"/>
+                    <wp:cNvGraphicFramePr/>
                     <a:graphic xmlns:a="http://schemas.openxmlformats.org/drawingml/2006/main">
                       <a:graphicData uri="http://schemas.microsoft.com/office/word/2010/wordprocessingShape">
                         <wps:wsp>
@@ -7088,9 +6710,15 @@
                             </a:ln>
                           </wps:spPr>
                           <wps:style>
-                            <a:lnRef idx="0"/>
-                            <a:fillRef idx="0"/>
-                            <a:effectRef idx="0"/>
+                            <a:lnRef idx="0">
+                              <a:scrgbClr r="0" g="0" b="0"/>
+                            </a:lnRef>
+                            <a:fillRef idx="0">
+                              <a:scrgbClr r="0" g="0" b="0"/>
+                            </a:fillRef>
+                            <a:effectRef idx="0">
+                              <a:scrgbClr r="0" g="0" b="0"/>
+                            </a:effectRef>
                             <a:fontRef idx="minor"/>
                           </wps:style>
                           <wps:txbx>
@@ -7098,7 +6726,6 @@
                               <w:p>
                                 <w:pPr>
                                   <w:pStyle w:val="FrameContents"/>
-                                  <w:rPr/>
                                 </w:pPr>
                                 <w:r>
                                   <w:rPr>
@@ -7115,8 +6742,7 @@
                               <w:p>
                                 <w:pPr>
                                   <w:pStyle w:val="FrameContents"/>
-                                  <w:spacing w:before="20" w:after="0"/>
-                                  <w:rPr/>
+                                  <w:spacing w:before="20"/>
                                 </w:pPr>
                                 <w:r>
                                   <w:rPr>
@@ -7140,7 +6766,7 @@
                   </wp:inline>
                 </w:drawing>
               </mc:Choice>
-              <mc:Fallback>
+              <mc:Fallback xmlns:pic="http://schemas.openxmlformats.org/drawingml/2006/picture">
                 <w:pict>
                   <v:roundrect id="shape_0" fillcolor="#0b2644" stroked="f" o:allowincell="t" style="width:165.3pt;height:40.9pt;mso-wrap-style:square;v-text-anchor:middle">
                     <v:fill o:detectmouseclick="t" type="solid" color2="#f4d9bb"/>
@@ -7196,20 +6822,18 @@
 </file>
 
 <file path=word/footer3.xml><?xml version="1.0" encoding="utf-8"?>
-<w:ftr xmlns:o="urn:schemas-microsoft-com:office:office" xmlns:r="http://schemas.openxmlformats.org/officeDocument/2006/relationships" xmlns:v="urn:schemas-microsoft-com:vml" xmlns:w="http://schemas.openxmlformats.org/wordprocessingml/2006/main" xmlns:w10="urn:schemas-microsoft-com:office:word" xmlns:wp="http://schemas.openxmlformats.org/drawingml/2006/wordprocessingDrawing" xmlns:pic="http://schemas.openxmlformats.org/drawingml/2006/picture" xmlns:wps="http://schemas.microsoft.com/office/word/2010/wordprocessingShape" xmlns:wpg="http://schemas.microsoft.com/office/word/2010/wordprocessingGroup" xmlns:mc="http://schemas.openxmlformats.org/markup-compatibility/2006" xmlns:wp14="http://schemas.microsoft.com/office/word/2010/wordprocessingDrawing" xmlns:w14="http://schemas.microsoft.com/office/word/2010/wordml" xmlns:w15="http://schemas.microsoft.com/office/word/2012/wordml" mc:Ignorable="w14 wp14 w15">
+<w:ftr xmlns:wpc="http://schemas.microsoft.com/office/word/2010/wordprocessingCanvas" xmlns:cx="http://schemas.microsoft.com/office/drawing/2014/chartex" xmlns:mc="http://schemas.openxmlformats.org/markup-compatibility/2006" xmlns:o="urn:schemas-microsoft-com:office:office" xmlns:r="http://schemas.openxmlformats.org/officeDocument/2006/relationships" xmlns:m="http://schemas.openxmlformats.org/officeDocument/2006/math" xmlns:v="urn:schemas-microsoft-com:vml" xmlns:wp14="http://schemas.microsoft.com/office/word/2010/wordprocessingDrawing" xmlns:wp="http://schemas.openxmlformats.org/drawingml/2006/wordprocessingDrawing" xmlns:w10="urn:schemas-microsoft-com:office:word" xmlns:w="http://schemas.openxmlformats.org/wordprocessingml/2006/main" xmlns:w14="http://schemas.microsoft.com/office/word/2010/wordml" xmlns:w15="http://schemas.microsoft.com/office/word/2012/wordml" xmlns:w16se="http://schemas.microsoft.com/office/word/2015/wordml/symex" xmlns:wpg="http://schemas.microsoft.com/office/word/2010/wordprocessingGroup" xmlns:wpi="http://schemas.microsoft.com/office/word/2010/wordprocessingInk" xmlns:wne="http://schemas.microsoft.com/office/word/2006/wordml" xmlns:wps="http://schemas.microsoft.com/office/word/2010/wordprocessingShape" mc:Ignorable="w14 w15 w16se wp14">
   <w:tbl>
     <w:tblPr>
       <w:tblW w:w="10206" w:type="dxa"/>
-      <w:jc w:val="start"/>
-      <w:tblInd w:w="0" w:type="dxa"/>
       <w:tblLayout w:type="fixed"/>
       <w:tblCellMar>
         <w:top w:w="68" w:type="dxa"/>
-        <w:start w:w="0" w:type="dxa"/>
+        <w:left w:w="0" w:type="dxa"/>
         <w:bottom w:w="68" w:type="dxa"/>
-        <w:end w:w="0" w:type="dxa"/>
+        <w:right w:w="0" w:type="dxa"/>
       </w:tblCellMar>
-      <w:tblLook w:val="04a0" w:firstRow="1" w:noVBand="1" w:lastRow="0" w:firstColumn="1" w:lastColumn="0" w:noHBand="0"/>
+      <w:tblLook w:val="04A0" w:firstRow="1" w:lastRow="0" w:firstColumn="1" w:lastColumn="0" w:noHBand="0" w:noVBand="1"/>
     </w:tblPr>
     <w:tblGrid>
       <w:gridCol w:w="3402"/>
@@ -7217,37 +6841,23 @@
       <w:gridCol w:w="3402"/>
     </w:tblGrid>
     <w:tr>
-      <w:trPr/>
       <w:tc>
         <w:tcPr>
           <w:tcW w:w="3402" w:type="dxa"/>
-          <w:tcBorders/>
           <w:vAlign w:val="center"/>
         </w:tcPr>
-        <w:p>
-          <w:pPr>
-            <w:pStyle w:val="Normal"/>
-            <w:rPr/>
-          </w:pPr>
-          <w:r>
-            <w:rPr/>
-          </w:r>
-        </w:p>
+        <w:p/>
       </w:tc>
       <w:tc>
         <w:tcPr>
           <w:tcW w:w="3402" w:type="dxa"/>
-          <w:tcBorders/>
           <w:vAlign w:val="center"/>
         </w:tcPr>
         <w:p>
-          <w:pPr>
-            <w:pStyle w:val="Normal"/>
-            <w:rPr/>
-          </w:pPr>
-          <w:r/>
           <w:r>
-            <w:rPr/>
+            <w:rPr>
+              <w:noProof/>
+            </w:rPr>
             <mc:AlternateContent>
               <mc:Choice Requires="wps">
                 <w:drawing>
@@ -7255,6 +6865,7 @@
                     <wp:extent cx="2099945" cy="520065"/>
                     <wp:effectExtent l="0" t="0" r="0" b="0"/>
                     <wp:docPr id="20" name="Agent Name"/>
+                    <wp:cNvGraphicFramePr/>
                     <a:graphic xmlns:a="http://schemas.openxmlformats.org/drawingml/2006/main">
                       <a:graphicData uri="http://schemas.microsoft.com/office/word/2010/wordprocessingShape">
                         <wps:wsp>
@@ -7277,9 +6888,15 @@
                             </a:ln>
                           </wps:spPr>
                           <wps:style>
-                            <a:lnRef idx="0"/>
-                            <a:fillRef idx="0"/>
-                            <a:effectRef idx="0"/>
+                            <a:lnRef idx="0">
+                              <a:scrgbClr r="0" g="0" b="0"/>
+                            </a:lnRef>
+                            <a:fillRef idx="0">
+                              <a:scrgbClr r="0" g="0" b="0"/>
+                            </a:fillRef>
+                            <a:effectRef idx="0">
+                              <a:scrgbClr r="0" g="0" b="0"/>
+                            </a:effectRef>
                             <a:fontRef idx="minor"/>
                           </wps:style>
                           <wps:txbx>
@@ -7287,7 +6904,7 @@
                               <w:p>
                                 <w:pPr>
                                   <w:pStyle w:val="FrameContents"/>
-                                  <w:spacing w:before="20" w:after="0"/>
+                                  <w:spacing w:before="20"/>
                                   <w:rPr>
                                     <w:lang w:val="en-US"/>
                                   </w:rPr>
@@ -7303,6 +6920,17 @@
                                   </w:rPr>
                                   <w:t xml:space="preserve">{{contact_name}}</w:t>
                                 </w:r>
+                                <w:r>
+                                  <w:rPr>
+                                    <w:rFonts w:cs="Calibri"/>
+                                    <w:b/>
+                                    <w:color w:val="FFFFFF"/>
+                                    <w:sz w:val="20"/>
+                                    <w:szCs w:val="20"/>
+                                    <w:lang w:val="en-US"/>
+                                  </w:rPr>
+                                  <w:t xml:space="preserve"/>
+                                </w:r>
                               </w:p>
                             </w:txbxContent>
                           </wps:txbx>
@@ -7315,7 +6943,7 @@
                   </wp:inline>
                 </w:drawing>
               </mc:Choice>
-              <mc:Fallback>
+              <mc:Fallback xmlns:pic="http://schemas.openxmlformats.org/drawingml/2006/picture">
                 <w:pict>
                   <v:roundrect id="shape_0" fillcolor="#0b2644" stroked="f" o:allowincell="t" style="width:165.3pt;height:40.9pt;mso-wrap-style:square;v-text-anchor:middle">
                     <v:fill o:detectmouseclick="t" type="solid" color2="#f4d9bb"/>
@@ -7354,17 +6982,13 @@
       <w:tc>
         <w:tcPr>
           <w:tcW w:w="3402" w:type="dxa"/>
-          <w:tcBorders/>
           <w:vAlign w:val="center"/>
         </w:tcPr>
         <w:p>
-          <w:pPr>
-            <w:pStyle w:val="Normal"/>
-            <w:rPr/>
-          </w:pPr>
-          <w:r/>
           <w:r>
-            <w:rPr/>
+            <w:rPr>
+              <w:noProof/>
+            </w:rPr>
             <mc:AlternateContent>
               <mc:Choice Requires="wps">
                 <w:drawing>
@@ -7372,6 +6996,7 @@
                     <wp:extent cx="2099945" cy="520065"/>
                     <wp:effectExtent l="0" t="0" r="0" b="0"/>
                     <wp:docPr id="21" name="Agent Mobile"/>
+                    <wp:cNvGraphicFramePr/>
                     <a:graphic xmlns:a="http://schemas.openxmlformats.org/drawingml/2006/main">
                       <a:graphicData uri="http://schemas.microsoft.com/office/word/2010/wordprocessingShape">
                         <wps:wsp>
@@ -7394,9 +7019,15 @@
                             </a:ln>
                           </wps:spPr>
                           <wps:style>
-                            <a:lnRef idx="0"/>
-                            <a:fillRef idx="0"/>
-                            <a:effectRef idx="0"/>
+                            <a:lnRef idx="0">
+                              <a:scrgbClr r="0" g="0" b="0"/>
+                            </a:lnRef>
+                            <a:fillRef idx="0">
+                              <a:scrgbClr r="0" g="0" b="0"/>
+                            </a:fillRef>
+                            <a:effectRef idx="0">
+                              <a:scrgbClr r="0" g="0" b="0"/>
+                            </a:effectRef>
                             <a:fontRef idx="minor"/>
                           </wps:style>
                           <wps:txbx>
@@ -7404,7 +7035,6 @@
                               <w:p>
                                 <w:pPr>
                                   <w:pStyle w:val="FrameContents"/>
-                                  <w:rPr/>
                                 </w:pPr>
                                 <w:r>
                                   <w:rPr>
@@ -7421,8 +7051,7 @@
                               <w:p>
                                 <w:pPr>
                                   <w:pStyle w:val="FrameContents"/>
-                                  <w:spacing w:before="20" w:after="0"/>
-                                  <w:rPr/>
+                                  <w:spacing w:before="20"/>
                                 </w:pPr>
                                 <w:r>
                                   <w:rPr>
@@ -7446,7 +7075,7 @@
                   </wp:inline>
                 </w:drawing>
               </mc:Choice>
-              <mc:Fallback>
+              <mc:Fallback xmlns:pic="http://schemas.openxmlformats.org/drawingml/2006/picture">
                 <w:pict>
                   <v:roundrect id="shape_0" fillcolor="#0b2644" stroked="f" o:allowincell="t" style="width:165.3pt;height:40.9pt;mso-wrap-style:square;v-text-anchor:middle">
                     <v:fill o:detectmouseclick="t" type="solid" color2="#f4d9bb"/>
@@ -7501,35 +7130,43 @@
 </w:ftr>
 </file>
 
+<file path=word/footnotes.xml><?xml version="1.0" encoding="utf-8"?>
+<w:footnotes xmlns:wpc="http://schemas.microsoft.com/office/word/2010/wordprocessingCanvas" xmlns:cx="http://schemas.microsoft.com/office/drawing/2014/chartex" xmlns:mc="http://schemas.openxmlformats.org/markup-compatibility/2006" xmlns:o="urn:schemas-microsoft-com:office:office" xmlns:r="http://schemas.openxmlformats.org/officeDocument/2006/relationships" xmlns:m="http://schemas.openxmlformats.org/officeDocument/2006/math" xmlns:v="urn:schemas-microsoft-com:vml" xmlns:wp14="http://schemas.microsoft.com/office/word/2010/wordprocessingDrawing" xmlns:wp="http://schemas.openxmlformats.org/drawingml/2006/wordprocessingDrawing" xmlns:w10="urn:schemas-microsoft-com:office:word" xmlns:w="http://schemas.openxmlformats.org/wordprocessingml/2006/main" xmlns:w14="http://schemas.microsoft.com/office/word/2010/wordml" xmlns:w15="http://schemas.microsoft.com/office/word/2012/wordml" xmlns:w16se="http://schemas.microsoft.com/office/word/2015/wordml/symex" xmlns:wpg="http://schemas.microsoft.com/office/word/2010/wordprocessingGroup" xmlns:wpi="http://schemas.microsoft.com/office/word/2010/wordprocessingInk" xmlns:wne="http://schemas.microsoft.com/office/word/2006/wordml" xmlns:wps="http://schemas.microsoft.com/office/word/2010/wordprocessingShape" mc:Ignorable="w14 w15 w16se wp14">
+  <w:footnote w:type="separator" w:id="-1">
+    <w:p>
+      <w:r>
+        <w:separator/>
+      </w:r>
+    </w:p>
+  </w:footnote>
+  <w:footnote w:type="continuationSeparator" w:id="0">
+    <w:p>
+      <w:r>
+        <w:continuationSeparator/>
+      </w:r>
+    </w:p>
+  </w:footnote>
+</w:footnotes>
+</file>
+
 <file path=word/header1.xml><?xml version="1.0" encoding="utf-8"?>
-<w:hdr xmlns:o="urn:schemas-microsoft-com:office:office" xmlns:r="http://schemas.openxmlformats.org/officeDocument/2006/relationships" xmlns:v="urn:schemas-microsoft-com:vml" xmlns:w="http://schemas.openxmlformats.org/wordprocessingml/2006/main" xmlns:w10="urn:schemas-microsoft-com:office:word" xmlns:wp="http://schemas.openxmlformats.org/drawingml/2006/wordprocessingDrawing" xmlns:pic="http://schemas.openxmlformats.org/drawingml/2006/picture" xmlns:wps="http://schemas.microsoft.com/office/word/2010/wordprocessingShape" xmlns:wpg="http://schemas.microsoft.com/office/word/2010/wordprocessingGroup" xmlns:mc="http://schemas.openxmlformats.org/markup-compatibility/2006" xmlns:wp14="http://schemas.microsoft.com/office/word/2010/wordprocessingDrawing" xmlns:w14="http://schemas.microsoft.com/office/word/2010/wordml" xmlns:w15="http://schemas.microsoft.com/office/word/2012/wordml" mc:Ignorable="w14 wp14 w15">
+<w:hdr xmlns:wpc="http://schemas.microsoft.com/office/word/2010/wordprocessingCanvas" xmlns:cx="http://schemas.microsoft.com/office/drawing/2014/chartex" xmlns:mc="http://schemas.openxmlformats.org/markup-compatibility/2006" xmlns:o="urn:schemas-microsoft-com:office:office" xmlns:r="http://schemas.openxmlformats.org/officeDocument/2006/relationships" xmlns:m="http://schemas.openxmlformats.org/officeDocument/2006/math" xmlns:v="urn:schemas-microsoft-com:vml" xmlns:wp14="http://schemas.microsoft.com/office/word/2010/wordprocessingDrawing" xmlns:wp="http://schemas.openxmlformats.org/drawingml/2006/wordprocessingDrawing" xmlns:w10="urn:schemas-microsoft-com:office:word" xmlns:w="http://schemas.openxmlformats.org/wordprocessingml/2006/main" xmlns:w14="http://schemas.microsoft.com/office/word/2010/wordml" xmlns:w15="http://schemas.microsoft.com/office/word/2012/wordml" xmlns:w16se="http://schemas.microsoft.com/office/word/2015/wordml/symex" xmlns:wpg="http://schemas.microsoft.com/office/word/2010/wordprocessingGroup" xmlns:wpi="http://schemas.microsoft.com/office/word/2010/wordprocessingInk" xmlns:wne="http://schemas.microsoft.com/office/word/2006/wordml" xmlns:wps="http://schemas.microsoft.com/office/word/2010/wordprocessingShape" mc:Ignorable="w14 w15 w16se wp14">
   <w:p>
     <w:pPr>
       <w:pStyle w:val="Header"/>
-      <w:rPr/>
     </w:pPr>
-    <w:r>
-      <w:rPr/>
-    </w:r>
   </w:p>
 </w:hdr>
 </file>
 
 <file path=word/header2.xml><?xml version="1.0" encoding="utf-8"?>
-<w:hdr xmlns:o="urn:schemas-microsoft-com:office:office" xmlns:r="http://schemas.openxmlformats.org/officeDocument/2006/relationships" xmlns:v="urn:schemas-microsoft-com:vml" xmlns:w="http://schemas.openxmlformats.org/wordprocessingml/2006/main" xmlns:w10="urn:schemas-microsoft-com:office:word" xmlns:wp="http://schemas.openxmlformats.org/drawingml/2006/wordprocessingDrawing" xmlns:pic="http://schemas.openxmlformats.org/drawingml/2006/picture" xmlns:wps="http://schemas.microsoft.com/office/word/2010/wordprocessingShape" xmlns:wpg="http://schemas.microsoft.com/office/word/2010/wordprocessingGroup" xmlns:mc="http://schemas.openxmlformats.org/markup-compatibility/2006" xmlns:wp14="http://schemas.microsoft.com/office/word/2010/wordprocessingDrawing" xmlns:w14="http://schemas.microsoft.com/office/word/2010/wordml" xmlns:w15="http://schemas.microsoft.com/office/word/2012/wordml" mc:Ignorable="w14 wp14 w15">
+<w:hdr xmlns:wpc="http://schemas.microsoft.com/office/word/2010/wordprocessingCanvas" xmlns:cx="http://schemas.microsoft.com/office/drawing/2014/chartex" xmlns:mc="http://schemas.openxmlformats.org/markup-compatibility/2006" xmlns:o="urn:schemas-microsoft-com:office:office" xmlns:r="http://schemas.openxmlformats.org/officeDocument/2006/relationships" xmlns:m="http://schemas.openxmlformats.org/officeDocument/2006/math" xmlns:v="urn:schemas-microsoft-com:vml" xmlns:wp14="http://schemas.microsoft.com/office/word/2010/wordprocessingDrawing" xmlns:wp="http://schemas.openxmlformats.org/drawingml/2006/wordprocessingDrawing" xmlns:w10="urn:schemas-microsoft-com:office:word" xmlns:w="http://schemas.openxmlformats.org/wordprocessingml/2006/main" xmlns:w14="http://schemas.microsoft.com/office/word/2010/wordml" xmlns:w15="http://schemas.microsoft.com/office/word/2012/wordml" xmlns:w16se="http://schemas.microsoft.com/office/word/2015/wordml/symex" xmlns:wpg="http://schemas.microsoft.com/office/word/2010/wordprocessingGroup" xmlns:wpi="http://schemas.microsoft.com/office/word/2010/wordprocessingInk" xmlns:wne="http://schemas.microsoft.com/office/word/2006/wordml" xmlns:wps="http://schemas.microsoft.com/office/word/2010/wordprocessingShape" mc:Ignorable="w14 w15 w16se wp14">
   <w:tbl>
     <w:tblPr>
       <w:tblW w:w="10206" w:type="dxa"/>
       <w:jc w:val="center"/>
-      <w:tblInd w:w="0" w:type="dxa"/>
       <w:tblLayout w:type="fixed"/>
-      <w:tblCellMar>
-        <w:top w:w="0" w:type="dxa"/>
-        <w:start w:w="108" w:type="dxa"/>
-        <w:bottom w:w="0" w:type="dxa"/>
-        <w:end w:w="108" w:type="dxa"/>
-      </w:tblCellMar>
-      <w:tblLook w:val="04a0" w:firstRow="1" w:noVBand="1" w:lastRow="0" w:firstColumn="1" w:lastColumn="0" w:noHBand="0"/>
+      <w:tblLook w:val="04A0" w:firstRow="1" w:lastRow="0" w:firstColumn="1" w:lastColumn="0" w:noHBand="0" w:noVBand="1"/>
     </w:tblPr>
     <w:tblGrid>
       <w:gridCol w:w="5108"/>
@@ -7537,24 +7174,26 @@
     </w:tblGrid>
     <w:tr>
       <w:trPr>
-        <w:trHeight w:val="846" w:hRule="atLeast"/>
+        <w:trHeight w:val="846"/>
+        <w:jc w:val="center"/>
       </w:trPr>
       <w:tc>
         <w:tcPr>
           <w:tcW w:w="5108" w:type="dxa"/>
-          <w:tcBorders/>
         </w:tcPr>
         <w:p>
           <w:pPr>
-            <w:pStyle w:val="Normal"/>
             <w:rPr>
               <w:color w:val="667085"/>
               <w:sz w:val="16"/>
             </w:rPr>
           </w:pPr>
           <w:r>
+            <w:rPr>
+              <w:noProof/>
+            </w:rPr>
             <w:drawing>
-              <wp:anchor distT="0" distB="0" distL="0" distR="0" simplePos="0" relativeHeight="41" behindDoc="1" locked="0" layoutInCell="1" allowOverlap="1">
+              <wp:anchor distT="0" distB="0" distL="0" distR="0" simplePos="0" relativeHeight="251657216" behindDoc="1" locked="0" layoutInCell="1" allowOverlap="1">
                 <wp:simplePos x="0" y="0"/>
                 <wp:positionH relativeFrom="column">
                   <wp:posOffset>-356870</wp:posOffset>
@@ -7599,10 +7238,15 @@
                 </a:graphic>
               </wp:anchor>
             </w:drawing>
+          </w:r>
+          <w:r>
+            <w:rPr>
+              <w:noProof/>
+            </w:rPr>
             <mc:AlternateContent>
               <mc:Choice Requires="wps">
                 <w:drawing>
-                  <wp:anchor distT="0" distB="26670" distL="0" distR="19050" simplePos="0" relativeHeight="44" behindDoc="1" locked="0" layoutInCell="1" allowOverlap="1" wp14:anchorId="54B2B5EA">
+                  <wp:anchor distT="0" distB="26670" distL="0" distR="19050" simplePos="0" relativeHeight="251659264" behindDoc="1" locked="0" layoutInCell="1" allowOverlap="1" wp14:anchorId="54B2B5EA">
                     <wp:simplePos x="0" y="0"/>
                     <wp:positionH relativeFrom="column">
                       <wp:posOffset>342900</wp:posOffset>
@@ -7614,10 +7258,11 @@
                     <wp:effectExtent l="3810" t="635" r="3810" b="0"/>
                     <wp:wrapNone/>
                     <wp:docPr id="13" name="Straight Connector 9"/>
+                    <wp:cNvGraphicFramePr/>
                     <a:graphic xmlns:a="http://schemas.openxmlformats.org/drawingml/2006/main">
                       <a:graphicData uri="http://schemas.microsoft.com/office/word/2010/wordprocessingShape">
                         <wps:wsp>
-                          <wps:cNvSpPr/>
+                          <wps:cNvCnPr/>
                           <wps:spPr>
                             <a:xfrm>
                               <a:off x="0" y="0"/>
@@ -7653,7 +7298,7 @@
                   </wp:anchor>
                 </w:drawing>
               </mc:Choice>
-              <mc:Fallback>
+              <mc:Fallback xmlns:pic="http://schemas.openxmlformats.org/drawingml/2006/picture">
                 <w:pict>
                   <v:line id="shape_0" from="27pt,7.7pt" to="27pt,56.55pt" stroked="t" o:allowincell="t" style="position:absolute" wp14:anchorId="54B2B5EA">
                     <v:stroke color="#bfbfbf" weight="6480" joinstyle="miter" endcap="flat"/>
@@ -7675,7 +7320,7 @@
           </w:r>
           <w:r>
             <w:rPr>
-              <w:rFonts w:cs="Arial" w:ascii="Cambria" w:hAnsi="Cambria"/>
+              <w:rFonts w:ascii="Cambria" w:hAnsi="Cambria" w:cs="Arial"/>
               <w:b/>
               <w:color w:val="0B2545"/>
               <w:sz w:val="50"/>
@@ -7684,7 +7329,7 @@
           </w:r>
           <w:r>
             <w:rPr>
-              <w:rFonts w:cs="Arial" w:ascii="Cambria" w:hAnsi="Cambria"/>
+              <w:rFonts w:ascii="Cambria" w:hAnsi="Cambria" w:cs="Arial"/>
               <w:b/>
               <w:color w:val="EF9F0F"/>
               <w:sz w:val="50"/>
@@ -7693,7 +7338,7 @@
           </w:r>
           <w:r>
             <w:rPr>
-              <w:rFonts w:cs="Arial" w:ascii="Cambria" w:hAnsi="Cambria"/>
+              <w:rFonts w:ascii="Cambria" w:hAnsi="Cambria" w:cs="Arial"/>
               <w:b/>
               <w:color w:val="0B2545"/>
               <w:sz w:val="50"/>
@@ -7725,17 +7370,19 @@
         </w:p>
         <w:p>
           <w:pPr>
-            <w:pStyle w:val="Normal"/>
             <w:rPr>
               <w:color w:val="667085"/>
               <w:sz w:val="16"/>
             </w:rPr>
           </w:pPr>
           <w:r>
+            <w:rPr>
+              <w:noProof/>
+            </w:rPr>
             <mc:AlternateContent>
               <mc:Choice Requires="wps">
                 <w:drawing>
-                  <wp:anchor distT="0" distB="19050" distL="0" distR="21590" simplePos="0" relativeHeight="26" behindDoc="1" locked="0" layoutInCell="1" allowOverlap="1" wp14:anchorId="152B1F85">
+                  <wp:anchor distT="0" distB="19050" distL="0" distR="21590" simplePos="0" relativeHeight="251655168" behindDoc="1" locked="0" layoutInCell="1" allowOverlap="1" wp14:anchorId="152B1F85">
                     <wp:simplePos x="0" y="0"/>
                     <wp:positionH relativeFrom="column">
                       <wp:posOffset>429260</wp:posOffset>
@@ -7747,10 +7394,11 @@
                     <wp:effectExtent l="635" t="3175" r="0" b="3175"/>
                     <wp:wrapNone/>
                     <wp:docPr id="14" name="Straight Connector 10"/>
+                    <wp:cNvGraphicFramePr/>
                     <a:graphic xmlns:a="http://schemas.openxmlformats.org/drawingml/2006/main">
                       <a:graphicData uri="http://schemas.microsoft.com/office/word/2010/wordprocessingShape">
                         <wps:wsp>
-                          <wps:cNvSpPr/>
+                          <wps:cNvCnPr/>
                           <wps:spPr>
                             <a:xfrm>
                               <a:off x="0" y="0"/>
@@ -7786,7 +7434,7 @@
                   </wp:anchor>
                 </w:drawing>
               </mc:Choice>
-              <mc:Fallback>
+              <mc:Fallback xmlns:pic="http://schemas.openxmlformats.org/drawingml/2006/picture">
                 <w:pict>
                   <v:line id="shape_0" from="33.8pt,6.65pt" to="518.05pt,6.65pt" stroked="t" o:allowincell="t" style="position:absolute" wp14:anchorId="152B1F85">
                     <v:stroke color="#bfbfbf" weight="6480" joinstyle="miter" endcap="flat"/>
@@ -7807,9 +7455,8 @@
         </w:p>
         <w:p>
           <w:pPr>
-            <w:pStyle w:val="Normal"/>
             <w:rPr>
-              <w:rFonts w:ascii="Calibri Light" w:hAnsi="Calibri Light" w:asciiTheme="majorHAnsi" w:hAnsiTheme="majorHAnsi"/>
+              <w:rFonts w:asciiTheme="majorHAnsi" w:hAnsiTheme="majorHAnsi"/>
               <w:color w:val="667085"/>
               <w:sz w:val="16"/>
             </w:rPr>
@@ -7823,7 +7470,7 @@
           </w:r>
           <w:r>
             <w:rPr>
-              <w:rFonts w:ascii="Calibri Light" w:hAnsi="Calibri Light" w:asciiTheme="majorHAnsi" w:hAnsiTheme="majorHAnsi"/>
+              <w:rFonts w:asciiTheme="majorHAnsi" w:hAnsiTheme="majorHAnsi"/>
               <w:color w:val="667085"/>
               <w:sz w:val="16"/>
             </w:rPr>
@@ -7834,14 +7481,11 @@
       <w:tc>
         <w:tcPr>
           <w:tcW w:w="5098" w:type="dxa"/>
-          <w:tcBorders/>
           <w:vAlign w:val="center"/>
         </w:tcPr>
         <w:p>
           <w:pPr>
-            <w:pStyle w:val="Normal"/>
-            <w:jc w:val="end"/>
-            <w:rPr/>
+            <w:jc w:val="right"/>
           </w:pPr>
           <w:r>
             <w:rPr>
@@ -7858,30 +7502,19 @@
   <w:p>
     <w:pPr>
       <w:pStyle w:val="Header"/>
-      <w:rPr/>
     </w:pPr>
-    <w:r>
-      <w:rPr/>
-    </w:r>
   </w:p>
 </w:hdr>
 </file>
 
 <file path=word/header3.xml><?xml version="1.0" encoding="utf-8"?>
-<w:hdr xmlns:o="urn:schemas-microsoft-com:office:office" xmlns:r="http://schemas.openxmlformats.org/officeDocument/2006/relationships" xmlns:v="urn:schemas-microsoft-com:vml" xmlns:w="http://schemas.openxmlformats.org/wordprocessingml/2006/main" xmlns:w10="urn:schemas-microsoft-com:office:word" xmlns:wp="http://schemas.openxmlformats.org/drawingml/2006/wordprocessingDrawing" xmlns:pic="http://schemas.openxmlformats.org/drawingml/2006/picture" xmlns:wps="http://schemas.microsoft.com/office/word/2010/wordprocessingShape" xmlns:wpg="http://schemas.microsoft.com/office/word/2010/wordprocessingGroup" xmlns:mc="http://schemas.openxmlformats.org/markup-compatibility/2006" xmlns:wp14="http://schemas.microsoft.com/office/word/2010/wordprocessingDrawing" xmlns:w14="http://schemas.microsoft.com/office/word/2010/wordml" xmlns:w15="http://schemas.microsoft.com/office/word/2012/wordml" mc:Ignorable="w14 wp14 w15">
+<w:hdr xmlns:wpc="http://schemas.microsoft.com/office/word/2010/wordprocessingCanvas" xmlns:cx="http://schemas.microsoft.com/office/drawing/2014/chartex" xmlns:mc="http://schemas.openxmlformats.org/markup-compatibility/2006" xmlns:o="urn:schemas-microsoft-com:office:office" xmlns:r="http://schemas.openxmlformats.org/officeDocument/2006/relationships" xmlns:m="http://schemas.openxmlformats.org/officeDocument/2006/math" xmlns:v="urn:schemas-microsoft-com:vml" xmlns:wp14="http://schemas.microsoft.com/office/word/2010/wordprocessingDrawing" xmlns:wp="http://schemas.openxmlformats.org/drawingml/2006/wordprocessingDrawing" xmlns:w10="urn:schemas-microsoft-com:office:word" xmlns:w="http://schemas.openxmlformats.org/wordprocessingml/2006/main" xmlns:w14="http://schemas.microsoft.com/office/word/2010/wordml" xmlns:w15="http://schemas.microsoft.com/office/word/2012/wordml" xmlns:w16se="http://schemas.microsoft.com/office/word/2015/wordml/symex" xmlns:wpg="http://schemas.microsoft.com/office/word/2010/wordprocessingGroup" xmlns:wpi="http://schemas.microsoft.com/office/word/2010/wordprocessingInk" xmlns:wne="http://schemas.microsoft.com/office/word/2006/wordml" xmlns:wps="http://schemas.microsoft.com/office/word/2010/wordprocessingShape" mc:Ignorable="w14 w15 w16se wp14">
   <w:tbl>
     <w:tblPr>
       <w:tblW w:w="10206" w:type="dxa"/>
       <w:jc w:val="center"/>
-      <w:tblInd w:w="0" w:type="dxa"/>
       <w:tblLayout w:type="fixed"/>
-      <w:tblCellMar>
-        <w:top w:w="0" w:type="dxa"/>
-        <w:start w:w="108" w:type="dxa"/>
-        <w:bottom w:w="0" w:type="dxa"/>
-        <w:end w:w="108" w:type="dxa"/>
-      </w:tblCellMar>
-      <w:tblLook w:val="04a0" w:firstRow="1" w:noVBand="1" w:lastRow="0" w:firstColumn="1" w:lastColumn="0" w:noHBand="0"/>
+      <w:tblLook w:val="04A0" w:firstRow="1" w:lastRow="0" w:firstColumn="1" w:lastColumn="0" w:noHBand="0" w:noVBand="1"/>
     </w:tblPr>
     <w:tblGrid>
       <w:gridCol w:w="5108"/>
@@ -7889,24 +7522,26 @@
     </w:tblGrid>
     <w:tr>
       <w:trPr>
-        <w:trHeight w:val="846" w:hRule="atLeast"/>
+        <w:trHeight w:val="846"/>
+        <w:jc w:val="center"/>
       </w:trPr>
       <w:tc>
         <w:tcPr>
           <w:tcW w:w="5108" w:type="dxa"/>
-          <w:tcBorders/>
         </w:tcPr>
         <w:p>
           <w:pPr>
-            <w:pStyle w:val="Normal"/>
             <w:rPr>
               <w:color w:val="667085"/>
               <w:sz w:val="16"/>
             </w:rPr>
           </w:pPr>
           <w:r>
+            <w:rPr>
+              <w:noProof/>
+            </w:rPr>
             <w:drawing>
-              <wp:anchor distT="0" distB="0" distL="0" distR="0" simplePos="0" relativeHeight="41" behindDoc="1" locked="0" layoutInCell="1" allowOverlap="1">
+              <wp:anchor distT="0" distB="0" distL="0" distR="0" simplePos="0" relativeHeight="251658240" behindDoc="1" locked="0" layoutInCell="1" allowOverlap="1">
                 <wp:simplePos x="0" y="0"/>
                 <wp:positionH relativeFrom="column">
                   <wp:posOffset>-356870</wp:posOffset>
@@ -7951,10 +7586,15 @@
                 </a:graphic>
               </wp:anchor>
             </w:drawing>
+          </w:r>
+          <w:r>
+            <w:rPr>
+              <w:noProof/>
+            </w:rPr>
             <mc:AlternateContent>
               <mc:Choice Requires="wps">
                 <w:drawing>
-                  <wp:anchor distT="0" distB="26670" distL="0" distR="19050" simplePos="0" relativeHeight="44" behindDoc="1" locked="0" layoutInCell="1" allowOverlap="1" wp14:anchorId="54B2B5EA">
+                  <wp:anchor distT="0" distB="26670" distL="0" distR="19050" simplePos="0" relativeHeight="251660288" behindDoc="1" locked="0" layoutInCell="1" allowOverlap="1" wp14:anchorId="54B2B5EA">
                     <wp:simplePos x="0" y="0"/>
                     <wp:positionH relativeFrom="column">
                       <wp:posOffset>342900</wp:posOffset>
@@ -7966,10 +7606,11 @@
                     <wp:effectExtent l="3810" t="635" r="3810" b="0"/>
                     <wp:wrapNone/>
                     <wp:docPr id="16" name="Straight Connector 9"/>
+                    <wp:cNvGraphicFramePr/>
                     <a:graphic xmlns:a="http://schemas.openxmlformats.org/drawingml/2006/main">
                       <a:graphicData uri="http://schemas.microsoft.com/office/word/2010/wordprocessingShape">
                         <wps:wsp>
-                          <wps:cNvSpPr/>
+                          <wps:cNvCnPr/>
                           <wps:spPr>
                             <a:xfrm>
                               <a:off x="0" y="0"/>
@@ -8005,7 +7646,7 @@
                   </wp:anchor>
                 </w:drawing>
               </mc:Choice>
-              <mc:Fallback>
+              <mc:Fallback xmlns:pic="http://schemas.openxmlformats.org/drawingml/2006/picture">
                 <w:pict>
                   <v:line id="shape_0" from="27pt,7.7pt" to="27pt,56.55pt" stroked="t" o:allowincell="t" style="position:absolute" wp14:anchorId="54B2B5EA">
                     <v:stroke color="#bfbfbf" weight="6480" joinstyle="miter" endcap="flat"/>
@@ -8027,7 +7668,7 @@
           </w:r>
           <w:r>
             <w:rPr>
-              <w:rFonts w:cs="Arial" w:ascii="Cambria" w:hAnsi="Cambria"/>
+              <w:rFonts w:ascii="Cambria" w:hAnsi="Cambria" w:cs="Arial"/>
               <w:b/>
               <w:color w:val="0B2545"/>
               <w:sz w:val="50"/>
@@ -8036,7 +7677,7 @@
           </w:r>
           <w:r>
             <w:rPr>
-              <w:rFonts w:cs="Arial" w:ascii="Cambria" w:hAnsi="Cambria"/>
+              <w:rFonts w:ascii="Cambria" w:hAnsi="Cambria" w:cs="Arial"/>
               <w:b/>
               <w:color w:val="EF9F0F"/>
               <w:sz w:val="50"/>
@@ -8045,7 +7686,7 @@
           </w:r>
           <w:r>
             <w:rPr>
-              <w:rFonts w:cs="Arial" w:ascii="Cambria" w:hAnsi="Cambria"/>
+              <w:rFonts w:ascii="Cambria" w:hAnsi="Cambria" w:cs="Arial"/>
               <w:b/>
               <w:color w:val="0B2545"/>
               <w:sz w:val="50"/>
@@ -8077,17 +7718,19 @@
         </w:p>
         <w:p>
           <w:pPr>
-            <w:pStyle w:val="Normal"/>
             <w:rPr>
               <w:color w:val="667085"/>
               <w:sz w:val="16"/>
             </w:rPr>
           </w:pPr>
           <w:r>
+            <w:rPr>
+              <w:noProof/>
+            </w:rPr>
             <mc:AlternateContent>
               <mc:Choice Requires="wps">
                 <w:drawing>
-                  <wp:anchor distT="0" distB="19050" distL="0" distR="21590" simplePos="0" relativeHeight="26" behindDoc="1" locked="0" layoutInCell="1" allowOverlap="1" wp14:anchorId="152B1F85">
+                  <wp:anchor distT="0" distB="19050" distL="0" distR="21590" simplePos="0" relativeHeight="251656192" behindDoc="1" locked="0" layoutInCell="1" allowOverlap="1" wp14:anchorId="152B1F85">
                     <wp:simplePos x="0" y="0"/>
                     <wp:positionH relativeFrom="column">
                       <wp:posOffset>429260</wp:posOffset>
@@ -8099,10 +7742,11 @@
                     <wp:effectExtent l="635" t="3175" r="0" b="3175"/>
                     <wp:wrapNone/>
                     <wp:docPr id="17" name="Straight Connector 10"/>
+                    <wp:cNvGraphicFramePr/>
                     <a:graphic xmlns:a="http://schemas.openxmlformats.org/drawingml/2006/main">
                       <a:graphicData uri="http://schemas.microsoft.com/office/word/2010/wordprocessingShape">
                         <wps:wsp>
-                          <wps:cNvSpPr/>
+                          <wps:cNvCnPr/>
                           <wps:spPr>
                             <a:xfrm>
                               <a:off x="0" y="0"/>
@@ -8138,7 +7782,7 @@
                   </wp:anchor>
                 </w:drawing>
               </mc:Choice>
-              <mc:Fallback>
+              <mc:Fallback xmlns:pic="http://schemas.openxmlformats.org/drawingml/2006/picture">
                 <w:pict>
                   <v:line id="shape_0" from="33.8pt,6.65pt" to="518.05pt,6.65pt" stroked="t" o:allowincell="t" style="position:absolute" wp14:anchorId="152B1F85">
                     <v:stroke color="#bfbfbf" weight="6480" joinstyle="miter" endcap="flat"/>
@@ -8159,9 +7803,8 @@
         </w:p>
         <w:p>
           <w:pPr>
-            <w:pStyle w:val="Normal"/>
             <w:rPr>
-              <w:rFonts w:ascii="Calibri Light" w:hAnsi="Calibri Light" w:asciiTheme="majorHAnsi" w:hAnsiTheme="majorHAnsi"/>
+              <w:rFonts w:asciiTheme="majorHAnsi" w:hAnsiTheme="majorHAnsi"/>
               <w:color w:val="667085"/>
               <w:sz w:val="16"/>
             </w:rPr>
@@ -8175,7 +7818,7 @@
           </w:r>
           <w:r>
             <w:rPr>
-              <w:rFonts w:ascii="Calibri Light" w:hAnsi="Calibri Light" w:asciiTheme="majorHAnsi" w:hAnsiTheme="majorHAnsi"/>
+              <w:rFonts w:asciiTheme="majorHAnsi" w:hAnsiTheme="majorHAnsi"/>
               <w:color w:val="667085"/>
               <w:sz w:val="16"/>
             </w:rPr>
@@ -8186,14 +7829,11 @@
       <w:tc>
         <w:tcPr>
           <w:tcW w:w="5098" w:type="dxa"/>
-          <w:tcBorders/>
           <w:vAlign w:val="center"/>
         </w:tcPr>
         <w:p>
           <w:pPr>
-            <w:pStyle w:val="Normal"/>
-            <w:jc w:val="end"/>
-            <w:rPr/>
+            <w:jc w:val="right"/>
           </w:pPr>
           <w:r>
             <w:rPr>
@@ -8210,21 +7850,17 @@
   <w:p>
     <w:pPr>
       <w:pStyle w:val="Header"/>
-      <w:rPr/>
     </w:pPr>
-    <w:r>
-      <w:rPr/>
-    </w:r>
   </w:p>
 </w:hdr>
 </file>
 
 <file path=word/styles.xml><?xml version="1.0" encoding="utf-8"?>
-<w:styles xmlns:w="http://schemas.openxmlformats.org/wordprocessingml/2006/main" xmlns:w14="http://schemas.microsoft.com/office/word/2010/wordml" xmlns:mc="http://schemas.openxmlformats.org/markup-compatibility/2006" mc:Ignorable="w14">
+<w:styles xmlns:mc="http://schemas.openxmlformats.org/markup-compatibility/2006" xmlns:r="http://schemas.openxmlformats.org/officeDocument/2006/relationships" xmlns:w="http://schemas.openxmlformats.org/wordprocessingml/2006/main" xmlns:w14="http://schemas.microsoft.com/office/word/2010/wordml" xmlns:w15="http://schemas.microsoft.com/office/word/2012/wordml" xmlns:w16se="http://schemas.microsoft.com/office/word/2015/wordml/symex" mc:Ignorable="w14 w15 w16se">
   <w:docDefaults>
     <w:rPrDefault>
       <w:rPr>
-        <w:rFonts w:ascii="Calibri" w:hAnsi="Calibri" w:eastAsia="Calibri" w:cs="Calibri"/>
+        <w:rFonts w:ascii="Calibri" w:eastAsia="Calibri" w:hAnsi="Calibri" w:cs="Calibri"/>
         <w:color w:val="1F2937"/>
         <w:sz w:val="18"/>
         <w:szCs w:val="18"/>
@@ -8233,21 +7869,21 @@
     </w:rPrDefault>
     <w:pPrDefault>
       <w:pPr>
-        <w:suppressAutoHyphens w:val="true"/>
+        <w:suppressAutoHyphens/>
       </w:pPr>
     </w:pPrDefault>
   </w:docDefaults>
   <w:latentStyles w:defLockedState="0" w:defUIPriority="99" w:defSemiHidden="0" w:defUnhideWhenUsed="0" w:defQFormat="0" w:count="371">
     <w:lsdException w:name="Normal" w:uiPriority="0" w:qFormat="1"/>
     <w:lsdException w:name="heading 1" w:uiPriority="9" w:qFormat="1"/>
-    <w:lsdException w:name="heading 2" w:uiPriority="9" w:semiHidden="1" w:unhideWhenUsed="1" w:qFormat="1"/>
-    <w:lsdException w:name="heading 3" w:uiPriority="9" w:semiHidden="1" w:unhideWhenUsed="1" w:qFormat="1"/>
-    <w:lsdException w:name="heading 4" w:uiPriority="9" w:semiHidden="1" w:unhideWhenUsed="1" w:qFormat="1"/>
-    <w:lsdException w:name="heading 5" w:uiPriority="9" w:semiHidden="1" w:unhideWhenUsed="1" w:qFormat="1"/>
-    <w:lsdException w:name="heading 6" w:uiPriority="9" w:semiHidden="1" w:unhideWhenUsed="1" w:qFormat="1"/>
-    <w:lsdException w:name="heading 7" w:uiPriority="9" w:semiHidden="1" w:unhideWhenUsed="1" w:qFormat="1"/>
-    <w:lsdException w:name="heading 8" w:uiPriority="9" w:semiHidden="1" w:unhideWhenUsed="1" w:qFormat="1"/>
-    <w:lsdException w:name="heading 9" w:uiPriority="9" w:semiHidden="1" w:unhideWhenUsed="1" w:qFormat="1"/>
+    <w:lsdException w:name="heading 2" w:semiHidden="1" w:uiPriority="9" w:unhideWhenUsed="1" w:qFormat="1"/>
+    <w:lsdException w:name="heading 3" w:semiHidden="1" w:uiPriority="9" w:unhideWhenUsed="1" w:qFormat="1"/>
+    <w:lsdException w:name="heading 4" w:semiHidden="1" w:uiPriority="9" w:unhideWhenUsed="1" w:qFormat="1"/>
+    <w:lsdException w:name="heading 5" w:semiHidden="1" w:uiPriority="9" w:unhideWhenUsed="1" w:qFormat="1"/>
+    <w:lsdException w:name="heading 6" w:semiHidden="1" w:uiPriority="9" w:unhideWhenUsed="1" w:qFormat="1"/>
+    <w:lsdException w:name="heading 7" w:semiHidden="1" w:uiPriority="9" w:unhideWhenUsed="1" w:qFormat="1"/>
+    <w:lsdException w:name="heading 8" w:semiHidden="1" w:uiPriority="9" w:unhideWhenUsed="1" w:qFormat="1"/>
+    <w:lsdException w:name="heading 9" w:semiHidden="1" w:uiPriority="9" w:unhideWhenUsed="1" w:qFormat="1"/>
     <w:lsdException w:name="index 1" w:semiHidden="1" w:unhideWhenUsed="1"/>
     <w:lsdException w:name="index 2" w:semiHidden="1" w:unhideWhenUsed="1"/>
     <w:lsdException w:name="index 3" w:semiHidden="1" w:unhideWhenUsed="1"/>
@@ -8257,22 +7893,22 @@
     <w:lsdException w:name="index 7" w:semiHidden="1" w:unhideWhenUsed="1"/>
     <w:lsdException w:name="index 8" w:semiHidden="1" w:unhideWhenUsed="1"/>
     <w:lsdException w:name="index 9" w:semiHidden="1" w:unhideWhenUsed="1"/>
-    <w:lsdException w:name="toc 1" w:uiPriority="39" w:semiHidden="1" w:unhideWhenUsed="1"/>
-    <w:lsdException w:name="toc 2" w:uiPriority="39" w:semiHidden="1" w:unhideWhenUsed="1"/>
-    <w:lsdException w:name="toc 3" w:uiPriority="39" w:semiHidden="1" w:unhideWhenUsed="1"/>
-    <w:lsdException w:name="toc 4" w:uiPriority="39" w:semiHidden="1" w:unhideWhenUsed="1"/>
-    <w:lsdException w:name="toc 5" w:uiPriority="39" w:semiHidden="1" w:unhideWhenUsed="1"/>
-    <w:lsdException w:name="toc 6" w:uiPriority="39" w:semiHidden="1" w:unhideWhenUsed="1"/>
-    <w:lsdException w:name="toc 7" w:uiPriority="39" w:semiHidden="1" w:unhideWhenUsed="1"/>
-    <w:lsdException w:name="toc 8" w:uiPriority="39" w:semiHidden="1" w:unhideWhenUsed="1"/>
-    <w:lsdException w:name="toc 9" w:uiPriority="39" w:semiHidden="1" w:unhideWhenUsed="1"/>
+    <w:lsdException w:name="toc 1" w:semiHidden="1" w:uiPriority="39" w:unhideWhenUsed="1"/>
+    <w:lsdException w:name="toc 2" w:semiHidden="1" w:uiPriority="39" w:unhideWhenUsed="1"/>
+    <w:lsdException w:name="toc 3" w:semiHidden="1" w:uiPriority="39" w:unhideWhenUsed="1"/>
+    <w:lsdException w:name="toc 4" w:semiHidden="1" w:uiPriority="39" w:unhideWhenUsed="1"/>
+    <w:lsdException w:name="toc 5" w:semiHidden="1" w:uiPriority="39" w:unhideWhenUsed="1"/>
+    <w:lsdException w:name="toc 6" w:semiHidden="1" w:uiPriority="39" w:unhideWhenUsed="1"/>
+    <w:lsdException w:name="toc 7" w:semiHidden="1" w:uiPriority="39" w:unhideWhenUsed="1"/>
+    <w:lsdException w:name="toc 8" w:semiHidden="1" w:uiPriority="39" w:unhideWhenUsed="1"/>
+    <w:lsdException w:name="toc 9" w:semiHidden="1" w:uiPriority="39" w:unhideWhenUsed="1"/>
     <w:lsdException w:name="Normal Indent" w:semiHidden="1" w:unhideWhenUsed="1"/>
     <w:lsdException w:name="footnote text" w:semiHidden="1" w:unhideWhenUsed="1"/>
     <w:lsdException w:name="annotation text" w:semiHidden="1" w:unhideWhenUsed="1"/>
     <w:lsdException w:name="header" w:semiHidden="1" w:unhideWhenUsed="1"/>
     <w:lsdException w:name="footer" w:semiHidden="1" w:unhideWhenUsed="1"/>
     <w:lsdException w:name="index heading" w:semiHidden="1" w:unhideWhenUsed="1"/>
-    <w:lsdException w:name="caption" w:uiPriority="35" w:semiHidden="1" w:unhideWhenUsed="1" w:qFormat="1"/>
+    <w:lsdException w:name="caption" w:semiHidden="1" w:uiPriority="35" w:unhideWhenUsed="1" w:qFormat="1"/>
     <w:lsdException w:name="table of figures" w:semiHidden="1" w:unhideWhenUsed="1"/>
     <w:lsdException w:name="envelope address" w:semiHidden="1" w:unhideWhenUsed="1"/>
     <w:lsdException w:name="envelope return" w:semiHidden="1" w:unhideWhenUsed="1"/>
@@ -8303,7 +7939,7 @@
     <w:lsdException w:name="Title" w:uiPriority="10" w:qFormat="1"/>
     <w:lsdException w:name="Closing" w:semiHidden="1" w:unhideWhenUsed="1"/>
     <w:lsdException w:name="Signature" w:semiHidden="1" w:unhideWhenUsed="1"/>
-    <w:lsdException w:name="Default Paragraph Font" w:uiPriority="1" w:semiHidden="1" w:unhideWhenUsed="1"/>
+    <w:lsdException w:name="Default Paragraph Font" w:semiHidden="1" w:uiPriority="1" w:unhideWhenUsed="1"/>
     <w:lsdException w:name="Body Text" w:semiHidden="1" w:unhideWhenUsed="1"/>
     <w:lsdException w:name="Body Text Indent" w:semiHidden="1" w:unhideWhenUsed="1"/>
     <w:lsdException w:name="List Continue" w:semiHidden="1" w:unhideWhenUsed="1"/>
@@ -8503,8 +8139,8 @@
     <w:lsdException w:name="Subtle Reference" w:uiPriority="31" w:qFormat="1"/>
     <w:lsdException w:name="Intense Reference" w:uiPriority="32" w:qFormat="1"/>
     <w:lsdException w:name="Book Title" w:uiPriority="33" w:qFormat="1"/>
-    <w:lsdException w:name="Bibliography" w:uiPriority="37" w:semiHidden="1" w:unhideWhenUsed="1"/>
-    <w:lsdException w:name="TOC Heading" w:uiPriority="39" w:semiHidden="1" w:unhideWhenUsed="1" w:qFormat="1"/>
+    <w:lsdException w:name="Bibliography" w:semiHidden="1" w:uiPriority="37" w:unhideWhenUsed="1"/>
+    <w:lsdException w:name="TOC Heading" w:semiHidden="1" w:uiPriority="39" w:unhideWhenUsed="1" w:qFormat="1"/>
     <w:lsdException w:name="Plain Table 1" w:uiPriority="41"/>
     <w:lsdException w:name="Plain Table 2" w:uiPriority="42"/>
     <w:lsdException w:name="Plain Table 3" w:uiPriority="43"/>
@@ -8610,146 +8246,107 @@
     <w:lsdException w:name="List Table 6 Colorful Accent 6" w:uiPriority="51"/>
     <w:lsdException w:name="List Table 7 Colorful Accent 6" w:uiPriority="52"/>
   </w:latentStyles>
-  <w:style w:type="paragraph" w:styleId="Normal" w:default="1">
+  <w:style w:type="paragraph" w:default="1" w:styleId="Normal">
     <w:name w:val="Normal"/>
     <w:qFormat/>
-    <w:pPr>
-      <w:widowControl/>
-      <w:bidi w:val="0"/>
-      <w:spacing w:before="0" w:after="0"/>
-      <w:jc w:val="start"/>
-    </w:pPr>
     <w:rPr>
-      <w:rFonts w:cs="Latha" w:ascii="Calibri" w:hAnsi="Calibri" w:eastAsia="Calibri"/>
-      <w:color w:val="1F2937"/>
-      <w:kern w:val="0"/>
-      <w:sz w:val="18"/>
-      <w:szCs w:val="18"/>
-      <w:lang w:val="en-IN" w:eastAsia="en-IN" w:bidi="gu-IN"/>
+      <w:rFonts w:cs="Latha"/>
     </w:rPr>
   </w:style>
   <w:style w:type="paragraph" w:styleId="Heading1">
     <w:name w:val="heading 1"/>
     <w:qFormat/>
     <w:pPr>
-      <w:widowControl/>
-      <w:bidi w:val="0"/>
-      <w:spacing w:before="0" w:after="0"/>
-      <w:jc w:val="start"/>
       <w:outlineLvl w:val="0"/>
     </w:pPr>
     <w:rPr>
-      <w:rFonts w:ascii="Calibri" w:hAnsi="Calibri" w:eastAsia="Calibri" w:cs="Calibri"/>
       <w:color w:val="2E74B5"/>
-      <w:kern w:val="0"/>
       <w:sz w:val="32"/>
       <w:szCs w:val="32"/>
-      <w:lang w:val="en-IN" w:eastAsia="en-IN" w:bidi="gu-IN"/>
     </w:rPr>
   </w:style>
   <w:style w:type="paragraph" w:styleId="Heading2">
     <w:name w:val="heading 2"/>
     <w:qFormat/>
     <w:pPr>
-      <w:widowControl/>
-      <w:bidi w:val="0"/>
-      <w:spacing w:before="0" w:after="0"/>
-      <w:jc w:val="start"/>
       <w:outlineLvl w:val="1"/>
     </w:pPr>
     <w:rPr>
-      <w:rFonts w:ascii="Calibri" w:hAnsi="Calibri" w:eastAsia="Calibri" w:cs="Calibri"/>
       <w:color w:val="2E74B5"/>
-      <w:kern w:val="0"/>
       <w:sz w:val="26"/>
       <w:szCs w:val="26"/>
-      <w:lang w:val="en-IN" w:eastAsia="en-IN" w:bidi="gu-IN"/>
     </w:rPr>
   </w:style>
   <w:style w:type="paragraph" w:styleId="Heading3">
     <w:name w:val="heading 3"/>
     <w:qFormat/>
     <w:pPr>
-      <w:widowControl/>
-      <w:bidi w:val="0"/>
-      <w:spacing w:before="0" w:after="0"/>
-      <w:jc w:val="start"/>
       <w:outlineLvl w:val="2"/>
     </w:pPr>
     <w:rPr>
-      <w:rFonts w:ascii="Calibri" w:hAnsi="Calibri" w:eastAsia="Calibri" w:cs="Calibri"/>
       <w:color w:val="1F4D78"/>
-      <w:kern w:val="0"/>
       <w:sz w:val="24"/>
       <w:szCs w:val="24"/>
-      <w:lang w:val="en-IN" w:eastAsia="en-IN" w:bidi="gu-IN"/>
     </w:rPr>
   </w:style>
   <w:style w:type="paragraph" w:styleId="Heading4">
     <w:name w:val="heading 4"/>
     <w:qFormat/>
     <w:pPr>
-      <w:widowControl/>
-      <w:bidi w:val="0"/>
-      <w:spacing w:before="0" w:after="0"/>
-      <w:jc w:val="start"/>
       <w:outlineLvl w:val="3"/>
     </w:pPr>
     <w:rPr>
-      <w:rFonts w:ascii="Calibri" w:hAnsi="Calibri" w:eastAsia="Calibri" w:cs="Calibri"/>
       <w:i/>
       <w:iCs/>
       <w:color w:val="2E74B5"/>
-      <w:kern w:val="0"/>
-      <w:sz w:val="18"/>
-      <w:szCs w:val="18"/>
-      <w:lang w:val="en-IN" w:eastAsia="en-IN" w:bidi="gu-IN"/>
     </w:rPr>
   </w:style>
   <w:style w:type="paragraph" w:styleId="Heading5">
     <w:name w:val="heading 5"/>
     <w:qFormat/>
     <w:pPr>
-      <w:widowControl/>
-      <w:bidi w:val="0"/>
-      <w:spacing w:before="0" w:after="0"/>
-      <w:jc w:val="start"/>
       <w:outlineLvl w:val="4"/>
     </w:pPr>
     <w:rPr>
-      <w:rFonts w:ascii="Calibri" w:hAnsi="Calibri" w:eastAsia="Calibri" w:cs="Calibri"/>
       <w:color w:val="2E74B5"/>
-      <w:kern w:val="0"/>
-      <w:sz w:val="18"/>
-      <w:szCs w:val="18"/>
-      <w:lang w:val="en-IN" w:eastAsia="en-IN" w:bidi="gu-IN"/>
     </w:rPr>
   </w:style>
   <w:style w:type="paragraph" w:styleId="Heading6">
     <w:name w:val="heading 6"/>
     <w:qFormat/>
     <w:pPr>
-      <w:widowControl/>
-      <w:bidi w:val="0"/>
-      <w:spacing w:before="0" w:after="0"/>
-      <w:jc w:val="start"/>
       <w:outlineLvl w:val="5"/>
     </w:pPr>
     <w:rPr>
-      <w:rFonts w:ascii="Calibri" w:hAnsi="Calibri" w:eastAsia="Calibri" w:cs="Calibri"/>
       <w:color w:val="1F4D78"/>
-      <w:kern w:val="0"/>
-      <w:sz w:val="18"/>
-      <w:szCs w:val="18"/>
-      <w:lang w:val="en-IN" w:eastAsia="en-IN" w:bidi="gu-IN"/>
     </w:rPr>
   </w:style>
-  <w:style w:type="character" w:styleId="DefaultParagraphFont" w:default="1">
+  <w:style w:type="character" w:default="1" w:styleId="DefaultParagraphFont">
     <w:name w:val="Default Paragraph Font"/>
     <w:uiPriority w:val="1"/>
     <w:semiHidden/>
     <w:unhideWhenUsed/>
-    <w:rPr/>
+  </w:style>
+  <w:style w:type="table" w:default="1" w:styleId="TableNormal">
+    <w:name w:val="Normal Table"/>
+    <w:uiPriority w:val="99"/>
+    <w:semiHidden/>
+    <w:unhideWhenUsed/>
+    <w:tblPr>
+      <w:tblInd w:w="0" w:type="dxa"/>
+      <w:tblCellMar>
+        <w:top w:w="0" w:type="dxa"/>
+        <w:left w:w="108" w:type="dxa"/>
+        <w:bottom w:w="0" w:type="dxa"/>
+        <w:right w:w="108" w:type="dxa"/>
+      </w:tblCellMar>
+    </w:tblPr>
+  </w:style>
+  <w:style w:type="numbering" w:default="1" w:styleId="NoList">
+    <w:name w:val="No List"/>
+    <w:uiPriority w:val="99"/>
+    <w:semiHidden/>
+    <w:unhideWhenUsed/>
   </w:style>
   <w:style w:type="character" w:styleId="Hyperlink">
     <w:name w:val="Hyperlink"/>
@@ -8760,7 +8357,7 @@
       <w:u w:val="single"/>
     </w:rPr>
   </w:style>
-  <w:style w:type="character" w:styleId="FootnoteCharacters">
+  <w:style w:type="character" w:customStyle="1" w:styleId="FootnoteCharacters">
     <w:name w:val="Footnote Characters"/>
     <w:uiPriority w:val="99"/>
     <w:semiHidden/>
@@ -8775,7 +8372,7 @@
       <w:vertAlign w:val="superscript"/>
     </w:rPr>
   </w:style>
-  <w:style w:type="character" w:styleId="FootnoteTextChar" w:customStyle="1">
+  <w:style w:type="character" w:customStyle="1" w:styleId="FootnoteTextChar">
     <w:name w:val="Footnote Text Char"/>
     <w:link w:val="FootnoteText"/>
     <w:uiPriority w:val="99"/>
@@ -8786,7 +8383,7 @@
       <w:szCs w:val="20"/>
     </w:rPr>
   </w:style>
-  <w:style w:type="character" w:styleId="EndnoteCharacters">
+  <w:style w:type="character" w:customStyle="1" w:styleId="EndnoteCharacters">
     <w:name w:val="Endnote Characters"/>
     <w:uiPriority w:val="99"/>
     <w:semiHidden/>
@@ -8801,7 +8398,7 @@
       <w:vertAlign w:val="superscript"/>
     </w:rPr>
   </w:style>
-  <w:style w:type="character" w:styleId="EndnoteTextChar" w:customStyle="1">
+  <w:style w:type="character" w:customStyle="1" w:styleId="EndnoteTextChar">
     <w:name w:val="Endnote Text Char"/>
     <w:link w:val="EndnoteText"/>
     <w:uiPriority w:val="99"/>
@@ -8812,36 +8409,36 @@
       <w:szCs w:val="20"/>
     </w:rPr>
   </w:style>
-  <w:style w:type="character" w:styleId="HeaderChar" w:customStyle="1">
+  <w:style w:type="character" w:customStyle="1" w:styleId="HeaderChar">
     <w:name w:val="Header Char"/>
     <w:basedOn w:val="DefaultParagraphFont"/>
     <w:link w:val="Header"/>
     <w:uiPriority w:val="99"/>
-    <w:rsid w:val="00f23ee3"/>
+    <w:rsid w:val="00F23EE3"/>
     <w:rPr>
       <w:rFonts w:cs="Latha"/>
     </w:rPr>
   </w:style>
-  <w:style w:type="character" w:styleId="FooterChar" w:customStyle="1">
+  <w:style w:type="character" w:customStyle="1" w:styleId="FooterChar">
     <w:name w:val="Footer Char"/>
     <w:basedOn w:val="DefaultParagraphFont"/>
     <w:link w:val="Footer"/>
     <w:uiPriority w:val="99"/>
-    <w:rsid w:val="00f23ee3"/>
+    <w:rsid w:val="00F23EE3"/>
     <w:rPr>
       <w:rFonts w:cs="Latha"/>
     </w:rPr>
   </w:style>
-  <w:style w:type="paragraph" w:styleId="Heading">
+  <w:style w:type="paragraph" w:customStyle="1" w:styleId="Heading">
     <w:name w:val="Heading"/>
     <w:basedOn w:val="Normal"/>
     <w:next w:val="BodyText"/>
     <w:pPr>
-      <w:keepNext w:val="true"/>
+      <w:keepNext/>
       <w:spacing w:before="240" w:after="120"/>
     </w:pPr>
     <w:rPr>
-      <w:rFonts w:ascii="Liberation Sans" w:hAnsi="Liberation Sans" w:eastAsia="Microsoft YaHei" w:cs="Arial"/>
+      <w:rFonts w:ascii="Liberation Sans" w:eastAsia="Microsoft YaHei" w:hAnsi="Liberation Sans" w:cs="Arial"/>
       <w:sz w:val="28"/>
       <w:szCs w:val="28"/>
     </w:rPr>
@@ -8850,14 +8447,12 @@
     <w:name w:val="Body Text"/>
     <w:basedOn w:val="Normal"/>
     <w:pPr>
-      <w:spacing w:lineRule="auto" w:line="276" w:before="0" w:after="140"/>
+      <w:spacing w:after="140" w:line="276" w:lineRule="auto"/>
     </w:pPr>
-    <w:rPr/>
   </w:style>
   <w:style w:type="paragraph" w:styleId="List">
     <w:name w:val="List"/>
     <w:basedOn w:val="BodyText"/>
-    <w:pPr/>
     <w:rPr>
       <w:rFonts w:cs="Arial"/>
     </w:rPr>
@@ -8877,7 +8472,7 @@
       <w:szCs w:val="24"/>
     </w:rPr>
   </w:style>
-  <w:style w:type="paragraph" w:styleId="Index">
+  <w:style w:type="paragraph" w:customStyle="1" w:styleId="Index">
     <w:name w:val="Index"/>
     <w:basedOn w:val="Normal"/>
     <w:pPr>
@@ -8890,58 +8485,22 @@
   <w:style w:type="paragraph" w:styleId="Title">
     <w:name w:val="Title"/>
     <w:qFormat/>
-    <w:pPr>
-      <w:widowControl/>
-      <w:bidi w:val="0"/>
-      <w:spacing w:before="0" w:after="0"/>
-      <w:jc w:val="start"/>
-    </w:pPr>
     <w:rPr>
-      <w:rFonts w:ascii="Calibri" w:hAnsi="Calibri" w:eastAsia="Calibri" w:cs="Calibri"/>
-      <w:color w:val="1F2937"/>
-      <w:kern w:val="0"/>
       <w:sz w:val="56"/>
       <w:szCs w:val="56"/>
-      <w:lang w:val="en-IN" w:eastAsia="en-IN" w:bidi="gu-IN"/>
     </w:rPr>
   </w:style>
-  <w:style w:type="paragraph" w:styleId="Strong1" w:customStyle="1">
+  <w:style w:type="paragraph" w:customStyle="1" w:styleId="Strong1">
     <w:name w:val="Strong1"/>
     <w:qFormat/>
-    <w:pPr>
-      <w:widowControl/>
-      <w:bidi w:val="0"/>
-      <w:spacing w:before="0" w:after="0"/>
-      <w:jc w:val="start"/>
-    </w:pPr>
     <w:rPr>
-      <w:rFonts w:ascii="Calibri" w:hAnsi="Calibri" w:eastAsia="Calibri" w:cs="Calibri"/>
       <w:b/>
       <w:bCs/>
-      <w:color w:val="1F2937"/>
-      <w:kern w:val="0"/>
-      <w:sz w:val="18"/>
-      <w:szCs w:val="18"/>
-      <w:lang w:val="en-IN" w:eastAsia="en-IN" w:bidi="gu-IN"/>
     </w:rPr>
   </w:style>
   <w:style w:type="paragraph" w:styleId="ListParagraph">
     <w:name w:val="List Paragraph"/>
     <w:qFormat/>
-    <w:pPr>
-      <w:widowControl/>
-      <w:bidi w:val="0"/>
-      <w:spacing w:before="0" w:after="0"/>
-      <w:jc w:val="start"/>
-    </w:pPr>
-    <w:rPr>
-      <w:rFonts w:ascii="Calibri" w:hAnsi="Calibri" w:eastAsia="Calibri" w:cs="Calibri"/>
-      <w:color w:val="1F2937"/>
-      <w:kern w:val="0"/>
-      <w:sz w:val="18"/>
-      <w:szCs w:val="18"/>
-      <w:lang w:val="en-IN" w:eastAsia="en-IN" w:bidi="gu-IN"/>
-    </w:rPr>
   </w:style>
   <w:style w:type="paragraph" w:styleId="FootnoteText">
     <w:name w:val="footnote text"/>
@@ -8949,19 +8508,9 @@
     <w:uiPriority w:val="99"/>
     <w:semiHidden/>
     <w:unhideWhenUsed/>
-    <w:pPr>
-      <w:widowControl/>
-      <w:bidi w:val="0"/>
-      <w:spacing w:before="0" w:after="0"/>
-      <w:jc w:val="start"/>
-    </w:pPr>
     <w:rPr>
-      <w:rFonts w:ascii="Calibri" w:hAnsi="Calibri" w:eastAsia="Calibri" w:cs="Calibri"/>
-      <w:color w:val="1F2937"/>
-      <w:kern w:val="0"/>
       <w:sz w:val="20"/>
       <w:szCs w:val="20"/>
-      <w:lang w:val="en-IN" w:eastAsia="en-IN" w:bidi="gu-IN"/>
     </w:rPr>
   </w:style>
   <w:style w:type="paragraph" w:styleId="EndnoteText">
@@ -8970,26 +8519,14 @@
     <w:uiPriority w:val="99"/>
     <w:semiHidden/>
     <w:unhideWhenUsed/>
-    <w:pPr>
-      <w:widowControl/>
-      <w:bidi w:val="0"/>
-      <w:spacing w:before="0" w:after="0"/>
-      <w:jc w:val="start"/>
-    </w:pPr>
     <w:rPr>
-      <w:rFonts w:ascii="Calibri" w:hAnsi="Calibri" w:eastAsia="Calibri" w:cs="Calibri"/>
-      <w:color w:val="1F2937"/>
-      <w:kern w:val="0"/>
       <w:sz w:val="20"/>
       <w:szCs w:val="20"/>
-      <w:lang w:val="en-IN" w:eastAsia="en-IN" w:bidi="gu-IN"/>
     </w:rPr>
   </w:style>
-  <w:style w:type="paragraph" w:styleId="HeaderandFooter">
+  <w:style w:type="paragraph" w:customStyle="1" w:styleId="HeaderandFooter">
     <w:name w:val="Header and Footer"/>
     <w:basedOn w:val="Normal"/>
-    <w:pPr/>
-    <w:rPr/>
   </w:style>
   <w:style w:type="paragraph" w:styleId="Header">
     <w:name w:val="header"/>
@@ -8997,15 +8534,13 @@
     <w:link w:val="HeaderChar"/>
     <w:uiPriority w:val="99"/>
     <w:unhideWhenUsed/>
-    <w:rsid w:val="00f23ee3"/>
+    <w:rsid w:val="00F23EE3"/>
     <w:pPr>
       <w:tabs>
-        <w:tab w:val="clear" w:pos="720"/>
-        <w:tab w:val="center" w:pos="4513" w:leader="none"/>
-        <w:tab w:val="right" w:pos="9026" w:leader="none"/>
+        <w:tab w:val="center" w:pos="4513"/>
+        <w:tab w:val="right" w:pos="9026"/>
       </w:tabs>
     </w:pPr>
-    <w:rPr/>
   </w:style>
   <w:style w:type="paragraph" w:styleId="Footer">
     <w:name w:val="footer"/>
@@ -9013,47 +8548,23 @@
     <w:link w:val="FooterChar"/>
     <w:uiPriority w:val="99"/>
     <w:unhideWhenUsed/>
-    <w:rsid w:val="00f23ee3"/>
+    <w:rsid w:val="00F23EE3"/>
     <w:pPr>
       <w:tabs>
-        <w:tab w:val="clear" w:pos="720"/>
-        <w:tab w:val="center" w:pos="4513" w:leader="none"/>
-        <w:tab w:val="right" w:pos="9026" w:leader="none"/>
+        <w:tab w:val="center" w:pos="4513"/>
+        <w:tab w:val="right" w:pos="9026"/>
       </w:tabs>
     </w:pPr>
-    <w:rPr/>
   </w:style>
-  <w:style w:type="paragraph" w:styleId="FrameContents">
+  <w:style w:type="paragraph" w:customStyle="1" w:styleId="FrameContents">
     <w:name w:val="Frame Contents"/>
     <w:basedOn w:val="Normal"/>
-    <w:pPr/>
-    <w:rPr/>
-  </w:style>
-  <w:style w:type="numbering" w:styleId="NoList" w:default="1">
-    <w:name w:val="No List"/>
-    <w:uiPriority w:val="99"/>
-    <w:semiHidden/>
-    <w:unhideWhenUsed/>
-  </w:style>
-  <w:style w:type="table" w:default="1" w:styleId="TableNormal">
-    <w:name w:val="Normal Table"/>
-    <w:uiPriority w:val="99"/>
-    <w:semiHidden/>
-    <w:unhideWhenUsed/>
-    <w:tblPr>
-      <w:tblCellMar>
-        <w:top w:w="0" w:type="dxa"/>
-        <w:left w:w="108" w:type="dxa"/>
-        <w:bottom w:w="0" w:type="dxa"/>
-        <w:right w:w="108" w:type="dxa"/>
-      </w:tblCellMar>
-    </w:tblPr>
   </w:style>
 </w:styles>
 </file>
 
 <file path=word/theme/theme1.xml><?xml version="1.0" encoding="utf-8"?>
-<a:theme xmlns:a="http://schemas.openxmlformats.org/drawingml/2006/main" xmlns:r="http://schemas.openxmlformats.org/officeDocument/2006/relationships" name="Office Theme">
+<a:theme xmlns:a="http://schemas.openxmlformats.org/drawingml/2006/main" name="Office Theme">
   <a:themeElements>
     <a:clrScheme name="Office">
       <a:dk1>
@@ -9095,7 +8606,7 @@
     </a:clrScheme>
     <a:fontScheme name="Office">
       <a:majorFont>
-        <a:latin typeface="Calibri Light" panose="020F0302020204030204" pitchFamily="0" charset="1"/>
+        <a:latin typeface="Calibri Light" panose="020F0302020204030204"/>
         <a:ea typeface=""/>
         <a:cs typeface=""/>
         <a:font script="Jpan" typeface="游ゴシック Light"/>
@@ -9130,7 +8641,7 @@
         <a:font script="Geor" typeface="Sylfaen"/>
       </a:majorFont>
       <a:minorFont>
-        <a:latin typeface="Calibri" panose="020F0502020204030204" pitchFamily="0" charset="1"/>
+        <a:latin typeface="Calibri" panose="020F0502020204030204"/>
         <a:ea typeface=""/>
         <a:cs typeface=""/>
         <a:font script="Jpan" typeface="游明朝"/>
@@ -9192,7 +8703,7 @@
             </a:gs>
           </a:gsLst>
           <a:lin ang="5400000" scaled="0"/>
-          <a:tileRect l="0" t="0" r="0" b="0"/>
+          <a:tileRect/>
         </a:gradFill>
         <a:gradFill>
           <a:gsLst>
@@ -9216,7 +8727,7 @@
             </a:gs>
           </a:gsLst>
           <a:lin ang="5400000" scaled="0"/>
-          <a:tileRect l="0" t="0" r="0" b="0"/>
+          <a:tileRect/>
         </a:gradFill>
       </a:fillStyleLst>
       <a:lnStyleLst>
@@ -9276,11 +8787,13 @@
             </a:gs>
           </a:gsLst>
           <a:lin ang="5400000" scaled="0"/>
-          <a:tileRect l="0" t="0" r="0" b="0"/>
+          <a:tileRect/>
         </a:gradFill>
       </a:bgFillStyleLst>
     </a:fmtScheme>
   </a:themeElements>
+  <a:objectDefaults/>
+  <a:extraClrSchemeLst/>
 </a:theme>
 </file>
 
@@ -9289,7 +8802,7 @@
 </file>
 
 <file path=customXml/itemProps1.xml><?xml version="1.0" encoding="utf-8"?>
-<ds:datastoreItem xmlns:ds="http://schemas.openxmlformats.org/officeDocument/2006/customXml" ds:itemID="{A0973793-A892-4003-B10A-24741B387E94}">
+<ds:datastoreItem xmlns:ds="http://schemas.openxmlformats.org/officeDocument/2006/customXml" ds:itemID="{1637F3CB-2381-4ADF-92EE-6AFE34D0141B}">
   <ds:schemaRefs>
     <ds:schemaRef ds:uri="http://schemas.openxmlformats.org/officeDocument/2006/bibliography"/>
   </ds:schemaRefs>
